--- a/zht/docx/206.content.docx
+++ b/zht/docx/206.content.docx
@@ -313,114 +313,84 @@
           <w:lang w:val="zh_TW" w:bidi="zh_TW"/>
         </w:rPr>
       </w:r>
-      <w:hyperlink r:id="rId13">
-        <w:r>
-          <w:rPr>
-            <w:lang w:val="zh_TW" w:bidi="zh_TW"/>
-          </w:rPr>
-          <w:rPr>
-            <w:color w:val="0000EE"/>
-            <w:u w:val="single"/>
-          </w:rPr>
-          <w:t>歷代志上26:26–28</w:t>
-        </w:r>
-      </w:hyperlink>
-    </w:p>
-    <w:p>
-      <w:pPr>
-        <w:pStyle w:val="ListBullet"/>
-        <w:spacing w:line="240" w:lineRule="auto"/>
-        <w:ind w:left="720"/>
-      </w:pPr>
-      <w:r>
-        <w:rPr>
-          <w:lang w:val="zh_TW" w:bidi="zh_TW"/>
-        </w:rPr>
-      </w:r>
-      <w:hyperlink r:id="rId14">
-        <w:r>
-          <w:rPr>
-            <w:lang w:val="zh_TW" w:bidi="zh_TW"/>
-          </w:rPr>
-          <w:rPr>
-            <w:color w:val="0000EE"/>
-            <w:u w:val="single"/>
-          </w:rPr>
-          <w:t>列王紀上2:5–6</w:t>
-        </w:r>
-      </w:hyperlink>
-    </w:p>
-    <w:p>
-      <w:pPr>
-        <w:pStyle w:val="ListBullet"/>
-        <w:spacing w:line="240" w:lineRule="auto"/>
-        <w:ind w:left="720"/>
-      </w:pPr>
-      <w:r>
-        <w:rPr>
-          <w:lang w:val="zh_TW" w:bidi="zh_TW"/>
-        </w:rPr>
-      </w:r>
-      <w:hyperlink r:id="rId15">
-        <w:r>
-          <w:rPr>
-            <w:lang w:val="zh_TW" w:bidi="zh_TW"/>
-          </w:rPr>
-          <w:rPr>
-            <w:color w:val="0000EE"/>
-            <w:u w:val="single"/>
-          </w:rPr>
-          <w:t>列王紀上2:32</w:t>
-        </w:r>
-      </w:hyperlink>
-    </w:p>
-    <w:p>
-      <w:pPr>
-        <w:pStyle w:val="ListBullet"/>
-        <w:spacing w:line="240" w:lineRule="auto"/>
-        <w:ind w:left="720"/>
-      </w:pPr>
-      <w:r>
-        <w:rPr>
-          <w:lang w:val="zh_TW" w:bidi="zh_TW"/>
-        </w:rPr>
-      </w:r>
-      <w:hyperlink r:id="rId16">
-        <w:r>
-          <w:rPr>
-            <w:lang w:val="zh_TW" w:bidi="zh_TW"/>
-          </w:rPr>
-          <w:rPr>
-            <w:color w:val="0000EE"/>
-            <w:u w:val="single"/>
-          </w:rPr>
-          <w:t>撒母耳記上17:55–56</w:t>
-        </w:r>
-      </w:hyperlink>
-    </w:p>
-    <w:p>
-      <w:pPr>
-        <w:pStyle w:val="ListBullet"/>
-        <w:spacing w:line="240" w:lineRule="auto"/>
-        <w:ind w:left="720"/>
-      </w:pPr>
-      <w:r>
-        <w:rPr>
-          <w:lang w:val="zh_TW" w:bidi="zh_TW"/>
-        </w:rPr>
-      </w:r>
-      <w:hyperlink r:id="rId17">
-        <w:r>
-          <w:rPr>
-            <w:lang w:val="zh_TW" w:bidi="zh_TW"/>
-          </w:rPr>
-          <w:rPr>
-            <w:color w:val="0000EE"/>
-            <w:u w:val="single"/>
-          </w:rPr>
-          <w:t>撒母耳記下3:22</w:t>
-        </w:r>
-      </w:hyperlink>
+      <w:r>
+        <w:rPr>
+          <w:lang w:val="zh_TW" w:bidi="zh_TW"/>
+        </w:rPr>
+        <w:t>歷代志上26:26–28</w:t>
+      </w:r>
+    </w:p>
+    <w:p>
+      <w:pPr>
+        <w:pStyle w:val="ListBullet"/>
+        <w:spacing w:line="240" w:lineRule="auto"/>
+        <w:ind w:left="720"/>
+      </w:pPr>
+      <w:r>
+        <w:rPr>
+          <w:lang w:val="zh_TW" w:bidi="zh_TW"/>
+        </w:rPr>
+      </w:r>
+      <w:r>
+        <w:rPr>
+          <w:lang w:val="zh_TW" w:bidi="zh_TW"/>
+        </w:rPr>
+        <w:t>列王紀上2:5–6</w:t>
+      </w:r>
+    </w:p>
+    <w:p>
+      <w:pPr>
+        <w:pStyle w:val="ListBullet"/>
+        <w:spacing w:line="240" w:lineRule="auto"/>
+        <w:ind w:left="720"/>
+      </w:pPr>
+      <w:r>
+        <w:rPr>
+          <w:lang w:val="zh_TW" w:bidi="zh_TW"/>
+        </w:rPr>
+      </w:r>
+      <w:r>
+        <w:rPr>
+          <w:lang w:val="zh_TW" w:bidi="zh_TW"/>
+        </w:rPr>
+        <w:t>列王紀上2:32</w:t>
+      </w:r>
+    </w:p>
+    <w:p>
+      <w:pPr>
+        <w:pStyle w:val="ListBullet"/>
+        <w:spacing w:line="240" w:lineRule="auto"/>
+        <w:ind w:left="720"/>
+      </w:pPr>
+      <w:r>
+        <w:rPr>
+          <w:lang w:val="zh_TW" w:bidi="zh_TW"/>
+        </w:rPr>
+      </w:r>
+      <w:r>
+        <w:rPr>
+          <w:lang w:val="zh_TW" w:bidi="zh_TW"/>
+        </w:rPr>
+        <w:t>撒母耳記上17:55–56</w:t>
+      </w:r>
+    </w:p>
+    <w:p>
+      <w:pPr>
+        <w:pStyle w:val="ListBullet"/>
+        <w:spacing w:line="240" w:lineRule="auto"/>
+        <w:ind w:left="720"/>
+      </w:pPr>
+      <w:r>
+        <w:rPr>
+          <w:lang w:val="zh_TW" w:bidi="zh_TW"/>
+        </w:rPr>
+      </w:r>
+      <w:r>
+        <w:rPr>
+          <w:lang w:val="zh_TW" w:bidi="zh_TW"/>
+        </w:rPr>
+        <w:t>撒母耳記下3:22</w:t>
+      </w:r>
     </w:p>
     <w:p>
       <w:pPr>
@@ -656,138 +626,102 @@
           <w:lang w:val="zh_TW" w:bidi="zh_TW"/>
         </w:rPr>
       </w:r>
-      <w:hyperlink r:id="rId18">
-        <w:r>
-          <w:rPr>
-            <w:lang w:val="zh_TW" w:bidi="zh_TW"/>
-          </w:rPr>
-          <w:rPr>
-            <w:color w:val="0000EE"/>
-            <w:u w:val="single"/>
-          </w:rPr>
-          <w:t>歷代志上3:1–3</w:t>
-        </w:r>
-      </w:hyperlink>
-    </w:p>
-    <w:p>
-      <w:pPr>
-        <w:pStyle w:val="ListBullet"/>
-        <w:spacing w:line="240" w:lineRule="auto"/>
-        <w:ind w:left="720"/>
-      </w:pPr>
-      <w:r>
-        <w:rPr>
-          <w:lang w:val="zh_TW" w:bidi="zh_TW"/>
-        </w:rPr>
-      </w:r>
-      <w:hyperlink r:id="rId19">
-        <w:r>
-          <w:rPr>
-            <w:lang w:val="zh_TW" w:bidi="zh_TW"/>
-          </w:rPr>
-          <w:rPr>
-            <w:color w:val="0000EE"/>
-            <w:u w:val="single"/>
-          </w:rPr>
-          <w:t>列王紀上1:6</w:t>
-        </w:r>
-      </w:hyperlink>
-    </w:p>
-    <w:p>
-      <w:pPr>
-        <w:pStyle w:val="ListBullet"/>
-        <w:spacing w:line="240" w:lineRule="auto"/>
-        <w:ind w:left="720"/>
-      </w:pPr>
-      <w:r>
-        <w:rPr>
-          <w:lang w:val="zh_TW" w:bidi="zh_TW"/>
-        </w:rPr>
-      </w:r>
-      <w:hyperlink r:id="rId20">
-        <w:r>
-          <w:rPr>
-            <w:lang w:val="zh_TW" w:bidi="zh_TW"/>
-          </w:rPr>
-          <w:rPr>
-            <w:color w:val="0000EE"/>
-            <w:u w:val="single"/>
-          </w:rPr>
-          <w:t>撒母耳記下15:2</w:t>
-        </w:r>
-      </w:hyperlink>
-    </w:p>
-    <w:p>
-      <w:pPr>
-        <w:pStyle w:val="ListBullet"/>
-        <w:spacing w:line="240" w:lineRule="auto"/>
-        <w:ind w:left="720"/>
-      </w:pPr>
-      <w:r>
-        <w:rPr>
-          <w:lang w:val="zh_TW" w:bidi="zh_TW"/>
-        </w:rPr>
-      </w:r>
-      <w:hyperlink r:id="rId21">
-        <w:r>
-          <w:rPr>
-            <w:lang w:val="zh_TW" w:bidi="zh_TW"/>
-          </w:rPr>
-          <w:rPr>
-            <w:color w:val="0000EE"/>
-            <w:u w:val="single"/>
-          </w:rPr>
-          <w:t>撒母耳記下17:1–4</w:t>
-        </w:r>
-      </w:hyperlink>
-    </w:p>
-    <w:p>
-      <w:pPr>
-        <w:pStyle w:val="ListBullet"/>
-        <w:spacing w:line="240" w:lineRule="auto"/>
-        <w:ind w:left="720"/>
-      </w:pPr>
-      <w:r>
-        <w:rPr>
-          <w:lang w:val="zh_TW" w:bidi="zh_TW"/>
-        </w:rPr>
-      </w:r>
-      <w:hyperlink r:id="rId22">
-        <w:r>
-          <w:rPr>
-            <w:lang w:val="zh_TW" w:bidi="zh_TW"/>
-          </w:rPr>
-          <w:rPr>
-            <w:color w:val="0000EE"/>
-            <w:u w:val="single"/>
-          </w:rPr>
-          <w:t>撒母耳記下18:18</w:t>
-        </w:r>
-      </w:hyperlink>
-    </w:p>
-    <w:p>
-      <w:pPr>
-        <w:pStyle w:val="ListBullet"/>
-        <w:spacing w:line="240" w:lineRule="auto"/>
-        <w:ind w:left="720"/>
-      </w:pPr>
-      <w:r>
-        <w:rPr>
-          <w:lang w:val="zh_TW" w:bidi="zh_TW"/>
-        </w:rPr>
-      </w:r>
-      <w:hyperlink r:id="rId23">
-        <w:r>
-          <w:rPr>
-            <w:lang w:val="zh_TW" w:bidi="zh_TW"/>
-          </w:rPr>
-          <w:rPr>
-            <w:color w:val="0000EE"/>
-            <w:u w:val="single"/>
-          </w:rPr>
-          <w:t>詩篇3:1–2</w:t>
-        </w:r>
-      </w:hyperlink>
+      <w:r>
+        <w:rPr>
+          <w:lang w:val="zh_TW" w:bidi="zh_TW"/>
+        </w:rPr>
+        <w:t>歷代志上3:1–3</w:t>
+      </w:r>
+    </w:p>
+    <w:p>
+      <w:pPr>
+        <w:pStyle w:val="ListBullet"/>
+        <w:spacing w:line="240" w:lineRule="auto"/>
+        <w:ind w:left="720"/>
+      </w:pPr>
+      <w:r>
+        <w:rPr>
+          <w:lang w:val="zh_TW" w:bidi="zh_TW"/>
+        </w:rPr>
+      </w:r>
+      <w:r>
+        <w:rPr>
+          <w:lang w:val="zh_TW" w:bidi="zh_TW"/>
+        </w:rPr>
+        <w:t>列王紀上1:6</w:t>
+      </w:r>
+    </w:p>
+    <w:p>
+      <w:pPr>
+        <w:pStyle w:val="ListBullet"/>
+        <w:spacing w:line="240" w:lineRule="auto"/>
+        <w:ind w:left="720"/>
+      </w:pPr>
+      <w:r>
+        <w:rPr>
+          <w:lang w:val="zh_TW" w:bidi="zh_TW"/>
+        </w:rPr>
+      </w:r>
+      <w:r>
+        <w:rPr>
+          <w:lang w:val="zh_TW" w:bidi="zh_TW"/>
+        </w:rPr>
+        <w:t>撒母耳記下15:2</w:t>
+      </w:r>
+    </w:p>
+    <w:p>
+      <w:pPr>
+        <w:pStyle w:val="ListBullet"/>
+        <w:spacing w:line="240" w:lineRule="auto"/>
+        <w:ind w:left="720"/>
+      </w:pPr>
+      <w:r>
+        <w:rPr>
+          <w:lang w:val="zh_TW" w:bidi="zh_TW"/>
+        </w:rPr>
+      </w:r>
+      <w:r>
+        <w:rPr>
+          <w:lang w:val="zh_TW" w:bidi="zh_TW"/>
+        </w:rPr>
+        <w:t>撒母耳記下17:1–4</w:t>
+      </w:r>
+    </w:p>
+    <w:p>
+      <w:pPr>
+        <w:pStyle w:val="ListBullet"/>
+        <w:spacing w:line="240" w:lineRule="auto"/>
+        <w:ind w:left="720"/>
+      </w:pPr>
+      <w:r>
+        <w:rPr>
+          <w:lang w:val="zh_TW" w:bidi="zh_TW"/>
+        </w:rPr>
+      </w:r>
+      <w:r>
+        <w:rPr>
+          <w:lang w:val="zh_TW" w:bidi="zh_TW"/>
+        </w:rPr>
+        <w:t>撒母耳記下18:18</w:t>
+      </w:r>
+    </w:p>
+    <w:p>
+      <w:pPr>
+        <w:pStyle w:val="ListBullet"/>
+        <w:spacing w:line="240" w:lineRule="auto"/>
+        <w:ind w:left="720"/>
+      </w:pPr>
+      <w:r>
+        <w:rPr>
+          <w:lang w:val="zh_TW" w:bidi="zh_TW"/>
+        </w:rPr>
+      </w:r>
+      <w:r>
+        <w:rPr>
+          <w:lang w:val="zh_TW" w:bidi="zh_TW"/>
+        </w:rPr>
+        <w:t>詩篇3:1–2</w:t>
+      </w:r>
     </w:p>
     <w:p>
       <w:pPr>
@@ -1023,114 +957,84 @@
           <w:lang w:val="zh_TW" w:bidi="zh_TW"/>
         </w:rPr>
       </w:r>
-      <w:hyperlink r:id="rId24">
-        <w:r>
-          <w:rPr>
-            <w:lang w:val="zh_TW" w:bidi="zh_TW"/>
-          </w:rPr>
-          <w:rPr>
-            <w:color w:val="0000EE"/>
-            <w:u w:val="single"/>
-          </w:rPr>
-          <w:t>歷代志上1:4</w:t>
-        </w:r>
-      </w:hyperlink>
-    </w:p>
-    <w:p>
-      <w:pPr>
-        <w:pStyle w:val="ListBullet"/>
-        <w:spacing w:line="240" w:lineRule="auto"/>
-        <w:ind w:left="720"/>
-      </w:pPr>
-      <w:r>
-        <w:rPr>
-          <w:lang w:val="zh_TW" w:bidi="zh_TW"/>
-        </w:rPr>
-      </w:r>
-      <w:hyperlink r:id="rId25">
-        <w:r>
-          <w:rPr>
-            <w:lang w:val="zh_TW" w:bidi="zh_TW"/>
-          </w:rPr>
-          <w:rPr>
-            <w:color w:val="0000EE"/>
-            <w:u w:val="single"/>
-          </w:rPr>
-          <w:t>創世記5:32</w:t>
-        </w:r>
-      </w:hyperlink>
-    </w:p>
-    <w:p>
-      <w:pPr>
-        <w:pStyle w:val="ListBullet"/>
-        <w:spacing w:line="240" w:lineRule="auto"/>
-        <w:ind w:left="720"/>
-      </w:pPr>
-      <w:r>
-        <w:rPr>
-          <w:lang w:val="zh_TW" w:bidi="zh_TW"/>
-        </w:rPr>
-      </w:r>
-      <w:hyperlink r:id="rId26">
-        <w:r>
-          <w:rPr>
-            <w:lang w:val="zh_TW" w:bidi="zh_TW"/>
-          </w:rPr>
-          <w:rPr>
-            <w:color w:val="0000EE"/>
-            <w:u w:val="single"/>
-          </w:rPr>
-          <w:t>創世記6:10</w:t>
-        </w:r>
-      </w:hyperlink>
-    </w:p>
-    <w:p>
-      <w:pPr>
-        <w:pStyle w:val="ListBullet"/>
-        <w:spacing w:line="240" w:lineRule="auto"/>
-        <w:ind w:left="720"/>
-      </w:pPr>
-      <w:r>
-        <w:rPr>
-          <w:lang w:val="zh_TW" w:bidi="zh_TW"/>
-        </w:rPr>
-      </w:r>
-      <w:hyperlink r:id="rId27">
-        <w:r>
-          <w:rPr>
-            <w:lang w:val="zh_TW" w:bidi="zh_TW"/>
-          </w:rPr>
-          <w:rPr>
-            <w:color w:val="0000EE"/>
-            <w:u w:val="single"/>
-          </w:rPr>
-          <w:t>創世記7:13–14</w:t>
-        </w:r>
-      </w:hyperlink>
-    </w:p>
-    <w:p>
-      <w:pPr>
-        <w:pStyle w:val="ListBullet"/>
-        <w:spacing w:line="240" w:lineRule="auto"/>
-        <w:ind w:left="720"/>
-      </w:pPr>
-      <w:r>
-        <w:rPr>
-          <w:lang w:val="zh_TW" w:bidi="zh_TW"/>
-        </w:rPr>
-      </w:r>
-      <w:hyperlink r:id="rId28">
-        <w:r>
-          <w:rPr>
-            <w:lang w:val="zh_TW" w:bidi="zh_TW"/>
-          </w:rPr>
-          <w:rPr>
-            <w:color w:val="0000EE"/>
-            <w:u w:val="single"/>
-          </w:rPr>
-          <w:t>創世記10:1</w:t>
-        </w:r>
-      </w:hyperlink>
+      <w:r>
+        <w:rPr>
+          <w:lang w:val="zh_TW" w:bidi="zh_TW"/>
+        </w:rPr>
+        <w:t>歷代志上1:4</w:t>
+      </w:r>
+    </w:p>
+    <w:p>
+      <w:pPr>
+        <w:pStyle w:val="ListBullet"/>
+        <w:spacing w:line="240" w:lineRule="auto"/>
+        <w:ind w:left="720"/>
+      </w:pPr>
+      <w:r>
+        <w:rPr>
+          <w:lang w:val="zh_TW" w:bidi="zh_TW"/>
+        </w:rPr>
+      </w:r>
+      <w:r>
+        <w:rPr>
+          <w:lang w:val="zh_TW" w:bidi="zh_TW"/>
+        </w:rPr>
+        <w:t>創世記5:32</w:t>
+      </w:r>
+    </w:p>
+    <w:p>
+      <w:pPr>
+        <w:pStyle w:val="ListBullet"/>
+        <w:spacing w:line="240" w:lineRule="auto"/>
+        <w:ind w:left="720"/>
+      </w:pPr>
+      <w:r>
+        <w:rPr>
+          <w:lang w:val="zh_TW" w:bidi="zh_TW"/>
+        </w:rPr>
+      </w:r>
+      <w:r>
+        <w:rPr>
+          <w:lang w:val="zh_TW" w:bidi="zh_TW"/>
+        </w:rPr>
+        <w:t>創世記6:10</w:t>
+      </w:r>
+    </w:p>
+    <w:p>
+      <w:pPr>
+        <w:pStyle w:val="ListBullet"/>
+        <w:spacing w:line="240" w:lineRule="auto"/>
+        <w:ind w:left="720"/>
+      </w:pPr>
+      <w:r>
+        <w:rPr>
+          <w:lang w:val="zh_TW" w:bidi="zh_TW"/>
+        </w:rPr>
+      </w:r>
+      <w:r>
+        <w:rPr>
+          <w:lang w:val="zh_TW" w:bidi="zh_TW"/>
+        </w:rPr>
+        <w:t>創世記7:13–14</w:t>
+      </w:r>
+    </w:p>
+    <w:p>
+      <w:pPr>
+        <w:pStyle w:val="ListBullet"/>
+        <w:spacing w:line="240" w:lineRule="auto"/>
+        <w:ind w:left="720"/>
+      </w:pPr>
+      <w:r>
+        <w:rPr>
+          <w:lang w:val="zh_TW" w:bidi="zh_TW"/>
+        </w:rPr>
+      </w:r>
+      <w:r>
+        <w:rPr>
+          <w:lang w:val="zh_TW" w:bidi="zh_TW"/>
+        </w:rPr>
+        <w:t>創世記10:1</w:t>
+      </w:r>
     </w:p>
     <w:p>
       <w:pPr>
@@ -1492,186 +1396,138 @@
           <w:lang w:val="zh_TW" w:bidi="zh_TW"/>
         </w:rPr>
       </w:r>
-      <w:hyperlink r:id="rId29">
-        <w:r>
-          <w:rPr>
-            <w:lang w:val="zh_TW" w:bidi="zh_TW"/>
-          </w:rPr>
-          <w:rPr>
-            <w:color w:val="0000EE"/>
-            <w:u w:val="single"/>
-          </w:rPr>
-          <w:t>使徒行傳7:11</w:t>
-        </w:r>
-      </w:hyperlink>
-    </w:p>
-    <w:p>
-      <w:pPr>
-        <w:pStyle w:val="ListBullet"/>
-        <w:spacing w:line="240" w:lineRule="auto"/>
-        <w:ind w:left="720"/>
-      </w:pPr>
-      <w:r>
-        <w:rPr>
-          <w:lang w:val="zh_TW" w:bidi="zh_TW"/>
-        </w:rPr>
-      </w:r>
-      <w:hyperlink r:id="rId30">
-        <w:r>
-          <w:rPr>
-            <w:lang w:val="zh_TW" w:bidi="zh_TW"/>
-          </w:rPr>
-          <w:rPr>
-            <w:color w:val="0000EE"/>
-            <w:u w:val="single"/>
-          </w:rPr>
-          <w:t>使徒行傳7:46</w:t>
-        </w:r>
-      </w:hyperlink>
-    </w:p>
-    <w:p>
-      <w:pPr>
-        <w:pStyle w:val="ListBullet"/>
-        <w:spacing w:line="240" w:lineRule="auto"/>
-        <w:ind w:left="720"/>
-      </w:pPr>
-      <w:r>
-        <w:rPr>
-          <w:lang w:val="zh_TW" w:bidi="zh_TW"/>
-        </w:rPr>
-      </w:r>
-      <w:hyperlink r:id="rId31">
-        <w:r>
-          <w:rPr>
-            <w:lang w:val="zh_TW" w:bidi="zh_TW"/>
-          </w:rPr>
-          <w:rPr>
-            <w:color w:val="0000EE"/>
-            <w:u w:val="single"/>
-          </w:rPr>
-          <w:t>創世記25:26</w:t>
-        </w:r>
-      </w:hyperlink>
-    </w:p>
-    <w:p>
-      <w:pPr>
-        <w:pStyle w:val="ListBullet"/>
-        <w:spacing w:line="240" w:lineRule="auto"/>
-        <w:ind w:left="720"/>
-      </w:pPr>
-      <w:r>
-        <w:rPr>
-          <w:lang w:val="zh_TW" w:bidi="zh_TW"/>
-        </w:rPr>
-      </w:r>
-      <w:hyperlink r:id="rId32">
-        <w:r>
-          <w:rPr>
-            <w:lang w:val="zh_TW" w:bidi="zh_TW"/>
-          </w:rPr>
-          <w:rPr>
-            <w:color w:val="0000EE"/>
-            <w:u w:val="single"/>
-          </w:rPr>
-          <w:t>創世記29:1–3</w:t>
-        </w:r>
-      </w:hyperlink>
-    </w:p>
-    <w:p>
-      <w:pPr>
-        <w:pStyle w:val="ListBullet"/>
-        <w:spacing w:line="240" w:lineRule="auto"/>
-        <w:ind w:left="720"/>
-      </w:pPr>
-      <w:r>
-        <w:rPr>
-          <w:lang w:val="zh_TW" w:bidi="zh_TW"/>
-        </w:rPr>
-      </w:r>
-      <w:hyperlink r:id="rId33">
-        <w:r>
-          <w:rPr>
-            <w:lang w:val="zh_TW" w:bidi="zh_TW"/>
-          </w:rPr>
-          <w:rPr>
-            <w:color w:val="0000EE"/>
-            <w:u w:val="single"/>
-          </w:rPr>
-          <w:t>創世記32:1–2</w:t>
-        </w:r>
-      </w:hyperlink>
-    </w:p>
-    <w:p>
-      <w:pPr>
-        <w:pStyle w:val="ListBullet"/>
-        <w:spacing w:line="240" w:lineRule="auto"/>
-        <w:ind w:left="720"/>
-      </w:pPr>
-      <w:r>
-        <w:rPr>
-          <w:lang w:val="zh_TW" w:bidi="zh_TW"/>
-        </w:rPr>
-      </w:r>
-      <w:hyperlink r:id="rId34">
-        <w:r>
-          <w:rPr>
-            <w:lang w:val="zh_TW" w:bidi="zh_TW"/>
-          </w:rPr>
-          <w:rPr>
-            <w:color w:val="0000EE"/>
-            <w:u w:val="single"/>
-          </w:rPr>
-          <w:t>約翰福音4:4–5</w:t>
-        </w:r>
-      </w:hyperlink>
-    </w:p>
-    <w:p>
-      <w:pPr>
-        <w:pStyle w:val="ListBullet"/>
-        <w:spacing w:line="240" w:lineRule="auto"/>
-        <w:ind w:left="720"/>
-      </w:pPr>
-      <w:r>
-        <w:rPr>
-          <w:lang w:val="zh_TW" w:bidi="zh_TW"/>
-        </w:rPr>
-      </w:r>
-      <w:hyperlink r:id="rId35">
-        <w:r>
-          <w:rPr>
-            <w:lang w:val="zh_TW" w:bidi="zh_TW"/>
-          </w:rPr>
-          <w:rPr>
-            <w:color w:val="0000EE"/>
-            <w:u w:val="single"/>
-          </w:rPr>
-          <w:t>馬太福音8:11–13</w:t>
-        </w:r>
-      </w:hyperlink>
-    </w:p>
-    <w:p>
-      <w:pPr>
-        <w:pStyle w:val="ListBullet"/>
-        <w:spacing w:line="240" w:lineRule="auto"/>
-        <w:ind w:left="720"/>
-      </w:pPr>
-      <w:r>
-        <w:rPr>
-          <w:lang w:val="zh_TW" w:bidi="zh_TW"/>
-        </w:rPr>
-      </w:r>
-      <w:hyperlink r:id="rId36">
-        <w:r>
-          <w:rPr>
-            <w:lang w:val="zh_TW" w:bidi="zh_TW"/>
-          </w:rPr>
-          <w:rPr>
-            <w:color w:val="0000EE"/>
-            <w:u w:val="single"/>
-          </w:rPr>
-          <w:t>馬太福音22:32</w:t>
-        </w:r>
-      </w:hyperlink>
+      <w:r>
+        <w:rPr>
+          <w:lang w:val="zh_TW" w:bidi="zh_TW"/>
+        </w:rPr>
+        <w:t>使徒行傳7:11</w:t>
+      </w:r>
+    </w:p>
+    <w:p>
+      <w:pPr>
+        <w:pStyle w:val="ListBullet"/>
+        <w:spacing w:line="240" w:lineRule="auto"/>
+        <w:ind w:left="720"/>
+      </w:pPr>
+      <w:r>
+        <w:rPr>
+          <w:lang w:val="zh_TW" w:bidi="zh_TW"/>
+        </w:rPr>
+      </w:r>
+      <w:r>
+        <w:rPr>
+          <w:lang w:val="zh_TW" w:bidi="zh_TW"/>
+        </w:rPr>
+        <w:t>使徒行傳7:46</w:t>
+      </w:r>
+    </w:p>
+    <w:p>
+      <w:pPr>
+        <w:pStyle w:val="ListBullet"/>
+        <w:spacing w:line="240" w:lineRule="auto"/>
+        <w:ind w:left="720"/>
+      </w:pPr>
+      <w:r>
+        <w:rPr>
+          <w:lang w:val="zh_TW" w:bidi="zh_TW"/>
+        </w:rPr>
+      </w:r>
+      <w:r>
+        <w:rPr>
+          <w:lang w:val="zh_TW" w:bidi="zh_TW"/>
+        </w:rPr>
+        <w:t>創世記25:26</w:t>
+      </w:r>
+    </w:p>
+    <w:p>
+      <w:pPr>
+        <w:pStyle w:val="ListBullet"/>
+        <w:spacing w:line="240" w:lineRule="auto"/>
+        <w:ind w:left="720"/>
+      </w:pPr>
+      <w:r>
+        <w:rPr>
+          <w:lang w:val="zh_TW" w:bidi="zh_TW"/>
+        </w:rPr>
+      </w:r>
+      <w:r>
+        <w:rPr>
+          <w:lang w:val="zh_TW" w:bidi="zh_TW"/>
+        </w:rPr>
+        <w:t>創世記29:1–3</w:t>
+      </w:r>
+    </w:p>
+    <w:p>
+      <w:pPr>
+        <w:pStyle w:val="ListBullet"/>
+        <w:spacing w:line="240" w:lineRule="auto"/>
+        <w:ind w:left="720"/>
+      </w:pPr>
+      <w:r>
+        <w:rPr>
+          <w:lang w:val="zh_TW" w:bidi="zh_TW"/>
+        </w:rPr>
+      </w:r>
+      <w:r>
+        <w:rPr>
+          <w:lang w:val="zh_TW" w:bidi="zh_TW"/>
+        </w:rPr>
+        <w:t>創世記32:1–2</w:t>
+      </w:r>
+    </w:p>
+    <w:p>
+      <w:pPr>
+        <w:pStyle w:val="ListBullet"/>
+        <w:spacing w:line="240" w:lineRule="auto"/>
+        <w:ind w:left="720"/>
+      </w:pPr>
+      <w:r>
+        <w:rPr>
+          <w:lang w:val="zh_TW" w:bidi="zh_TW"/>
+        </w:rPr>
+      </w:r>
+      <w:r>
+        <w:rPr>
+          <w:lang w:val="zh_TW" w:bidi="zh_TW"/>
+        </w:rPr>
+        <w:t>約翰福音4:4–5</w:t>
+      </w:r>
+    </w:p>
+    <w:p>
+      <w:pPr>
+        <w:pStyle w:val="ListBullet"/>
+        <w:spacing w:line="240" w:lineRule="auto"/>
+        <w:ind w:left="720"/>
+      </w:pPr>
+      <w:r>
+        <w:rPr>
+          <w:lang w:val="zh_TW" w:bidi="zh_TW"/>
+        </w:rPr>
+      </w:r>
+      <w:r>
+        <w:rPr>
+          <w:lang w:val="zh_TW" w:bidi="zh_TW"/>
+        </w:rPr>
+        <w:t>馬太福音8:11–13</w:t>
+      </w:r>
+    </w:p>
+    <w:p>
+      <w:pPr>
+        <w:pStyle w:val="ListBullet"/>
+        <w:spacing w:line="240" w:lineRule="auto"/>
+        <w:ind w:left="720"/>
+      </w:pPr>
+      <w:r>
+        <w:rPr>
+          <w:lang w:val="zh_TW" w:bidi="zh_TW"/>
+        </w:rPr>
+      </w:r>
+      <w:r>
+        <w:rPr>
+          <w:lang w:val="zh_TW" w:bidi="zh_TW"/>
+        </w:rPr>
+        <w:t>馬太福音22:32</w:t>
+      </w:r>
     </w:p>
     <w:p>
       <w:pPr>
@@ -2175,42 +2031,30 @@
           <w:lang w:val="zh_TW" w:bidi="zh_TW"/>
         </w:rPr>
       </w:r>
-      <w:hyperlink r:id="rId37">
-        <w:r>
-          <w:rPr>
-            <w:lang w:val="zh_TW" w:bidi="zh_TW"/>
-          </w:rPr>
-          <w:rPr>
-            <w:color w:val="0000EE"/>
-            <w:u w:val="single"/>
-          </w:rPr>
-          <w:t>使徒行傳1:12–14</w:t>
-        </w:r>
-      </w:hyperlink>
-    </w:p>
-    <w:p>
-      <w:pPr>
-        <w:pStyle w:val="ListBullet"/>
-        <w:spacing w:line="240" w:lineRule="auto"/>
-        <w:ind w:left="720"/>
-      </w:pPr>
-      <w:r>
-        <w:rPr>
-          <w:lang w:val="zh_TW" w:bidi="zh_TW"/>
-        </w:rPr>
-      </w:r>
-      <w:hyperlink r:id="rId38">
-        <w:r>
-          <w:rPr>
-            <w:lang w:val="zh_TW" w:bidi="zh_TW"/>
-          </w:rPr>
-          <w:rPr>
-            <w:color w:val="0000EE"/>
-            <w:u w:val="single"/>
-          </w:rPr>
-          <w:t>路加福音6:14–16</w:t>
-        </w:r>
-      </w:hyperlink>
+      <w:r>
+        <w:rPr>
+          <w:lang w:val="zh_TW" w:bidi="zh_TW"/>
+        </w:rPr>
+        <w:t>使徒行傳1:12–14</w:t>
+      </w:r>
+    </w:p>
+    <w:p>
+      <w:pPr>
+        <w:pStyle w:val="ListBullet"/>
+        <w:spacing w:line="240" w:lineRule="auto"/>
+        <w:ind w:left="720"/>
+      </w:pPr>
+      <w:r>
+        <w:rPr>
+          <w:lang w:val="zh_TW" w:bidi="zh_TW"/>
+        </w:rPr>
+      </w:r>
+      <w:r>
+        <w:rPr>
+          <w:lang w:val="zh_TW" w:bidi="zh_TW"/>
+        </w:rPr>
+        <w:t>路加福音6:14–16</w:t>
+      </w:r>
     </w:p>
     <w:p>
       <w:pPr>
@@ -2559,522 +2403,384 @@
           <w:lang w:val="zh_TW" w:bidi="zh_TW"/>
         </w:rPr>
       </w:r>
-      <w:hyperlink r:id="rId39">
-        <w:r>
-          <w:rPr>
-            <w:lang w:val="zh_TW" w:bidi="zh_TW"/>
-          </w:rPr>
-          <w:rPr>
-            <w:color w:val="0000EE"/>
-            <w:u w:val="single"/>
-          </w:rPr>
-          <w:t>列王紀上21:20</w:t>
-        </w:r>
-      </w:hyperlink>
-    </w:p>
-    <w:p>
-      <w:pPr>
-        <w:pStyle w:val="ListBullet"/>
-        <w:spacing w:line="240" w:lineRule="auto"/>
-        <w:ind w:left="720"/>
-      </w:pPr>
-      <w:r>
-        <w:rPr>
-          <w:lang w:val="zh_TW" w:bidi="zh_TW"/>
-        </w:rPr>
-      </w:r>
-      <w:hyperlink r:id="rId40">
-        <w:r>
-          <w:rPr>
-            <w:lang w:val="zh_TW" w:bidi="zh_TW"/>
-          </w:rPr>
-          <w:rPr>
-            <w:color w:val="0000EE"/>
-            <w:u w:val="single"/>
-          </w:rPr>
-          <w:t>撒母耳記上16:7</w:t>
-        </w:r>
-      </w:hyperlink>
-    </w:p>
-    <w:p>
-      <w:pPr>
-        <w:pStyle w:val="ListBullet"/>
-        <w:spacing w:line="240" w:lineRule="auto"/>
-        <w:ind w:left="720"/>
-      </w:pPr>
-      <w:r>
-        <w:rPr>
-          <w:lang w:val="zh_TW" w:bidi="zh_TW"/>
-        </w:rPr>
-      </w:r>
-      <w:hyperlink r:id="rId41">
-        <w:r>
-          <w:rPr>
-            <w:lang w:val="zh_TW" w:bidi="zh_TW"/>
-          </w:rPr>
-          <w:rPr>
-            <w:color w:val="0000EE"/>
-            <w:u w:val="single"/>
-          </w:rPr>
-          <w:t>但以理書9:3</w:t>
-        </w:r>
-      </w:hyperlink>
-    </w:p>
-    <w:p>
-      <w:pPr>
-        <w:pStyle w:val="ListBullet"/>
-        <w:spacing w:line="240" w:lineRule="auto"/>
-        <w:ind w:left="720"/>
-      </w:pPr>
-      <w:r>
-        <w:rPr>
-          <w:lang w:val="zh_TW" w:bidi="zh_TW"/>
-        </w:rPr>
-      </w:r>
-      <w:hyperlink r:id="rId42">
-        <w:r>
-          <w:rPr>
-            <w:lang w:val="zh_TW" w:bidi="zh_TW"/>
-          </w:rPr>
-          <w:rPr>
-            <w:color w:val="0000EE"/>
-            <w:u w:val="single"/>
-          </w:rPr>
-          <w:t>以西結書17:24</w:t>
-        </w:r>
-      </w:hyperlink>
-    </w:p>
-    <w:p>
-      <w:pPr>
-        <w:pStyle w:val="ListBullet"/>
-        <w:spacing w:line="240" w:lineRule="auto"/>
-        <w:ind w:left="720"/>
-      </w:pPr>
-      <w:r>
-        <w:rPr>
-          <w:lang w:val="zh_TW" w:bidi="zh_TW"/>
-        </w:rPr>
-      </w:r>
-      <w:hyperlink r:id="rId43">
-        <w:r>
-          <w:rPr>
-            <w:lang w:val="zh_TW" w:bidi="zh_TW"/>
-          </w:rPr>
-          <w:rPr>
-            <w:color w:val="0000EE"/>
-            <w:u w:val="single"/>
-          </w:rPr>
-          <w:t>創世記2:4</w:t>
-        </w:r>
-      </w:hyperlink>
-    </w:p>
-    <w:p>
-      <w:pPr>
-        <w:pStyle w:val="ListBullet"/>
-        <w:spacing w:line="240" w:lineRule="auto"/>
-        <w:ind w:left="720"/>
-      </w:pPr>
-      <w:r>
-        <w:rPr>
-          <w:lang w:val="zh_TW" w:bidi="zh_TW"/>
-        </w:rPr>
-      </w:r>
-      <w:hyperlink r:id="rId44">
-        <w:r>
-          <w:rPr>
-            <w:lang w:val="zh_TW" w:bidi="zh_TW"/>
-          </w:rPr>
-          <w:rPr>
-            <w:color w:val="0000EE"/>
-            <w:u w:val="single"/>
-          </w:rPr>
-          <w:t>創世記4:3–5</w:t>
-        </w:r>
-      </w:hyperlink>
-    </w:p>
-    <w:p>
-      <w:pPr>
-        <w:pStyle w:val="ListBullet"/>
-        <w:spacing w:line="240" w:lineRule="auto"/>
-        <w:ind w:left="720"/>
-      </w:pPr>
-      <w:r>
-        <w:rPr>
-          <w:lang w:val="zh_TW" w:bidi="zh_TW"/>
-        </w:rPr>
-      </w:r>
-      <w:hyperlink r:id="rId45">
-        <w:r>
-          <w:rPr>
-            <w:lang w:val="zh_TW" w:bidi="zh_TW"/>
-          </w:rPr>
-          <w:rPr>
-            <w:color w:val="0000EE"/>
-            <w:u w:val="single"/>
-          </w:rPr>
-          <w:t>創世記28:13</w:t>
-        </w:r>
-      </w:hyperlink>
-    </w:p>
-    <w:p>
-      <w:pPr>
-        <w:pStyle w:val="ListBullet"/>
-        <w:spacing w:line="240" w:lineRule="auto"/>
-        <w:ind w:left="720"/>
-      </w:pPr>
-      <w:r>
-        <w:rPr>
-          <w:lang w:val="zh_TW" w:bidi="zh_TW"/>
-        </w:rPr>
-      </w:r>
-      <w:hyperlink r:id="rId46">
-        <w:r>
-          <w:rPr>
-            <w:lang w:val="zh_TW" w:bidi="zh_TW"/>
-          </w:rPr>
-          <w:rPr>
-            <w:color w:val="0000EE"/>
-            <w:u w:val="single"/>
-          </w:rPr>
-          <w:t>何西阿書11:12</w:t>
-        </w:r>
-      </w:hyperlink>
-    </w:p>
-    <w:p>
-      <w:pPr>
-        <w:pStyle w:val="ListBullet"/>
-        <w:spacing w:line="240" w:lineRule="auto"/>
-        <w:ind w:left="720"/>
-      </w:pPr>
-      <w:r>
-        <w:rPr>
-          <w:lang w:val="zh_TW" w:bidi="zh_TW"/>
-        </w:rPr>
-      </w:r>
-      <w:hyperlink r:id="rId47">
-        <w:r>
-          <w:rPr>
-            <w:lang w:val="zh_TW" w:bidi="zh_TW"/>
-          </w:rPr>
-          <w:rPr>
-            <w:color w:val="0000EE"/>
-            <w:u w:val="single"/>
-          </w:rPr>
-          <w:t>以賽亞書</w:t>
-        </w:r>
-      </w:hyperlink>
-      <w:hyperlink r:id="rId48">
-        <w:r>
-          <w:rPr>
-            <w:lang w:val="zh_TW" w:bidi="zh_TW"/>
-          </w:rPr>
-          <w:rPr>
-            <w:color w:val="0000EE"/>
-            <w:u w:val="single"/>
-          </w:rPr>
-          <w:t>10:4</w:t>
-        </w:r>
-      </w:hyperlink>
-    </w:p>
-    <w:p>
-      <w:pPr>
-        <w:pStyle w:val="ListBullet"/>
-        <w:spacing w:line="240" w:lineRule="auto"/>
-        <w:ind w:left="720"/>
-      </w:pPr>
-      <w:r>
-        <w:rPr>
-          <w:lang w:val="zh_TW" w:bidi="zh_TW"/>
-        </w:rPr>
-      </w:r>
-      <w:hyperlink r:id="rId47">
-        <w:r>
-          <w:rPr>
-            <w:lang w:val="zh_TW" w:bidi="zh_TW"/>
-          </w:rPr>
-          <w:rPr>
-            <w:color w:val="0000EE"/>
-            <w:u w:val="single"/>
-          </w:rPr>
-          <w:t>以賽亞書38:8</w:t>
-        </w:r>
-      </w:hyperlink>
-    </w:p>
-    <w:p>
-      <w:pPr>
-        <w:pStyle w:val="ListBullet"/>
-        <w:spacing w:line="240" w:lineRule="auto"/>
-        <w:ind w:left="720"/>
-      </w:pPr>
-      <w:r>
-        <w:rPr>
-          <w:lang w:val="zh_TW" w:bidi="zh_TW"/>
-        </w:rPr>
-      </w:r>
-      <w:hyperlink r:id="rId49">
-        <w:r>
-          <w:rPr>
-            <w:lang w:val="zh_TW" w:bidi="zh_TW"/>
-          </w:rPr>
-          <w:rPr>
-            <w:color w:val="0000EE"/>
-            <w:u w:val="single"/>
-          </w:rPr>
-          <w:t>約伯記12:10</w:t>
-        </w:r>
-      </w:hyperlink>
-    </w:p>
-    <w:p>
-      <w:pPr>
-        <w:pStyle w:val="ListBullet"/>
-        <w:spacing w:line="240" w:lineRule="auto"/>
-        <w:ind w:left="720"/>
-      </w:pPr>
-      <w:r>
-        <w:rPr>
-          <w:lang w:val="zh_TW" w:bidi="zh_TW"/>
-        </w:rPr>
-      </w:r>
-      <w:hyperlink r:id="rId50">
-        <w:r>
-          <w:rPr>
-            <w:lang w:val="zh_TW" w:bidi="zh_TW"/>
-          </w:rPr>
-          <w:rPr>
-            <w:color w:val="0000EE"/>
-            <w:u w:val="single"/>
-          </w:rPr>
-          <w:t>約書亞記1:9</w:t>
-        </w:r>
-      </w:hyperlink>
-    </w:p>
-    <w:p>
-      <w:pPr>
-        <w:pStyle w:val="ListBullet"/>
-        <w:spacing w:line="240" w:lineRule="auto"/>
-        <w:ind w:left="720"/>
-      </w:pPr>
-      <w:r>
-        <w:rPr>
-          <w:lang w:val="zh_TW" w:bidi="zh_TW"/>
-        </w:rPr>
-      </w:r>
-      <w:hyperlink r:id="rId51">
-        <w:r>
-          <w:rPr>
-            <w:lang w:val="zh_TW" w:bidi="zh_TW"/>
-          </w:rPr>
-          <w:rPr>
-            <w:color w:val="0000EE"/>
-            <w:u w:val="single"/>
-          </w:rPr>
-          <w:t>耶利米哀歌1:5</w:t>
-        </w:r>
-      </w:hyperlink>
-    </w:p>
-    <w:p>
-      <w:pPr>
-        <w:pStyle w:val="ListBullet"/>
-        <w:spacing w:line="240" w:lineRule="auto"/>
-        <w:ind w:left="720"/>
-      </w:pPr>
-      <w:r>
-        <w:rPr>
-          <w:lang w:val="zh_TW" w:bidi="zh_TW"/>
-        </w:rPr>
-      </w:r>
-      <w:hyperlink r:id="rId52">
-        <w:r>
-          <w:rPr>
-            <w:lang w:val="zh_TW" w:bidi="zh_TW"/>
-          </w:rPr>
-          <w:rPr>
-            <w:color w:val="0000EE"/>
-            <w:u w:val="single"/>
-          </w:rPr>
-          <w:t>利未記25:35</w:t>
-        </w:r>
-      </w:hyperlink>
-    </w:p>
-    <w:p>
-      <w:pPr>
-        <w:pStyle w:val="ListBullet"/>
-        <w:spacing w:line="240" w:lineRule="auto"/>
-        <w:ind w:left="720"/>
-      </w:pPr>
-      <w:r>
-        <w:rPr>
-          <w:lang w:val="zh_TW" w:bidi="zh_TW"/>
-        </w:rPr>
-      </w:r>
-      <w:hyperlink r:id="rId53">
-        <w:r>
-          <w:rPr>
-            <w:lang w:val="zh_TW" w:bidi="zh_TW"/>
-          </w:rPr>
-          <w:rPr>
-            <w:color w:val="0000EE"/>
-            <w:u w:val="single"/>
-          </w:rPr>
-          <w:t>瑪拉基書3:4</w:t>
-        </w:r>
-      </w:hyperlink>
-    </w:p>
-    <w:p>
-      <w:pPr>
-        <w:pStyle w:val="ListBullet"/>
-        <w:spacing w:line="240" w:lineRule="auto"/>
-        <w:ind w:left="720"/>
-      </w:pPr>
-      <w:r>
-        <w:rPr>
-          <w:lang w:val="zh_TW" w:bidi="zh_TW"/>
-        </w:rPr>
-      </w:r>
-      <w:hyperlink r:id="rId54">
-        <w:r>
-          <w:rPr>
-            <w:lang w:val="zh_TW" w:bidi="zh_TW"/>
-          </w:rPr>
-          <w:rPr>
-            <w:color w:val="0000EE"/>
-            <w:u w:val="single"/>
-          </w:rPr>
-          <w:t>彌迦書2:5</w:t>
-        </w:r>
-      </w:hyperlink>
-    </w:p>
-    <w:p>
-      <w:pPr>
-        <w:pStyle w:val="ListBullet"/>
-        <w:spacing w:line="240" w:lineRule="auto"/>
-        <w:ind w:left="720"/>
-      </w:pPr>
-      <w:r>
-        <w:rPr>
-          <w:lang w:val="zh_TW" w:bidi="zh_TW"/>
-        </w:rPr>
-      </w:r>
-      <w:hyperlink r:id="rId54">
-        <w:r>
-          <w:rPr>
-            <w:lang w:val="zh_TW" w:bidi="zh_TW"/>
-          </w:rPr>
-          <w:rPr>
-            <w:color w:val="0000EE"/>
-            <w:u w:val="single"/>
-          </w:rPr>
-          <w:t>彌迦書</w:t>
-        </w:r>
-      </w:hyperlink>
-      <w:hyperlink r:id="rId55">
-        <w:r>
-          <w:rPr>
-            <w:lang w:val="zh_TW" w:bidi="zh_TW"/>
-          </w:rPr>
-          <w:rPr>
-            <w:color w:val="0000EE"/>
-            <w:u w:val="single"/>
-          </w:rPr>
-          <w:t>6:5</w:t>
-        </w:r>
-      </w:hyperlink>
-    </w:p>
-    <w:p>
-      <w:pPr>
-        <w:pStyle w:val="ListBullet"/>
-        <w:spacing w:line="240" w:lineRule="auto"/>
-        <w:ind w:left="720"/>
-      </w:pPr>
-      <w:r>
-        <w:rPr>
-          <w:lang w:val="zh_TW" w:bidi="zh_TW"/>
-        </w:rPr>
-      </w:r>
-      <w:hyperlink r:id="rId56">
-        <w:r>
-          <w:rPr>
-            <w:lang w:val="zh_TW" w:bidi="zh_TW"/>
-          </w:rPr>
-          <w:rPr>
-            <w:color w:val="0000EE"/>
-            <w:u w:val="single"/>
-          </w:rPr>
-          <w:t>民數記8:11</w:t>
-        </w:r>
-      </w:hyperlink>
-    </w:p>
-    <w:p>
-      <w:pPr>
-        <w:pStyle w:val="ListBullet"/>
-        <w:spacing w:line="240" w:lineRule="auto"/>
-        <w:ind w:left="720"/>
-      </w:pPr>
-      <w:r>
-        <w:rPr>
-          <w:lang w:val="zh_TW" w:bidi="zh_TW"/>
-        </w:rPr>
-      </w:r>
-      <w:hyperlink r:id="rId57">
-        <w:r>
-          <w:rPr>
-            <w:lang w:val="zh_TW" w:bidi="zh_TW"/>
-          </w:rPr>
-          <w:rPr>
-            <w:color w:val="0000EE"/>
-            <w:u w:val="single"/>
-          </w:rPr>
-          <w:t>詩篇124:3</w:t>
-        </w:r>
-      </w:hyperlink>
-    </w:p>
-    <w:p>
-      <w:pPr>
-        <w:pStyle w:val="ListBullet"/>
-        <w:spacing w:line="240" w:lineRule="auto"/>
-        <w:ind w:left="720"/>
-      </w:pPr>
-      <w:r>
-        <w:rPr>
-          <w:lang w:val="zh_TW" w:bidi="zh_TW"/>
-        </w:rPr>
-      </w:r>
-      <w:hyperlink r:id="rId58">
-        <w:r>
-          <w:rPr>
-            <w:lang w:val="zh_TW" w:bidi="zh_TW"/>
-          </w:rPr>
-          <w:rPr>
-            <w:color w:val="0000EE"/>
-            <w:u w:val="single"/>
-          </w:rPr>
-          <w:t>路得記1:21</w:t>
-        </w:r>
-      </w:hyperlink>
-    </w:p>
-    <w:p>
-      <w:pPr>
-        <w:pStyle w:val="ListBullet"/>
-        <w:spacing w:line="240" w:lineRule="auto"/>
-        <w:ind w:left="720"/>
-      </w:pPr>
-      <w:r>
-        <w:rPr>
-          <w:lang w:val="zh_TW" w:bidi="zh_TW"/>
-        </w:rPr>
-      </w:r>
-      <w:hyperlink r:id="rId59">
-        <w:r>
-          <w:rPr>
-            <w:lang w:val="zh_TW" w:bidi="zh_TW"/>
-          </w:rPr>
-          <w:rPr>
-            <w:color w:val="0000EE"/>
-            <w:u w:val="single"/>
-          </w:rPr>
-          <w:t>撒迦利亞書14:5</w:t>
-        </w:r>
-      </w:hyperlink>
+      <w:r>
+        <w:rPr>
+          <w:lang w:val="zh_TW" w:bidi="zh_TW"/>
+        </w:rPr>
+        <w:t>列王紀上21:20</w:t>
+      </w:r>
+    </w:p>
+    <w:p>
+      <w:pPr>
+        <w:pStyle w:val="ListBullet"/>
+        <w:spacing w:line="240" w:lineRule="auto"/>
+        <w:ind w:left="720"/>
+      </w:pPr>
+      <w:r>
+        <w:rPr>
+          <w:lang w:val="zh_TW" w:bidi="zh_TW"/>
+        </w:rPr>
+      </w:r>
+      <w:r>
+        <w:rPr>
+          <w:lang w:val="zh_TW" w:bidi="zh_TW"/>
+        </w:rPr>
+        <w:t>撒母耳記上16:7</w:t>
+      </w:r>
+    </w:p>
+    <w:p>
+      <w:pPr>
+        <w:pStyle w:val="ListBullet"/>
+        <w:spacing w:line="240" w:lineRule="auto"/>
+        <w:ind w:left="720"/>
+      </w:pPr>
+      <w:r>
+        <w:rPr>
+          <w:lang w:val="zh_TW" w:bidi="zh_TW"/>
+        </w:rPr>
+      </w:r>
+      <w:r>
+        <w:rPr>
+          <w:lang w:val="zh_TW" w:bidi="zh_TW"/>
+        </w:rPr>
+        <w:t>但以理書9:3</w:t>
+      </w:r>
+    </w:p>
+    <w:p>
+      <w:pPr>
+        <w:pStyle w:val="ListBullet"/>
+        <w:spacing w:line="240" w:lineRule="auto"/>
+        <w:ind w:left="720"/>
+      </w:pPr>
+      <w:r>
+        <w:rPr>
+          <w:lang w:val="zh_TW" w:bidi="zh_TW"/>
+        </w:rPr>
+      </w:r>
+      <w:r>
+        <w:rPr>
+          <w:lang w:val="zh_TW" w:bidi="zh_TW"/>
+        </w:rPr>
+        <w:t>以西結書17:24</w:t>
+      </w:r>
+    </w:p>
+    <w:p>
+      <w:pPr>
+        <w:pStyle w:val="ListBullet"/>
+        <w:spacing w:line="240" w:lineRule="auto"/>
+        <w:ind w:left="720"/>
+      </w:pPr>
+      <w:r>
+        <w:rPr>
+          <w:lang w:val="zh_TW" w:bidi="zh_TW"/>
+        </w:rPr>
+      </w:r>
+      <w:r>
+        <w:rPr>
+          <w:lang w:val="zh_TW" w:bidi="zh_TW"/>
+        </w:rPr>
+        <w:t>創世記2:4</w:t>
+      </w:r>
+    </w:p>
+    <w:p>
+      <w:pPr>
+        <w:pStyle w:val="ListBullet"/>
+        <w:spacing w:line="240" w:lineRule="auto"/>
+        <w:ind w:left="720"/>
+      </w:pPr>
+      <w:r>
+        <w:rPr>
+          <w:lang w:val="zh_TW" w:bidi="zh_TW"/>
+        </w:rPr>
+      </w:r>
+      <w:r>
+        <w:rPr>
+          <w:lang w:val="zh_TW" w:bidi="zh_TW"/>
+        </w:rPr>
+        <w:t>創世記4:3–5</w:t>
+      </w:r>
+    </w:p>
+    <w:p>
+      <w:pPr>
+        <w:pStyle w:val="ListBullet"/>
+        <w:spacing w:line="240" w:lineRule="auto"/>
+        <w:ind w:left="720"/>
+      </w:pPr>
+      <w:r>
+        <w:rPr>
+          <w:lang w:val="zh_TW" w:bidi="zh_TW"/>
+        </w:rPr>
+      </w:r>
+      <w:r>
+        <w:rPr>
+          <w:lang w:val="zh_TW" w:bidi="zh_TW"/>
+        </w:rPr>
+        <w:t>創世記28:13</w:t>
+      </w:r>
+    </w:p>
+    <w:p>
+      <w:pPr>
+        <w:pStyle w:val="ListBullet"/>
+        <w:spacing w:line="240" w:lineRule="auto"/>
+        <w:ind w:left="720"/>
+      </w:pPr>
+      <w:r>
+        <w:rPr>
+          <w:lang w:val="zh_TW" w:bidi="zh_TW"/>
+        </w:rPr>
+      </w:r>
+      <w:r>
+        <w:rPr>
+          <w:lang w:val="zh_TW" w:bidi="zh_TW"/>
+        </w:rPr>
+        <w:t>何西阿書11:12</w:t>
+      </w:r>
+    </w:p>
+    <w:p>
+      <w:pPr>
+        <w:pStyle w:val="ListBullet"/>
+        <w:spacing w:line="240" w:lineRule="auto"/>
+        <w:ind w:left="720"/>
+      </w:pPr>
+      <w:r>
+        <w:rPr>
+          <w:lang w:val="zh_TW" w:bidi="zh_TW"/>
+        </w:rPr>
+      </w:r>
+      <w:r>
+        <w:rPr>
+          <w:lang w:val="zh_TW" w:bidi="zh_TW"/>
+        </w:rPr>
+        <w:t>以賽亞書</w:t>
+      </w:r>
+      <w:r>
+        <w:rPr>
+          <w:lang w:val="zh_TW" w:bidi="zh_TW"/>
+        </w:rPr>
+        <w:t>10:4</w:t>
+      </w:r>
+    </w:p>
+    <w:p>
+      <w:pPr>
+        <w:pStyle w:val="ListBullet"/>
+        <w:spacing w:line="240" w:lineRule="auto"/>
+        <w:ind w:left="720"/>
+      </w:pPr>
+      <w:r>
+        <w:rPr>
+          <w:lang w:val="zh_TW" w:bidi="zh_TW"/>
+        </w:rPr>
+      </w:r>
+      <w:r>
+        <w:rPr>
+          <w:lang w:val="zh_TW" w:bidi="zh_TW"/>
+        </w:rPr>
+        <w:t>以賽亞書38:8</w:t>
+      </w:r>
+    </w:p>
+    <w:p>
+      <w:pPr>
+        <w:pStyle w:val="ListBullet"/>
+        <w:spacing w:line="240" w:lineRule="auto"/>
+        <w:ind w:left="720"/>
+      </w:pPr>
+      <w:r>
+        <w:rPr>
+          <w:lang w:val="zh_TW" w:bidi="zh_TW"/>
+        </w:rPr>
+      </w:r>
+      <w:r>
+        <w:rPr>
+          <w:lang w:val="zh_TW" w:bidi="zh_TW"/>
+        </w:rPr>
+        <w:t>約伯記12:10</w:t>
+      </w:r>
+    </w:p>
+    <w:p>
+      <w:pPr>
+        <w:pStyle w:val="ListBullet"/>
+        <w:spacing w:line="240" w:lineRule="auto"/>
+        <w:ind w:left="720"/>
+      </w:pPr>
+      <w:r>
+        <w:rPr>
+          <w:lang w:val="zh_TW" w:bidi="zh_TW"/>
+        </w:rPr>
+      </w:r>
+      <w:r>
+        <w:rPr>
+          <w:lang w:val="zh_TW" w:bidi="zh_TW"/>
+        </w:rPr>
+        <w:t>約書亞記1:9</w:t>
+      </w:r>
+    </w:p>
+    <w:p>
+      <w:pPr>
+        <w:pStyle w:val="ListBullet"/>
+        <w:spacing w:line="240" w:lineRule="auto"/>
+        <w:ind w:left="720"/>
+      </w:pPr>
+      <w:r>
+        <w:rPr>
+          <w:lang w:val="zh_TW" w:bidi="zh_TW"/>
+        </w:rPr>
+      </w:r>
+      <w:r>
+        <w:rPr>
+          <w:lang w:val="zh_TW" w:bidi="zh_TW"/>
+        </w:rPr>
+        <w:t>耶利米哀歌1:5</w:t>
+      </w:r>
+    </w:p>
+    <w:p>
+      <w:pPr>
+        <w:pStyle w:val="ListBullet"/>
+        <w:spacing w:line="240" w:lineRule="auto"/>
+        <w:ind w:left="720"/>
+      </w:pPr>
+      <w:r>
+        <w:rPr>
+          <w:lang w:val="zh_TW" w:bidi="zh_TW"/>
+        </w:rPr>
+      </w:r>
+      <w:r>
+        <w:rPr>
+          <w:lang w:val="zh_TW" w:bidi="zh_TW"/>
+        </w:rPr>
+        <w:t>利未記25:35</w:t>
+      </w:r>
+    </w:p>
+    <w:p>
+      <w:pPr>
+        <w:pStyle w:val="ListBullet"/>
+        <w:spacing w:line="240" w:lineRule="auto"/>
+        <w:ind w:left="720"/>
+      </w:pPr>
+      <w:r>
+        <w:rPr>
+          <w:lang w:val="zh_TW" w:bidi="zh_TW"/>
+        </w:rPr>
+      </w:r>
+      <w:r>
+        <w:rPr>
+          <w:lang w:val="zh_TW" w:bidi="zh_TW"/>
+        </w:rPr>
+        <w:t>瑪拉基書3:4</w:t>
+      </w:r>
+    </w:p>
+    <w:p>
+      <w:pPr>
+        <w:pStyle w:val="ListBullet"/>
+        <w:spacing w:line="240" w:lineRule="auto"/>
+        <w:ind w:left="720"/>
+      </w:pPr>
+      <w:r>
+        <w:rPr>
+          <w:lang w:val="zh_TW" w:bidi="zh_TW"/>
+        </w:rPr>
+      </w:r>
+      <w:r>
+        <w:rPr>
+          <w:lang w:val="zh_TW" w:bidi="zh_TW"/>
+        </w:rPr>
+        <w:t>彌迦書2:5</w:t>
+      </w:r>
+    </w:p>
+    <w:p>
+      <w:pPr>
+        <w:pStyle w:val="ListBullet"/>
+        <w:spacing w:line="240" w:lineRule="auto"/>
+        <w:ind w:left="720"/>
+      </w:pPr>
+      <w:r>
+        <w:rPr>
+          <w:lang w:val="zh_TW" w:bidi="zh_TW"/>
+        </w:rPr>
+      </w:r>
+      <w:r>
+        <w:rPr>
+          <w:lang w:val="zh_TW" w:bidi="zh_TW"/>
+        </w:rPr>
+        <w:t>彌迦書</w:t>
+      </w:r>
+      <w:r>
+        <w:rPr>
+          <w:lang w:val="zh_TW" w:bidi="zh_TW"/>
+        </w:rPr>
+        <w:t>6:5</w:t>
+      </w:r>
+    </w:p>
+    <w:p>
+      <w:pPr>
+        <w:pStyle w:val="ListBullet"/>
+        <w:spacing w:line="240" w:lineRule="auto"/>
+        <w:ind w:left="720"/>
+      </w:pPr>
+      <w:r>
+        <w:rPr>
+          <w:lang w:val="zh_TW" w:bidi="zh_TW"/>
+        </w:rPr>
+      </w:r>
+      <w:r>
+        <w:rPr>
+          <w:lang w:val="zh_TW" w:bidi="zh_TW"/>
+        </w:rPr>
+        <w:t>民數記8:11</w:t>
+      </w:r>
+    </w:p>
+    <w:p>
+      <w:pPr>
+        <w:pStyle w:val="ListBullet"/>
+        <w:spacing w:line="240" w:lineRule="auto"/>
+        <w:ind w:left="720"/>
+      </w:pPr>
+      <w:r>
+        <w:rPr>
+          <w:lang w:val="zh_TW" w:bidi="zh_TW"/>
+        </w:rPr>
+      </w:r>
+      <w:r>
+        <w:rPr>
+          <w:lang w:val="zh_TW" w:bidi="zh_TW"/>
+        </w:rPr>
+        <w:t>詩篇124:3</w:t>
+      </w:r>
+    </w:p>
+    <w:p>
+      <w:pPr>
+        <w:pStyle w:val="ListBullet"/>
+        <w:spacing w:line="240" w:lineRule="auto"/>
+        <w:ind w:left="720"/>
+      </w:pPr>
+      <w:r>
+        <w:rPr>
+          <w:lang w:val="zh_TW" w:bidi="zh_TW"/>
+        </w:rPr>
+      </w:r>
+      <w:r>
+        <w:rPr>
+          <w:lang w:val="zh_TW" w:bidi="zh_TW"/>
+        </w:rPr>
+        <w:t>路得記1:21</w:t>
+      </w:r>
+    </w:p>
+    <w:p>
+      <w:pPr>
+        <w:pStyle w:val="ListBullet"/>
+        <w:spacing w:line="240" w:lineRule="auto"/>
+        <w:ind w:left="720"/>
+      </w:pPr>
+      <w:r>
+        <w:rPr>
+          <w:lang w:val="zh_TW" w:bidi="zh_TW"/>
+        </w:rPr>
+      </w:r>
+      <w:r>
+        <w:rPr>
+          <w:lang w:val="zh_TW" w:bidi="zh_TW"/>
+        </w:rPr>
+        <w:t>撒迦利亞書14:5</w:t>
+      </w:r>
     </w:p>
     <w:p>
       <w:pPr>
@@ -3583,138 +3289,102 @@
           <w:lang w:val="zh_TW" w:bidi="zh_TW"/>
         </w:rPr>
       </w:r>
-      <w:hyperlink r:id="rId60">
-        <w:r>
-          <w:rPr>
-            <w:lang w:val="zh_TW" w:bidi="zh_TW"/>
-          </w:rPr>
-          <w:rPr>
-            <w:color w:val="0000EE"/>
-            <w:u w:val="single"/>
-          </w:rPr>
-          <w:t>撒母耳記下11:21</w:t>
-        </w:r>
-      </w:hyperlink>
-    </w:p>
-    <w:p>
-      <w:pPr>
-        <w:pStyle w:val="ListBullet"/>
-        <w:spacing w:line="240" w:lineRule="auto"/>
-        <w:ind w:left="720"/>
-      </w:pPr>
-      <w:r>
-        <w:rPr>
-          <w:lang w:val="zh_TW" w:bidi="zh_TW"/>
-        </w:rPr>
-      </w:r>
-      <w:hyperlink r:id="rId61">
-        <w:r>
-          <w:rPr>
-            <w:lang w:val="zh_TW" w:bidi="zh_TW"/>
-          </w:rPr>
-          <w:rPr>
-            <w:color w:val="0000EE"/>
-            <w:u w:val="single"/>
-          </w:rPr>
-          <w:t>創世記20:3</w:t>
-        </w:r>
-      </w:hyperlink>
-    </w:p>
-    <w:p>
-      <w:pPr>
-        <w:pStyle w:val="ListBullet"/>
-        <w:spacing w:line="240" w:lineRule="auto"/>
-        <w:ind w:left="720"/>
-      </w:pPr>
-      <w:r>
-        <w:rPr>
-          <w:lang w:val="zh_TW" w:bidi="zh_TW"/>
-        </w:rPr>
-      </w:r>
-      <w:hyperlink r:id="rId62">
-        <w:r>
-          <w:rPr>
-            <w:lang w:val="zh_TW" w:bidi="zh_TW"/>
-          </w:rPr>
-          <w:rPr>
-            <w:color w:val="0000EE"/>
-            <w:u w:val="single"/>
-          </w:rPr>
-          <w:t>創世記20:5</w:t>
-        </w:r>
-      </w:hyperlink>
-    </w:p>
-    <w:p>
-      <w:pPr>
-        <w:pStyle w:val="ListBullet"/>
-        <w:spacing w:line="240" w:lineRule="auto"/>
-        <w:ind w:left="720"/>
-      </w:pPr>
-      <w:r>
-        <w:rPr>
-          <w:lang w:val="zh_TW" w:bidi="zh_TW"/>
-        </w:rPr>
-      </w:r>
-      <w:hyperlink r:id="rId63">
-        <w:r>
-          <w:rPr>
-            <w:lang w:val="zh_TW" w:bidi="zh_TW"/>
-          </w:rPr>
-          <w:rPr>
-            <w:color w:val="0000EE"/>
-            <w:u w:val="single"/>
-          </w:rPr>
-          <w:t>創世記21:22</w:t>
-        </w:r>
-      </w:hyperlink>
-    </w:p>
-    <w:p>
-      <w:pPr>
-        <w:pStyle w:val="ListBullet"/>
-        <w:spacing w:line="240" w:lineRule="auto"/>
-        <w:ind w:left="720"/>
-      </w:pPr>
-      <w:r>
-        <w:rPr>
-          <w:lang w:val="zh_TW" w:bidi="zh_TW"/>
-        </w:rPr>
-      </w:r>
-      <w:hyperlink r:id="rId64">
-        <w:r>
-          <w:rPr>
-            <w:lang w:val="zh_TW" w:bidi="zh_TW"/>
-          </w:rPr>
-          <w:rPr>
-            <w:color w:val="0000EE"/>
-            <w:u w:val="single"/>
-          </w:rPr>
-          <w:t>創世記26:11</w:t>
-        </w:r>
-      </w:hyperlink>
-    </w:p>
-    <w:p>
-      <w:pPr>
-        <w:pStyle w:val="ListBullet"/>
-        <w:spacing w:line="240" w:lineRule="auto"/>
-        <w:ind w:left="720"/>
-      </w:pPr>
-      <w:r>
-        <w:rPr>
-          <w:lang w:val="zh_TW" w:bidi="zh_TW"/>
-        </w:rPr>
-      </w:r>
-      <w:hyperlink r:id="rId65">
-        <w:r>
-          <w:rPr>
-            <w:lang w:val="zh_TW" w:bidi="zh_TW"/>
-          </w:rPr>
-          <w:rPr>
-            <w:color w:val="0000EE"/>
-            <w:u w:val="single"/>
-          </w:rPr>
-          <w:t>士師記9:54</w:t>
-        </w:r>
-      </w:hyperlink>
+      <w:r>
+        <w:rPr>
+          <w:lang w:val="zh_TW" w:bidi="zh_TW"/>
+        </w:rPr>
+        <w:t>撒母耳記下11:21</w:t>
+      </w:r>
+    </w:p>
+    <w:p>
+      <w:pPr>
+        <w:pStyle w:val="ListBullet"/>
+        <w:spacing w:line="240" w:lineRule="auto"/>
+        <w:ind w:left="720"/>
+      </w:pPr>
+      <w:r>
+        <w:rPr>
+          <w:lang w:val="zh_TW" w:bidi="zh_TW"/>
+        </w:rPr>
+      </w:r>
+      <w:r>
+        <w:rPr>
+          <w:lang w:val="zh_TW" w:bidi="zh_TW"/>
+        </w:rPr>
+        <w:t>創世記20:3</w:t>
+      </w:r>
+    </w:p>
+    <w:p>
+      <w:pPr>
+        <w:pStyle w:val="ListBullet"/>
+        <w:spacing w:line="240" w:lineRule="auto"/>
+        <w:ind w:left="720"/>
+      </w:pPr>
+      <w:r>
+        <w:rPr>
+          <w:lang w:val="zh_TW" w:bidi="zh_TW"/>
+        </w:rPr>
+      </w:r>
+      <w:r>
+        <w:rPr>
+          <w:lang w:val="zh_TW" w:bidi="zh_TW"/>
+        </w:rPr>
+        <w:t>創世記20:5</w:t>
+      </w:r>
+    </w:p>
+    <w:p>
+      <w:pPr>
+        <w:pStyle w:val="ListBullet"/>
+        <w:spacing w:line="240" w:lineRule="auto"/>
+        <w:ind w:left="720"/>
+      </w:pPr>
+      <w:r>
+        <w:rPr>
+          <w:lang w:val="zh_TW" w:bidi="zh_TW"/>
+        </w:rPr>
+      </w:r>
+      <w:r>
+        <w:rPr>
+          <w:lang w:val="zh_TW" w:bidi="zh_TW"/>
+        </w:rPr>
+        <w:t>創世記21:22</w:t>
+      </w:r>
+    </w:p>
+    <w:p>
+      <w:pPr>
+        <w:pStyle w:val="ListBullet"/>
+        <w:spacing w:line="240" w:lineRule="auto"/>
+        <w:ind w:left="720"/>
+      </w:pPr>
+      <w:r>
+        <w:rPr>
+          <w:lang w:val="zh_TW" w:bidi="zh_TW"/>
+        </w:rPr>
+      </w:r>
+      <w:r>
+        <w:rPr>
+          <w:lang w:val="zh_TW" w:bidi="zh_TW"/>
+        </w:rPr>
+        <w:t>創世記26:11</w:t>
+      </w:r>
+    </w:p>
+    <w:p>
+      <w:pPr>
+        <w:pStyle w:val="ListBullet"/>
+        <w:spacing w:line="240" w:lineRule="auto"/>
+        <w:ind w:left="720"/>
+      </w:pPr>
+      <w:r>
+        <w:rPr>
+          <w:lang w:val="zh_TW" w:bidi="zh_TW"/>
+        </w:rPr>
+      </w:r>
+      <w:r>
+        <w:rPr>
+          <w:lang w:val="zh_TW" w:bidi="zh_TW"/>
+        </w:rPr>
+        <w:t>士師記9:54</w:t>
+      </w:r>
     </w:p>
     <w:p>
       <w:pPr>
@@ -3959,114 +3629,84 @@
           <w:lang w:val="zh_TW" w:bidi="zh_TW"/>
         </w:rPr>
       </w:r>
-      <w:hyperlink r:id="rId66">
-        <w:r>
-          <w:rPr>
-            <w:lang w:val="zh_TW" w:bidi="zh_TW"/>
-          </w:rPr>
-          <w:rPr>
-            <w:color w:val="0000EE"/>
-            <w:u w:val="single"/>
-          </w:rPr>
-          <w:t>列王紀上15:3</w:t>
-        </w:r>
-      </w:hyperlink>
-    </w:p>
-    <w:p>
-      <w:pPr>
-        <w:pStyle w:val="ListBullet"/>
-        <w:spacing w:line="240" w:lineRule="auto"/>
-        <w:ind w:left="720"/>
-      </w:pPr>
-      <w:r>
-        <w:rPr>
-          <w:lang w:val="zh_TW" w:bidi="zh_TW"/>
-        </w:rPr>
-      </w:r>
-      <w:hyperlink r:id="rId67">
-        <w:r>
-          <w:rPr>
-            <w:lang w:val="zh_TW" w:bidi="zh_TW"/>
-          </w:rPr>
-          <w:rPr>
-            <w:color w:val="0000EE"/>
-            <w:u w:val="single"/>
-          </w:rPr>
-          <w:t>撒母耳記上8:1–3</w:t>
-        </w:r>
-      </w:hyperlink>
-    </w:p>
-    <w:p>
-      <w:pPr>
-        <w:pStyle w:val="ListBullet"/>
-        <w:spacing w:line="240" w:lineRule="auto"/>
-        <w:ind w:left="720"/>
-      </w:pPr>
-      <w:r>
-        <w:rPr>
-          <w:lang w:val="zh_TW" w:bidi="zh_TW"/>
-        </w:rPr>
-      </w:r>
-      <w:hyperlink r:id="rId68">
-        <w:r>
-          <w:rPr>
-            <w:lang w:val="zh_TW" w:bidi="zh_TW"/>
-          </w:rPr>
-          <w:rPr>
-            <w:color w:val="0000EE"/>
-            <w:u w:val="single"/>
-          </w:rPr>
-          <w:t>歷代志下13:2</w:t>
-        </w:r>
-      </w:hyperlink>
-    </w:p>
-    <w:p>
-      <w:pPr>
-        <w:pStyle w:val="ListBullet"/>
-        <w:spacing w:line="240" w:lineRule="auto"/>
-        <w:ind w:left="720"/>
-      </w:pPr>
-      <w:r>
-        <w:rPr>
-          <w:lang w:val="zh_TW" w:bidi="zh_TW"/>
-        </w:rPr>
-      </w:r>
-      <w:hyperlink r:id="rId69">
-        <w:r>
-          <w:rPr>
-            <w:lang w:val="zh_TW" w:bidi="zh_TW"/>
-          </w:rPr>
-          <w:rPr>
-            <w:color w:val="0000EE"/>
-            <w:u w:val="single"/>
-          </w:rPr>
-          <w:t>歷代志下13:19</w:t>
-        </w:r>
-      </w:hyperlink>
-    </w:p>
-    <w:p>
-      <w:pPr>
-        <w:pStyle w:val="ListBullet"/>
-        <w:spacing w:line="240" w:lineRule="auto"/>
-        <w:ind w:left="720"/>
-      </w:pPr>
-      <w:r>
-        <w:rPr>
-          <w:lang w:val="zh_TW" w:bidi="zh_TW"/>
-        </w:rPr>
-      </w:r>
-      <w:hyperlink r:id="rId70">
-        <w:r>
-          <w:rPr>
-            <w:lang w:val="zh_TW" w:bidi="zh_TW"/>
-          </w:rPr>
-          <w:rPr>
-            <w:color w:val="0000EE"/>
-            <w:u w:val="single"/>
-          </w:rPr>
-          <w:t>路加福音1:5</w:t>
-        </w:r>
-      </w:hyperlink>
+      <w:r>
+        <w:rPr>
+          <w:lang w:val="zh_TW" w:bidi="zh_TW"/>
+        </w:rPr>
+        <w:t>列王紀上15:3</w:t>
+      </w:r>
+    </w:p>
+    <w:p>
+      <w:pPr>
+        <w:pStyle w:val="ListBullet"/>
+        <w:spacing w:line="240" w:lineRule="auto"/>
+        <w:ind w:left="720"/>
+      </w:pPr>
+      <w:r>
+        <w:rPr>
+          <w:lang w:val="zh_TW" w:bidi="zh_TW"/>
+        </w:rPr>
+      </w:r>
+      <w:r>
+        <w:rPr>
+          <w:lang w:val="zh_TW" w:bidi="zh_TW"/>
+        </w:rPr>
+        <w:t>撒母耳記上8:1–3</w:t>
+      </w:r>
+    </w:p>
+    <w:p>
+      <w:pPr>
+        <w:pStyle w:val="ListBullet"/>
+        <w:spacing w:line="240" w:lineRule="auto"/>
+        <w:ind w:left="720"/>
+      </w:pPr>
+      <w:r>
+        <w:rPr>
+          <w:lang w:val="zh_TW" w:bidi="zh_TW"/>
+        </w:rPr>
+      </w:r>
+      <w:r>
+        <w:rPr>
+          <w:lang w:val="zh_TW" w:bidi="zh_TW"/>
+        </w:rPr>
+        <w:t>歷代志下13:2</w:t>
+      </w:r>
+    </w:p>
+    <w:p>
+      <w:pPr>
+        <w:pStyle w:val="ListBullet"/>
+        <w:spacing w:line="240" w:lineRule="auto"/>
+        <w:ind w:left="720"/>
+      </w:pPr>
+      <w:r>
+        <w:rPr>
+          <w:lang w:val="zh_TW" w:bidi="zh_TW"/>
+        </w:rPr>
+      </w:r>
+      <w:r>
+        <w:rPr>
+          <w:lang w:val="zh_TW" w:bidi="zh_TW"/>
+        </w:rPr>
+        <w:t>歷代志下13:19</w:t>
+      </w:r>
+    </w:p>
+    <w:p>
+      <w:pPr>
+        <w:pStyle w:val="ListBullet"/>
+        <w:spacing w:line="240" w:lineRule="auto"/>
+        <w:ind w:left="720"/>
+      </w:pPr>
+      <w:r>
+        <w:rPr>
+          <w:lang w:val="zh_TW" w:bidi="zh_TW"/>
+        </w:rPr>
+      </w:r>
+      <w:r>
+        <w:rPr>
+          <w:lang w:val="zh_TW" w:bidi="zh_TW"/>
+        </w:rPr>
+        <w:t>路加福音1:5</w:t>
+      </w:r>
     </w:p>
     <w:p>
       <w:pPr>
@@ -4324,114 +3964,84 @@
           <w:lang w:val="zh_TW" w:bidi="zh_TW"/>
         </w:rPr>
       </w:r>
-      <w:hyperlink r:id="rId71">
-        <w:r>
-          <w:rPr>
-            <w:lang w:val="zh_TW" w:bidi="zh_TW"/>
-          </w:rPr>
-          <w:rPr>
-            <w:color w:val="0000EE"/>
-            <w:u w:val="single"/>
-          </w:rPr>
-          <w:t>歷代志上27:32–34</w:t>
-        </w:r>
-      </w:hyperlink>
-    </w:p>
-    <w:p>
-      <w:pPr>
-        <w:pStyle w:val="ListBullet"/>
-        <w:spacing w:line="240" w:lineRule="auto"/>
-        <w:ind w:left="720"/>
-      </w:pPr>
-      <w:r>
-        <w:rPr>
-          <w:lang w:val="zh_TW" w:bidi="zh_TW"/>
-        </w:rPr>
-      </w:r>
-      <w:hyperlink r:id="rId72">
-        <w:r>
-          <w:rPr>
-            <w:lang w:val="zh_TW" w:bidi="zh_TW"/>
-          </w:rPr>
-          <w:rPr>
-            <w:color w:val="0000EE"/>
-            <w:u w:val="single"/>
-          </w:rPr>
-          <w:t>列王紀上1:7</w:t>
-        </w:r>
-      </w:hyperlink>
-    </w:p>
-    <w:p>
-      <w:pPr>
-        <w:pStyle w:val="ListBullet"/>
-        <w:spacing w:line="240" w:lineRule="auto"/>
-        <w:ind w:left="720"/>
-      </w:pPr>
-      <w:r>
-        <w:rPr>
-          <w:lang w:val="zh_TW" w:bidi="zh_TW"/>
-        </w:rPr>
-      </w:r>
-      <w:hyperlink r:id="rId73">
-        <w:r>
-          <w:rPr>
-            <w:lang w:val="zh_TW" w:bidi="zh_TW"/>
-          </w:rPr>
-          <w:rPr>
-            <w:color w:val="0000EE"/>
-            <w:u w:val="single"/>
-          </w:rPr>
-          <w:t>列王紀上2:22–23</w:t>
-        </w:r>
-      </w:hyperlink>
-    </w:p>
-    <w:p>
-      <w:pPr>
-        <w:pStyle w:val="ListBullet"/>
-        <w:spacing w:line="240" w:lineRule="auto"/>
-        <w:ind w:left="720"/>
-      </w:pPr>
-      <w:r>
-        <w:rPr>
-          <w:lang w:val="zh_TW" w:bidi="zh_TW"/>
-        </w:rPr>
-      </w:r>
-      <w:hyperlink r:id="rId74">
-        <w:r>
-          <w:rPr>
-            <w:lang w:val="zh_TW" w:bidi="zh_TW"/>
-          </w:rPr>
-          <w:rPr>
-            <w:color w:val="0000EE"/>
-            <w:u w:val="single"/>
-          </w:rPr>
-          <w:t>撒母耳記下17:15</w:t>
-        </w:r>
-      </w:hyperlink>
-    </w:p>
-    <w:p>
-      <w:pPr>
-        <w:pStyle w:val="ListBullet"/>
-        <w:spacing w:line="240" w:lineRule="auto"/>
-        <w:ind w:left="720"/>
-      </w:pPr>
-      <w:r>
-        <w:rPr>
-          <w:lang w:val="zh_TW" w:bidi="zh_TW"/>
-        </w:rPr>
-      </w:r>
-      <w:hyperlink r:id="rId75">
-        <w:r>
-          <w:rPr>
-            <w:lang w:val="zh_TW" w:bidi="zh_TW"/>
-          </w:rPr>
-          <w:rPr>
-            <w:color w:val="0000EE"/>
-            <w:u w:val="single"/>
-          </w:rPr>
-          <w:t>馬可福音2:25–26</w:t>
-        </w:r>
-      </w:hyperlink>
+      <w:r>
+        <w:rPr>
+          <w:lang w:val="zh_TW" w:bidi="zh_TW"/>
+        </w:rPr>
+        <w:t>歷代志上27:32–34</w:t>
+      </w:r>
+    </w:p>
+    <w:p>
+      <w:pPr>
+        <w:pStyle w:val="ListBullet"/>
+        <w:spacing w:line="240" w:lineRule="auto"/>
+        <w:ind w:left="720"/>
+      </w:pPr>
+      <w:r>
+        <w:rPr>
+          <w:lang w:val="zh_TW" w:bidi="zh_TW"/>
+        </w:rPr>
+      </w:r>
+      <w:r>
+        <w:rPr>
+          <w:lang w:val="zh_TW" w:bidi="zh_TW"/>
+        </w:rPr>
+        <w:t>列王紀上1:7</w:t>
+      </w:r>
+    </w:p>
+    <w:p>
+      <w:pPr>
+        <w:pStyle w:val="ListBullet"/>
+        <w:spacing w:line="240" w:lineRule="auto"/>
+        <w:ind w:left="720"/>
+      </w:pPr>
+      <w:r>
+        <w:rPr>
+          <w:lang w:val="zh_TW" w:bidi="zh_TW"/>
+        </w:rPr>
+      </w:r>
+      <w:r>
+        <w:rPr>
+          <w:lang w:val="zh_TW" w:bidi="zh_TW"/>
+        </w:rPr>
+        <w:t>列王紀上2:22–23</w:t>
+      </w:r>
+    </w:p>
+    <w:p>
+      <w:pPr>
+        <w:pStyle w:val="ListBullet"/>
+        <w:spacing w:line="240" w:lineRule="auto"/>
+        <w:ind w:left="720"/>
+      </w:pPr>
+      <w:r>
+        <w:rPr>
+          <w:lang w:val="zh_TW" w:bidi="zh_TW"/>
+        </w:rPr>
+      </w:r>
+      <w:r>
+        <w:rPr>
+          <w:lang w:val="zh_TW" w:bidi="zh_TW"/>
+        </w:rPr>
+        <w:t>撒母耳記下17:15</w:t>
+      </w:r>
+    </w:p>
+    <w:p>
+      <w:pPr>
+        <w:pStyle w:val="ListBullet"/>
+        <w:spacing w:line="240" w:lineRule="auto"/>
+        <w:ind w:left="720"/>
+      </w:pPr>
+      <w:r>
+        <w:rPr>
+          <w:lang w:val="zh_TW" w:bidi="zh_TW"/>
+        </w:rPr>
+      </w:r>
+      <w:r>
+        <w:rPr>
+          <w:lang w:val="zh_TW" w:bidi="zh_TW"/>
+        </w:rPr>
+        <w:t>馬可福音2:25–26</w:t>
+      </w:r>
     </w:p>
     <w:p>
       <w:pPr>
@@ -4673,90 +4283,66 @@
           <w:lang w:val="zh_TW" w:bidi="zh_TW"/>
         </w:rPr>
       </w:r>
-      <w:hyperlink r:id="rId76">
-        <w:r>
-          <w:rPr>
-            <w:lang w:val="zh_TW" w:bidi="zh_TW"/>
-          </w:rPr>
-          <w:rPr>
-            <w:color w:val="0000EE"/>
-            <w:u w:val="single"/>
-          </w:rPr>
-          <w:t>哥林多前書1:13</w:t>
-        </w:r>
-      </w:hyperlink>
-    </w:p>
-    <w:p>
-      <w:pPr>
-        <w:pStyle w:val="ListBullet"/>
-        <w:spacing w:line="240" w:lineRule="auto"/>
-        <w:ind w:left="720"/>
-      </w:pPr>
-      <w:r>
-        <w:rPr>
-          <w:lang w:val="zh_TW" w:bidi="zh_TW"/>
-        </w:rPr>
-      </w:r>
-      <w:hyperlink r:id="rId77">
-        <w:r>
-          <w:rPr>
-            <w:lang w:val="zh_TW" w:bidi="zh_TW"/>
-          </w:rPr>
-          <w:rPr>
-            <w:color w:val="0000EE"/>
-            <w:u w:val="single"/>
-          </w:rPr>
-          <w:t>哥林多前書16:12</w:t>
-        </w:r>
-      </w:hyperlink>
-    </w:p>
-    <w:p>
-      <w:pPr>
-        <w:pStyle w:val="ListBullet"/>
-        <w:spacing w:line="240" w:lineRule="auto"/>
-        <w:ind w:left="720"/>
-      </w:pPr>
-      <w:r>
-        <w:rPr>
-          <w:lang w:val="zh_TW" w:bidi="zh_TW"/>
-        </w:rPr>
-      </w:r>
-      <w:hyperlink r:id="rId78">
-        <w:r>
-          <w:rPr>
-            <w:lang w:val="zh_TW" w:bidi="zh_TW"/>
-          </w:rPr>
-          <w:rPr>
-            <w:color w:val="0000EE"/>
-            <w:u w:val="single"/>
-          </w:rPr>
-          <w:t>使徒行傳18:25</w:t>
-        </w:r>
-      </w:hyperlink>
-    </w:p>
-    <w:p>
-      <w:pPr>
-        <w:pStyle w:val="ListBullet"/>
-        <w:spacing w:line="240" w:lineRule="auto"/>
-        <w:ind w:left="720"/>
-      </w:pPr>
-      <w:r>
-        <w:rPr>
-          <w:lang w:val="zh_TW" w:bidi="zh_TW"/>
-        </w:rPr>
-      </w:r>
-      <w:hyperlink r:id="rId79">
-        <w:r>
-          <w:rPr>
-            <w:lang w:val="zh_TW" w:bidi="zh_TW"/>
-          </w:rPr>
-          <w:rPr>
-            <w:color w:val="0000EE"/>
-            <w:u w:val="single"/>
-          </w:rPr>
-          <w:t>提多書3:13</w:t>
-        </w:r>
-      </w:hyperlink>
+      <w:r>
+        <w:rPr>
+          <w:lang w:val="zh_TW" w:bidi="zh_TW"/>
+        </w:rPr>
+        <w:t>哥林多前書1:13</w:t>
+      </w:r>
+    </w:p>
+    <w:p>
+      <w:pPr>
+        <w:pStyle w:val="ListBullet"/>
+        <w:spacing w:line="240" w:lineRule="auto"/>
+        <w:ind w:left="720"/>
+      </w:pPr>
+      <w:r>
+        <w:rPr>
+          <w:lang w:val="zh_TW" w:bidi="zh_TW"/>
+        </w:rPr>
+      </w:r>
+      <w:r>
+        <w:rPr>
+          <w:lang w:val="zh_TW" w:bidi="zh_TW"/>
+        </w:rPr>
+        <w:t>哥林多前書16:12</w:t>
+      </w:r>
+    </w:p>
+    <w:p>
+      <w:pPr>
+        <w:pStyle w:val="ListBullet"/>
+        <w:spacing w:line="240" w:lineRule="auto"/>
+        <w:ind w:left="720"/>
+      </w:pPr>
+      <w:r>
+        <w:rPr>
+          <w:lang w:val="zh_TW" w:bidi="zh_TW"/>
+        </w:rPr>
+      </w:r>
+      <w:r>
+        <w:rPr>
+          <w:lang w:val="zh_TW" w:bidi="zh_TW"/>
+        </w:rPr>
+        <w:t>使徒行傳18:25</w:t>
+      </w:r>
+    </w:p>
+    <w:p>
+      <w:pPr>
+        <w:pStyle w:val="ListBullet"/>
+        <w:spacing w:line="240" w:lineRule="auto"/>
+        <w:ind w:left="720"/>
+      </w:pPr>
+      <w:r>
+        <w:rPr>
+          <w:lang w:val="zh_TW" w:bidi="zh_TW"/>
+        </w:rPr>
+      </w:r>
+      <w:r>
+        <w:rPr>
+          <w:lang w:val="zh_TW" w:bidi="zh_TW"/>
+        </w:rPr>
+        <w:t>提多書3:13</w:t>
+      </w:r>
     </w:p>
     <w:p>
       <w:pPr>
@@ -5016,126 +4602,90 @@
           <w:lang w:val="zh_TW" w:bidi="zh_TW"/>
         </w:rPr>
       </w:r>
-      <w:hyperlink r:id="rId80">
-        <w:r>
-          <w:rPr>
-            <w:lang w:val="zh_TW" w:bidi="zh_TW"/>
-          </w:rPr>
-          <w:rPr>
-            <w:color w:val="0000EE"/>
-            <w:u w:val="single"/>
-          </w:rPr>
-          <w:t>創世記4:2</w:t>
-        </w:r>
-      </w:hyperlink>
-    </w:p>
-    <w:p>
-      <w:pPr>
-        <w:pStyle w:val="ListBullet"/>
-        <w:spacing w:line="240" w:lineRule="auto"/>
-        <w:ind w:left="720"/>
-      </w:pPr>
-      <w:r>
-        <w:rPr>
-          <w:lang w:val="zh_TW" w:bidi="zh_TW"/>
-        </w:rPr>
-      </w:r>
-      <w:hyperlink r:id="rId80">
-        <w:r>
-          <w:rPr>
-            <w:lang w:val="zh_TW" w:bidi="zh_TW"/>
-          </w:rPr>
-          <w:rPr>
-            <w:color w:val="0000EE"/>
-            <w:u w:val="single"/>
-          </w:rPr>
-          <w:t>創世記</w:t>
-        </w:r>
-      </w:hyperlink>
-      <w:hyperlink r:id="rId81">
-        <w:r>
-          <w:rPr>
-            <w:lang w:val="zh_TW" w:bidi="zh_TW"/>
-          </w:rPr>
-          <w:rPr>
-            <w:color w:val="0000EE"/>
-            <w:u w:val="single"/>
-          </w:rPr>
-          <w:t>4:9</w:t>
-        </w:r>
-      </w:hyperlink>
-    </w:p>
-    <w:p>
-      <w:pPr>
-        <w:pStyle w:val="ListBullet"/>
-        <w:spacing w:line="240" w:lineRule="auto"/>
-        <w:ind w:left="720"/>
-      </w:pPr>
-      <w:r>
-        <w:rPr>
-          <w:lang w:val="zh_TW" w:bidi="zh_TW"/>
-        </w:rPr>
-      </w:r>
-      <w:hyperlink r:id="rId82">
-        <w:r>
-          <w:rPr>
-            <w:lang w:val="zh_TW" w:bidi="zh_TW"/>
-          </w:rPr>
-          <w:rPr>
-            <w:color w:val="0000EE"/>
-            <w:u w:val="single"/>
-          </w:rPr>
-          <w:t>希伯來書12:24</w:t>
-        </w:r>
-      </w:hyperlink>
-    </w:p>
-    <w:p>
-      <w:pPr>
-        <w:pStyle w:val="ListBullet"/>
-        <w:spacing w:line="240" w:lineRule="auto"/>
-        <w:ind w:left="720"/>
-      </w:pPr>
-      <w:r>
-        <w:rPr>
-          <w:lang w:val="zh_TW" w:bidi="zh_TW"/>
-        </w:rPr>
-      </w:r>
-      <w:hyperlink r:id="rId83">
-        <w:r>
-          <w:rPr>
-            <w:lang w:val="zh_TW" w:bidi="zh_TW"/>
-          </w:rPr>
-          <w:rPr>
-            <w:color w:val="0000EE"/>
-            <w:u w:val="single"/>
-          </w:rPr>
-          <w:t>路加福音11:49–51</w:t>
-        </w:r>
-      </w:hyperlink>
-    </w:p>
-    <w:p>
-      <w:pPr>
-        <w:pStyle w:val="ListBullet"/>
-        <w:spacing w:line="240" w:lineRule="auto"/>
-        <w:ind w:left="720"/>
-      </w:pPr>
-      <w:r>
-        <w:rPr>
-          <w:lang w:val="zh_TW" w:bidi="zh_TW"/>
-        </w:rPr>
-      </w:r>
-      <w:hyperlink r:id="rId84">
-        <w:r>
-          <w:rPr>
-            <w:lang w:val="zh_TW" w:bidi="zh_TW"/>
-          </w:rPr>
-          <w:rPr>
-            <w:color w:val="0000EE"/>
-            <w:u w:val="single"/>
-          </w:rPr>
-          <w:t>馬太福音23:35</w:t>
-        </w:r>
-      </w:hyperlink>
+      <w:r>
+        <w:rPr>
+          <w:lang w:val="zh_TW" w:bidi="zh_TW"/>
+        </w:rPr>
+        <w:t>創世記4:2</w:t>
+      </w:r>
+    </w:p>
+    <w:p>
+      <w:pPr>
+        <w:pStyle w:val="ListBullet"/>
+        <w:spacing w:line="240" w:lineRule="auto"/>
+        <w:ind w:left="720"/>
+      </w:pPr>
+      <w:r>
+        <w:rPr>
+          <w:lang w:val="zh_TW" w:bidi="zh_TW"/>
+        </w:rPr>
+      </w:r>
+      <w:r>
+        <w:rPr>
+          <w:lang w:val="zh_TW" w:bidi="zh_TW"/>
+        </w:rPr>
+        <w:t>創世記</w:t>
+      </w:r>
+      <w:r>
+        <w:rPr>
+          <w:lang w:val="zh_TW" w:bidi="zh_TW"/>
+        </w:rPr>
+        <w:t>4:9</w:t>
+      </w:r>
+    </w:p>
+    <w:p>
+      <w:pPr>
+        <w:pStyle w:val="ListBullet"/>
+        <w:spacing w:line="240" w:lineRule="auto"/>
+        <w:ind w:left="720"/>
+      </w:pPr>
+      <w:r>
+        <w:rPr>
+          <w:lang w:val="zh_TW" w:bidi="zh_TW"/>
+        </w:rPr>
+      </w:r>
+      <w:r>
+        <w:rPr>
+          <w:lang w:val="zh_TW" w:bidi="zh_TW"/>
+        </w:rPr>
+        <w:t>希伯來書12:24</w:t>
+      </w:r>
+    </w:p>
+    <w:p>
+      <w:pPr>
+        <w:pStyle w:val="ListBullet"/>
+        <w:spacing w:line="240" w:lineRule="auto"/>
+        <w:ind w:left="720"/>
+      </w:pPr>
+      <w:r>
+        <w:rPr>
+          <w:lang w:val="zh_TW" w:bidi="zh_TW"/>
+        </w:rPr>
+      </w:r>
+      <w:r>
+        <w:rPr>
+          <w:lang w:val="zh_TW" w:bidi="zh_TW"/>
+        </w:rPr>
+        <w:t>路加福音11:49–51</w:t>
+      </w:r>
+    </w:p>
+    <w:p>
+      <w:pPr>
+        <w:pStyle w:val="ListBullet"/>
+        <w:spacing w:line="240" w:lineRule="auto"/>
+        <w:ind w:left="720"/>
+      </w:pPr>
+      <w:r>
+        <w:rPr>
+          <w:lang w:val="zh_TW" w:bidi="zh_TW"/>
+        </w:rPr>
+      </w:r>
+      <w:r>
+        <w:rPr>
+          <w:lang w:val="zh_TW" w:bidi="zh_TW"/>
+        </w:rPr>
+        <w:t>馬太福音23:35</w:t>
+      </w:r>
     </w:p>
     <w:p>
       <w:pPr>
@@ -5431,162 +4981,114 @@
           <w:lang w:val="zh_TW" w:bidi="zh_TW"/>
         </w:rPr>
       </w:r>
-      <w:hyperlink r:id="rId85">
-        <w:r>
-          <w:rPr>
-            <w:lang w:val="zh_TW" w:bidi="zh_TW"/>
-          </w:rPr>
-          <w:rPr>
-            <w:color w:val="0000EE"/>
-            <w:u w:val="single"/>
-          </w:rPr>
-          <w:t>加拉太書3:8</w:t>
-        </w:r>
-      </w:hyperlink>
-    </w:p>
-    <w:p>
-      <w:pPr>
-        <w:pStyle w:val="ListBullet"/>
-        <w:spacing w:line="240" w:lineRule="auto"/>
-        <w:ind w:left="720"/>
-      </w:pPr>
-      <w:r>
-        <w:rPr>
-          <w:lang w:val="zh_TW" w:bidi="zh_TW"/>
-        </w:rPr>
-      </w:r>
-      <w:hyperlink r:id="rId86">
-        <w:r>
-          <w:rPr>
-            <w:lang w:val="zh_TW" w:bidi="zh_TW"/>
-          </w:rPr>
-          <w:rPr>
-            <w:color w:val="0000EE"/>
-            <w:u w:val="single"/>
-          </w:rPr>
-          <w:t>創世記11:29–30</w:t>
-        </w:r>
-      </w:hyperlink>
-    </w:p>
-    <w:p>
-      <w:pPr>
-        <w:pStyle w:val="ListBullet"/>
-        <w:spacing w:line="240" w:lineRule="auto"/>
-        <w:ind w:left="720"/>
-      </w:pPr>
-      <w:r>
-        <w:rPr>
-          <w:lang w:val="zh_TW" w:bidi="zh_TW"/>
-        </w:rPr>
-      </w:r>
-      <w:hyperlink r:id="rId86">
-        <w:r>
-          <w:rPr>
-            <w:lang w:val="zh_TW" w:bidi="zh_TW"/>
-          </w:rPr>
-          <w:rPr>
-            <w:color w:val="0000EE"/>
-            <w:u w:val="single"/>
-          </w:rPr>
-          <w:t>創世記</w:t>
-        </w:r>
-      </w:hyperlink>
-      <w:hyperlink r:id="rId87">
-        <w:r>
-          <w:rPr>
-            <w:lang w:val="zh_TW" w:bidi="zh_TW"/>
-          </w:rPr>
-          <w:rPr>
-            <w:color w:val="0000EE"/>
-            <w:u w:val="single"/>
-          </w:rPr>
-          <w:t>21:4</w:t>
-        </w:r>
-      </w:hyperlink>
-    </w:p>
-    <w:p>
-      <w:pPr>
-        <w:pStyle w:val="ListBullet"/>
-        <w:spacing w:line="240" w:lineRule="auto"/>
-        <w:ind w:left="720"/>
-      </w:pPr>
-      <w:r>
-        <w:rPr>
-          <w:lang w:val="zh_TW" w:bidi="zh_TW"/>
-        </w:rPr>
-      </w:r>
-      <w:hyperlink r:id="rId86">
-        <w:r>
-          <w:rPr>
-            <w:lang w:val="zh_TW" w:bidi="zh_TW"/>
-          </w:rPr>
-          <w:rPr>
-            <w:color w:val="0000EE"/>
-            <w:u w:val="single"/>
-          </w:rPr>
-          <w:t>創世記</w:t>
-        </w:r>
-      </w:hyperlink>
-      <w:hyperlink r:id="rId88">
-        <w:r>
-          <w:rPr>
-            <w:lang w:val="zh_TW" w:bidi="zh_TW"/>
-          </w:rPr>
-          <w:rPr>
-            <w:color w:val="0000EE"/>
-            <w:u w:val="single"/>
-          </w:rPr>
-          <w:t>22:2</w:t>
-        </w:r>
-      </w:hyperlink>
-    </w:p>
-    <w:p>
-      <w:pPr>
-        <w:pStyle w:val="ListBullet"/>
-        <w:spacing w:line="240" w:lineRule="auto"/>
-        <w:ind w:left="720"/>
-      </w:pPr>
-      <w:r>
-        <w:rPr>
-          <w:lang w:val="zh_TW" w:bidi="zh_TW"/>
-        </w:rPr>
-      </w:r>
-      <w:hyperlink r:id="rId89">
-        <w:r>
-          <w:rPr>
-            <w:lang w:val="zh_TW" w:bidi="zh_TW"/>
-          </w:rPr>
-          <w:rPr>
-            <w:color w:val="0000EE"/>
-            <w:u w:val="single"/>
-          </w:rPr>
-          <w:t>雅各書2:23</w:t>
-        </w:r>
-      </w:hyperlink>
-    </w:p>
-    <w:p>
-      <w:pPr>
-        <w:pStyle w:val="ListBullet"/>
-        <w:spacing w:line="240" w:lineRule="auto"/>
-        <w:ind w:left="720"/>
-      </w:pPr>
-      <w:r>
-        <w:rPr>
-          <w:lang w:val="zh_TW" w:bidi="zh_TW"/>
-        </w:rPr>
-      </w:r>
-      <w:hyperlink r:id="rId90">
-        <w:r>
-          <w:rPr>
-            <w:lang w:val="zh_TW" w:bidi="zh_TW"/>
-          </w:rPr>
-          <w:rPr>
-            <w:color w:val="0000EE"/>
-            <w:u w:val="single"/>
-          </w:rPr>
-          <w:t>馬太福音1:2</w:t>
-        </w:r>
-      </w:hyperlink>
+      <w:r>
+        <w:rPr>
+          <w:lang w:val="zh_TW" w:bidi="zh_TW"/>
+        </w:rPr>
+        <w:t>加拉太書3:8</w:t>
+      </w:r>
+    </w:p>
+    <w:p>
+      <w:pPr>
+        <w:pStyle w:val="ListBullet"/>
+        <w:spacing w:line="240" w:lineRule="auto"/>
+        <w:ind w:left="720"/>
+      </w:pPr>
+      <w:r>
+        <w:rPr>
+          <w:lang w:val="zh_TW" w:bidi="zh_TW"/>
+        </w:rPr>
+      </w:r>
+      <w:r>
+        <w:rPr>
+          <w:lang w:val="zh_TW" w:bidi="zh_TW"/>
+        </w:rPr>
+        <w:t>創世記11:29–30</w:t>
+      </w:r>
+    </w:p>
+    <w:p>
+      <w:pPr>
+        <w:pStyle w:val="ListBullet"/>
+        <w:spacing w:line="240" w:lineRule="auto"/>
+        <w:ind w:left="720"/>
+      </w:pPr>
+      <w:r>
+        <w:rPr>
+          <w:lang w:val="zh_TW" w:bidi="zh_TW"/>
+        </w:rPr>
+      </w:r>
+      <w:r>
+        <w:rPr>
+          <w:lang w:val="zh_TW" w:bidi="zh_TW"/>
+        </w:rPr>
+        <w:t>創世記</w:t>
+      </w:r>
+      <w:r>
+        <w:rPr>
+          <w:lang w:val="zh_TW" w:bidi="zh_TW"/>
+        </w:rPr>
+        <w:t>21:4</w:t>
+      </w:r>
+    </w:p>
+    <w:p>
+      <w:pPr>
+        <w:pStyle w:val="ListBullet"/>
+        <w:spacing w:line="240" w:lineRule="auto"/>
+        <w:ind w:left="720"/>
+      </w:pPr>
+      <w:r>
+        <w:rPr>
+          <w:lang w:val="zh_TW" w:bidi="zh_TW"/>
+        </w:rPr>
+      </w:r>
+      <w:r>
+        <w:rPr>
+          <w:lang w:val="zh_TW" w:bidi="zh_TW"/>
+        </w:rPr>
+        <w:t>創世記</w:t>
+      </w:r>
+      <w:r>
+        <w:rPr>
+          <w:lang w:val="zh_TW" w:bidi="zh_TW"/>
+        </w:rPr>
+        <w:t>22:2</w:t>
+      </w:r>
+    </w:p>
+    <w:p>
+      <w:pPr>
+        <w:pStyle w:val="ListBullet"/>
+        <w:spacing w:line="240" w:lineRule="auto"/>
+        <w:ind w:left="720"/>
+      </w:pPr>
+      <w:r>
+        <w:rPr>
+          <w:lang w:val="zh_TW" w:bidi="zh_TW"/>
+        </w:rPr>
+      </w:r>
+      <w:r>
+        <w:rPr>
+          <w:lang w:val="zh_TW" w:bidi="zh_TW"/>
+        </w:rPr>
+        <w:t>雅各書2:23</w:t>
+      </w:r>
+    </w:p>
+    <w:p>
+      <w:pPr>
+        <w:pStyle w:val="ListBullet"/>
+        <w:spacing w:line="240" w:lineRule="auto"/>
+        <w:ind w:left="720"/>
+      </w:pPr>
+      <w:r>
+        <w:rPr>
+          <w:lang w:val="zh_TW" w:bidi="zh_TW"/>
+        </w:rPr>
+      </w:r>
+      <w:r>
+        <w:rPr>
+          <w:lang w:val="zh_TW" w:bidi="zh_TW"/>
+        </w:rPr>
+        <w:t>馬太福音1:2</w:t>
+      </w:r>
     </w:p>
     <w:p>
       <w:pPr>
@@ -6214,90 +5716,66 @@
           <w:lang w:val="zh_TW" w:bidi="zh_TW"/>
         </w:rPr>
       </w:r>
-      <w:hyperlink r:id="rId91">
-        <w:r>
-          <w:rPr>
-            <w:lang w:val="zh_TW" w:bidi="zh_TW"/>
-          </w:rPr>
-          <w:rPr>
-            <w:color w:val="0000EE"/>
-            <w:u w:val="single"/>
-          </w:rPr>
-          <w:t>以斯拉記4:7–8</w:t>
-        </w:r>
-      </w:hyperlink>
-    </w:p>
-    <w:p>
-      <w:pPr>
-        <w:pStyle w:val="ListBullet"/>
-        <w:spacing w:line="240" w:lineRule="auto"/>
-        <w:ind w:left="720"/>
-      </w:pPr>
-      <w:r>
-        <w:rPr>
-          <w:lang w:val="zh_TW" w:bidi="zh_TW"/>
-        </w:rPr>
-      </w:r>
-      <w:hyperlink r:id="rId92">
-        <w:r>
-          <w:rPr>
-            <w:lang w:val="zh_TW" w:bidi="zh_TW"/>
-          </w:rPr>
-          <w:rPr>
-            <w:color w:val="0000EE"/>
-            <w:u w:val="single"/>
-          </w:rPr>
-          <w:t>以斯拉記7:1–5</w:t>
-        </w:r>
-      </w:hyperlink>
-    </w:p>
-    <w:p>
-      <w:pPr>
-        <w:pStyle w:val="ListBullet"/>
-        <w:spacing w:line="240" w:lineRule="auto"/>
-        <w:ind w:left="720"/>
-      </w:pPr>
-      <w:r>
-        <w:rPr>
-          <w:lang w:val="zh_TW" w:bidi="zh_TW"/>
-        </w:rPr>
-      </w:r>
-      <w:hyperlink r:id="rId93">
-        <w:r>
-          <w:rPr>
-            <w:lang w:val="zh_TW" w:bidi="zh_TW"/>
-          </w:rPr>
-          <w:rPr>
-            <w:color w:val="0000EE"/>
-            <w:u w:val="single"/>
-          </w:rPr>
-          <w:t>尼希米記2:1</w:t>
-        </w:r>
-      </w:hyperlink>
-    </w:p>
-    <w:p>
-      <w:pPr>
-        <w:pStyle w:val="ListBullet"/>
-        <w:spacing w:line="240" w:lineRule="auto"/>
-        <w:ind w:left="720"/>
-      </w:pPr>
-      <w:r>
-        <w:rPr>
-          <w:lang w:val="zh_TW" w:bidi="zh_TW"/>
-        </w:rPr>
-      </w:r>
-      <w:hyperlink r:id="rId94">
-        <w:r>
-          <w:rPr>
-            <w:lang w:val="zh_TW" w:bidi="zh_TW"/>
-          </w:rPr>
-          <w:rPr>
-            <w:color w:val="0000EE"/>
-            <w:u w:val="single"/>
-          </w:rPr>
-          <w:t>尼希米記13:6–7</w:t>
-        </w:r>
-      </w:hyperlink>
+      <w:r>
+        <w:rPr>
+          <w:lang w:val="zh_TW" w:bidi="zh_TW"/>
+        </w:rPr>
+        <w:t>以斯拉記4:7–8</w:t>
+      </w:r>
+    </w:p>
+    <w:p>
+      <w:pPr>
+        <w:pStyle w:val="ListBullet"/>
+        <w:spacing w:line="240" w:lineRule="auto"/>
+        <w:ind w:left="720"/>
+      </w:pPr>
+      <w:r>
+        <w:rPr>
+          <w:lang w:val="zh_TW" w:bidi="zh_TW"/>
+        </w:rPr>
+      </w:r>
+      <w:r>
+        <w:rPr>
+          <w:lang w:val="zh_TW" w:bidi="zh_TW"/>
+        </w:rPr>
+        <w:t>以斯拉記7:1–5</w:t>
+      </w:r>
+    </w:p>
+    <w:p>
+      <w:pPr>
+        <w:pStyle w:val="ListBullet"/>
+        <w:spacing w:line="240" w:lineRule="auto"/>
+        <w:ind w:left="720"/>
+      </w:pPr>
+      <w:r>
+        <w:rPr>
+          <w:lang w:val="zh_TW" w:bidi="zh_TW"/>
+        </w:rPr>
+      </w:r>
+      <w:r>
+        <w:rPr>
+          <w:lang w:val="zh_TW" w:bidi="zh_TW"/>
+        </w:rPr>
+        <w:t>尼希米記2:1</w:t>
+      </w:r>
+    </w:p>
+    <w:p>
+      <w:pPr>
+        <w:pStyle w:val="ListBullet"/>
+        <w:spacing w:line="240" w:lineRule="auto"/>
+        <w:ind w:left="720"/>
+      </w:pPr>
+      <w:r>
+        <w:rPr>
+          <w:lang w:val="zh_TW" w:bidi="zh_TW"/>
+        </w:rPr>
+      </w:r>
+      <w:r>
+        <w:rPr>
+          <w:lang w:val="zh_TW" w:bidi="zh_TW"/>
+        </w:rPr>
+        <w:t>尼希米記13:6–7</w:t>
+      </w:r>
     </w:p>
     <w:p>
       <w:pPr>
@@ -6587,138 +6065,102 @@
           <w:lang w:val="zh_TW" w:bidi="zh_TW"/>
         </w:rPr>
       </w:r>
-      <w:hyperlink r:id="rId95">
-        <w:r>
-          <w:rPr>
-            <w:lang w:val="zh_TW" w:bidi="zh_TW"/>
-          </w:rPr>
-          <w:rPr>
-            <w:color w:val="0000EE"/>
-            <w:u w:val="single"/>
-          </w:rPr>
-          <w:t>提摩太前書2:14</w:t>
-        </w:r>
-      </w:hyperlink>
-    </w:p>
-    <w:p>
-      <w:pPr>
-        <w:pStyle w:val="ListBullet"/>
-        <w:spacing w:line="240" w:lineRule="auto"/>
-        <w:ind w:left="720"/>
-      </w:pPr>
-      <w:r>
-        <w:rPr>
-          <w:lang w:val="zh_TW" w:bidi="zh_TW"/>
-        </w:rPr>
-      </w:r>
-      <w:hyperlink r:id="rId96">
-        <w:r>
-          <w:rPr>
-            <w:lang w:val="zh_TW" w:bidi="zh_TW"/>
-          </w:rPr>
-          <w:rPr>
-            <w:color w:val="0000EE"/>
-            <w:u w:val="single"/>
-          </w:rPr>
-          <w:t>創世記3:17</w:t>
-        </w:r>
-      </w:hyperlink>
-    </w:p>
-    <w:p>
-      <w:pPr>
-        <w:pStyle w:val="ListBullet"/>
-        <w:spacing w:line="240" w:lineRule="auto"/>
-        <w:ind w:left="720"/>
-      </w:pPr>
-      <w:r>
-        <w:rPr>
-          <w:lang w:val="zh_TW" w:bidi="zh_TW"/>
-        </w:rPr>
-      </w:r>
-      <w:hyperlink r:id="rId97">
-        <w:r>
-          <w:rPr>
-            <w:lang w:val="zh_TW" w:bidi="zh_TW"/>
-          </w:rPr>
-          <w:rPr>
-            <w:color w:val="0000EE"/>
-            <w:u w:val="single"/>
-          </w:rPr>
-          <w:t>創世記5:1</w:t>
-        </w:r>
-      </w:hyperlink>
-    </w:p>
-    <w:p>
-      <w:pPr>
-        <w:pStyle w:val="ListBullet"/>
-        <w:spacing w:line="240" w:lineRule="auto"/>
-        <w:ind w:left="720"/>
-      </w:pPr>
-      <w:r>
-        <w:rPr>
-          <w:lang w:val="zh_TW" w:bidi="zh_TW"/>
-        </w:rPr>
-      </w:r>
-      <w:hyperlink r:id="rId98">
-        <w:r>
-          <w:rPr>
-            <w:lang w:val="zh_TW" w:bidi="zh_TW"/>
-          </w:rPr>
-          <w:rPr>
-            <w:color w:val="0000EE"/>
-            <w:u w:val="single"/>
-          </w:rPr>
-          <w:t>創世記11:5</w:t>
-        </w:r>
-      </w:hyperlink>
-    </w:p>
-    <w:p>
-      <w:pPr>
-        <w:pStyle w:val="ListBullet"/>
-        <w:spacing w:line="240" w:lineRule="auto"/>
-        <w:ind w:left="720"/>
-      </w:pPr>
-      <w:r>
-        <w:rPr>
-          <w:lang w:val="zh_TW" w:bidi="zh_TW"/>
-        </w:rPr>
-      </w:r>
-      <w:hyperlink r:id="rId99">
-        <w:r>
-          <w:rPr>
-            <w:lang w:val="zh_TW" w:bidi="zh_TW"/>
-          </w:rPr>
-          <w:rPr>
-            <w:color w:val="0000EE"/>
-            <w:u w:val="single"/>
-          </w:rPr>
-          <w:t>路加福音3:38</w:t>
-        </w:r>
-      </w:hyperlink>
-    </w:p>
-    <w:p>
-      <w:pPr>
-        <w:pStyle w:val="ListBullet"/>
-        <w:spacing w:line="240" w:lineRule="auto"/>
-        <w:ind w:left="720"/>
-      </w:pPr>
-      <w:r>
-        <w:rPr>
-          <w:lang w:val="zh_TW" w:bidi="zh_TW"/>
-        </w:rPr>
-      </w:r>
-      <w:hyperlink r:id="rId100">
-        <w:r>
-          <w:rPr>
-            <w:lang w:val="zh_TW" w:bidi="zh_TW"/>
-          </w:rPr>
-          <w:rPr>
-            <w:color w:val="0000EE"/>
-            <w:u w:val="single"/>
-          </w:rPr>
-          <w:t>羅馬書5:15</w:t>
-        </w:r>
-      </w:hyperlink>
+      <w:r>
+        <w:rPr>
+          <w:lang w:val="zh_TW" w:bidi="zh_TW"/>
+        </w:rPr>
+        <w:t>提摩太前書2:14</w:t>
+      </w:r>
+    </w:p>
+    <w:p>
+      <w:pPr>
+        <w:pStyle w:val="ListBullet"/>
+        <w:spacing w:line="240" w:lineRule="auto"/>
+        <w:ind w:left="720"/>
+      </w:pPr>
+      <w:r>
+        <w:rPr>
+          <w:lang w:val="zh_TW" w:bidi="zh_TW"/>
+        </w:rPr>
+      </w:r>
+      <w:r>
+        <w:rPr>
+          <w:lang w:val="zh_TW" w:bidi="zh_TW"/>
+        </w:rPr>
+        <w:t>創世記3:17</w:t>
+      </w:r>
+    </w:p>
+    <w:p>
+      <w:pPr>
+        <w:pStyle w:val="ListBullet"/>
+        <w:spacing w:line="240" w:lineRule="auto"/>
+        <w:ind w:left="720"/>
+      </w:pPr>
+      <w:r>
+        <w:rPr>
+          <w:lang w:val="zh_TW" w:bidi="zh_TW"/>
+        </w:rPr>
+      </w:r>
+      <w:r>
+        <w:rPr>
+          <w:lang w:val="zh_TW" w:bidi="zh_TW"/>
+        </w:rPr>
+        <w:t>創世記5:1</w:t>
+      </w:r>
+    </w:p>
+    <w:p>
+      <w:pPr>
+        <w:pStyle w:val="ListBullet"/>
+        <w:spacing w:line="240" w:lineRule="auto"/>
+        <w:ind w:left="720"/>
+      </w:pPr>
+      <w:r>
+        <w:rPr>
+          <w:lang w:val="zh_TW" w:bidi="zh_TW"/>
+        </w:rPr>
+      </w:r>
+      <w:r>
+        <w:rPr>
+          <w:lang w:val="zh_TW" w:bidi="zh_TW"/>
+        </w:rPr>
+        <w:t>創世記11:5</w:t>
+      </w:r>
+    </w:p>
+    <w:p>
+      <w:pPr>
+        <w:pStyle w:val="ListBullet"/>
+        <w:spacing w:line="240" w:lineRule="auto"/>
+        <w:ind w:left="720"/>
+      </w:pPr>
+      <w:r>
+        <w:rPr>
+          <w:lang w:val="zh_TW" w:bidi="zh_TW"/>
+        </w:rPr>
+      </w:r>
+      <w:r>
+        <w:rPr>
+          <w:lang w:val="zh_TW" w:bidi="zh_TW"/>
+        </w:rPr>
+        <w:t>路加福音3:38</w:t>
+      </w:r>
+    </w:p>
+    <w:p>
+      <w:pPr>
+        <w:pStyle w:val="ListBullet"/>
+        <w:spacing w:line="240" w:lineRule="auto"/>
+        <w:ind w:left="720"/>
+      </w:pPr>
+      <w:r>
+        <w:rPr>
+          <w:lang w:val="zh_TW" w:bidi="zh_TW"/>
+        </w:rPr>
+      </w:r>
+      <w:r>
+        <w:rPr>
+          <w:lang w:val="zh_TW" w:bidi="zh_TW"/>
+        </w:rPr>
+        <w:t>羅馬書5:15</w:t>
+      </w:r>
     </w:p>
     <w:p>
       <w:pPr>
@@ -7497,90 +6939,66 @@
           <w:lang w:val="zh_TW" w:bidi="zh_TW"/>
         </w:rPr>
       </w:r>
-      <w:hyperlink r:id="rId101">
-        <w:r>
-          <w:rPr>
-            <w:lang w:val="zh_TW" w:bidi="zh_TW"/>
-          </w:rPr>
-          <w:rPr>
-            <w:color w:val="0000EE"/>
-            <w:u w:val="single"/>
-          </w:rPr>
-          <w:t>列王紀上18:1–2</w:t>
-        </w:r>
-      </w:hyperlink>
-    </w:p>
-    <w:p>
-      <w:pPr>
-        <w:pStyle w:val="ListBullet"/>
-        <w:spacing w:line="240" w:lineRule="auto"/>
-        <w:ind w:left="720"/>
-      </w:pPr>
-      <w:r>
-        <w:rPr>
-          <w:lang w:val="zh_TW" w:bidi="zh_TW"/>
-        </w:rPr>
-      </w:r>
-      <w:hyperlink r:id="rId102">
-        <w:r>
-          <w:rPr>
-            <w:lang w:val="zh_TW" w:bidi="zh_TW"/>
-          </w:rPr>
-          <w:rPr>
-            <w:color w:val="0000EE"/>
-            <w:u w:val="single"/>
-          </w:rPr>
-          <w:t>列王紀上20:1–3</w:t>
-        </w:r>
-      </w:hyperlink>
-    </w:p>
-    <w:p>
-      <w:pPr>
-        <w:pStyle w:val="ListBullet"/>
-        <w:spacing w:line="240" w:lineRule="auto"/>
-        <w:ind w:left="720"/>
-      </w:pPr>
-      <w:r>
-        <w:rPr>
-          <w:lang w:val="zh_TW" w:bidi="zh_TW"/>
-        </w:rPr>
-      </w:r>
-      <w:hyperlink r:id="rId103">
-        <w:r>
-          <w:rPr>
-            <w:lang w:val="zh_TW" w:bidi="zh_TW"/>
-          </w:rPr>
-          <w:rPr>
-            <w:color w:val="0000EE"/>
-            <w:u w:val="single"/>
-          </w:rPr>
-          <w:t>歷代志下21:6</w:t>
-        </w:r>
-      </w:hyperlink>
-    </w:p>
-    <w:p>
-      <w:pPr>
-        <w:pStyle w:val="ListBullet"/>
-        <w:spacing w:line="240" w:lineRule="auto"/>
-        <w:ind w:left="720"/>
-      </w:pPr>
-      <w:r>
-        <w:rPr>
-          <w:lang w:val="zh_TW" w:bidi="zh_TW"/>
-        </w:rPr>
-      </w:r>
-      <w:hyperlink r:id="rId104">
-        <w:r>
-          <w:rPr>
-            <w:lang w:val="zh_TW" w:bidi="zh_TW"/>
-          </w:rPr>
-          <w:rPr>
-            <w:color w:val="0000EE"/>
-            <w:u w:val="single"/>
-          </w:rPr>
-          <w:t>列王紀下9:8</w:t>
-        </w:r>
-      </w:hyperlink>
+      <w:r>
+        <w:rPr>
+          <w:lang w:val="zh_TW" w:bidi="zh_TW"/>
+        </w:rPr>
+        <w:t>列王紀上18:1–2</w:t>
+      </w:r>
+    </w:p>
+    <w:p>
+      <w:pPr>
+        <w:pStyle w:val="ListBullet"/>
+        <w:spacing w:line="240" w:lineRule="auto"/>
+        <w:ind w:left="720"/>
+      </w:pPr>
+      <w:r>
+        <w:rPr>
+          <w:lang w:val="zh_TW" w:bidi="zh_TW"/>
+        </w:rPr>
+      </w:r>
+      <w:r>
+        <w:rPr>
+          <w:lang w:val="zh_TW" w:bidi="zh_TW"/>
+        </w:rPr>
+        <w:t>列王紀上20:1–3</w:t>
+      </w:r>
+    </w:p>
+    <w:p>
+      <w:pPr>
+        <w:pStyle w:val="ListBullet"/>
+        <w:spacing w:line="240" w:lineRule="auto"/>
+        <w:ind w:left="720"/>
+      </w:pPr>
+      <w:r>
+        <w:rPr>
+          <w:lang w:val="zh_TW" w:bidi="zh_TW"/>
+        </w:rPr>
+      </w:r>
+      <w:r>
+        <w:rPr>
+          <w:lang w:val="zh_TW" w:bidi="zh_TW"/>
+        </w:rPr>
+        <w:t>歷代志下21:6</w:t>
+      </w:r>
+    </w:p>
+    <w:p>
+      <w:pPr>
+        <w:pStyle w:val="ListBullet"/>
+        <w:spacing w:line="240" w:lineRule="auto"/>
+        <w:ind w:left="720"/>
+      </w:pPr>
+      <w:r>
+        <w:rPr>
+          <w:lang w:val="zh_TW" w:bidi="zh_TW"/>
+        </w:rPr>
+      </w:r>
+      <w:r>
+        <w:rPr>
+          <w:lang w:val="zh_TW" w:bidi="zh_TW"/>
+        </w:rPr>
+        <w:t>列王紀下9:8</w:t>
+      </w:r>
     </w:p>
     <w:p>
       <w:pPr>
@@ -7931,162 +7349,120 @@
           <w:lang w:val="zh_TW" w:bidi="zh_TW"/>
         </w:rPr>
       </w:r>
-      <w:hyperlink r:id="rId105">
-        <w:r>
-          <w:rPr>
-            <w:lang w:val="zh_TW" w:bidi="zh_TW"/>
-          </w:rPr>
-          <w:rPr>
-            <w:color w:val="0000EE"/>
-            <w:u w:val="single"/>
-          </w:rPr>
-          <w:t>歷代志上8:35–37</w:t>
-        </w:r>
-      </w:hyperlink>
-    </w:p>
-    <w:p>
-      <w:pPr>
-        <w:pStyle w:val="ListBullet"/>
-        <w:spacing w:line="240" w:lineRule="auto"/>
-        <w:ind w:left="720"/>
-      </w:pPr>
-      <w:r>
-        <w:rPr>
-          <w:lang w:val="zh_TW" w:bidi="zh_TW"/>
-        </w:rPr>
-      </w:r>
-      <w:hyperlink r:id="rId106">
-        <w:r>
-          <w:rPr>
-            <w:lang w:val="zh_TW" w:bidi="zh_TW"/>
-          </w:rPr>
-          <w:rPr>
-            <w:color w:val="0000EE"/>
-            <w:u w:val="single"/>
-          </w:rPr>
-          <w:t>歷代志下28:1</w:t>
-        </w:r>
-      </w:hyperlink>
-    </w:p>
-    <w:p>
-      <w:pPr>
-        <w:pStyle w:val="ListBullet"/>
-        <w:spacing w:line="240" w:lineRule="auto"/>
-        <w:ind w:left="720"/>
-      </w:pPr>
-      <w:r>
-        <w:rPr>
-          <w:lang w:val="zh_TW" w:bidi="zh_TW"/>
-        </w:rPr>
-      </w:r>
-      <w:hyperlink r:id="rId107">
-        <w:r>
-          <w:rPr>
-            <w:lang w:val="zh_TW" w:bidi="zh_TW"/>
-          </w:rPr>
-          <w:rPr>
-            <w:color w:val="0000EE"/>
-            <w:u w:val="single"/>
-          </w:rPr>
-          <w:t>列王紀下16:20</w:t>
-        </w:r>
-      </w:hyperlink>
-    </w:p>
-    <w:p>
-      <w:pPr>
-        <w:pStyle w:val="ListBullet"/>
-        <w:spacing w:line="240" w:lineRule="auto"/>
-        <w:ind w:left="720"/>
-      </w:pPr>
-      <w:r>
-        <w:rPr>
-          <w:lang w:val="zh_TW" w:bidi="zh_TW"/>
-        </w:rPr>
-      </w:r>
-      <w:hyperlink r:id="rId108">
-        <w:r>
-          <w:rPr>
-            <w:lang w:val="zh_TW" w:bidi="zh_TW"/>
-          </w:rPr>
-          <w:rPr>
-            <w:color w:val="0000EE"/>
-            <w:u w:val="single"/>
-          </w:rPr>
-          <w:t>何西阿書1:1</w:t>
-        </w:r>
-      </w:hyperlink>
-    </w:p>
-    <w:p>
-      <w:pPr>
-        <w:pStyle w:val="ListBullet"/>
-        <w:spacing w:line="240" w:lineRule="auto"/>
-        <w:ind w:left="720"/>
-      </w:pPr>
-      <w:r>
-        <w:rPr>
-          <w:lang w:val="zh_TW" w:bidi="zh_TW"/>
-        </w:rPr>
-      </w:r>
-      <w:hyperlink r:id="rId109">
-        <w:r>
-          <w:rPr>
-            <w:lang w:val="zh_TW" w:bidi="zh_TW"/>
-          </w:rPr>
-          <w:rPr>
-            <w:color w:val="0000EE"/>
-            <w:u w:val="single"/>
-          </w:rPr>
-          <w:t>以賽亞書1:1</w:t>
-        </w:r>
-      </w:hyperlink>
-    </w:p>
-    <w:p>
-      <w:pPr>
-        <w:pStyle w:val="ListBullet"/>
-        <w:spacing w:line="240" w:lineRule="auto"/>
-        <w:ind w:left="720"/>
-      </w:pPr>
-      <w:r>
-        <w:rPr>
-          <w:lang w:val="zh_TW" w:bidi="zh_TW"/>
-        </w:rPr>
-      </w:r>
-      <w:hyperlink r:id="rId110">
-        <w:r>
-          <w:rPr>
-            <w:lang w:val="zh_TW" w:bidi="zh_TW"/>
-          </w:rPr>
-          <w:rPr>
-            <w:color w:val="0000EE"/>
-            <w:u w:val="single"/>
-          </w:rPr>
-          <w:t>以賽亞書7:4</w:t>
-        </w:r>
-      </w:hyperlink>
-    </w:p>
-    <w:p>
-      <w:pPr>
-        <w:pStyle w:val="ListBullet"/>
-        <w:spacing w:line="240" w:lineRule="auto"/>
-        <w:ind w:left="720"/>
-      </w:pPr>
-      <w:r>
-        <w:rPr>
-          <w:lang w:val="zh_TW" w:bidi="zh_TW"/>
-        </w:rPr>
-      </w:r>
-      <w:hyperlink r:id="rId111">
-        <w:r>
-          <w:rPr>
-            <w:lang w:val="zh_TW" w:bidi="zh_TW"/>
-          </w:rPr>
-          <w:rPr>
-            <w:color w:val="0000EE"/>
-            <w:u w:val="single"/>
-          </w:rPr>
-          <w:t>馬太福音1:9–11</w:t>
-        </w:r>
-      </w:hyperlink>
+      <w:r>
+        <w:rPr>
+          <w:lang w:val="zh_TW" w:bidi="zh_TW"/>
+        </w:rPr>
+        <w:t>歷代志上8:35–37</w:t>
+      </w:r>
+    </w:p>
+    <w:p>
+      <w:pPr>
+        <w:pStyle w:val="ListBullet"/>
+        <w:spacing w:line="240" w:lineRule="auto"/>
+        <w:ind w:left="720"/>
+      </w:pPr>
+      <w:r>
+        <w:rPr>
+          <w:lang w:val="zh_TW" w:bidi="zh_TW"/>
+        </w:rPr>
+      </w:r>
+      <w:r>
+        <w:rPr>
+          <w:lang w:val="zh_TW" w:bidi="zh_TW"/>
+        </w:rPr>
+        <w:t>歷代志下28:1</w:t>
+      </w:r>
+    </w:p>
+    <w:p>
+      <w:pPr>
+        <w:pStyle w:val="ListBullet"/>
+        <w:spacing w:line="240" w:lineRule="auto"/>
+        <w:ind w:left="720"/>
+      </w:pPr>
+      <w:r>
+        <w:rPr>
+          <w:lang w:val="zh_TW" w:bidi="zh_TW"/>
+        </w:rPr>
+      </w:r>
+      <w:r>
+        <w:rPr>
+          <w:lang w:val="zh_TW" w:bidi="zh_TW"/>
+        </w:rPr>
+        <w:t>列王紀下16:20</w:t>
+      </w:r>
+    </w:p>
+    <w:p>
+      <w:pPr>
+        <w:pStyle w:val="ListBullet"/>
+        <w:spacing w:line="240" w:lineRule="auto"/>
+        <w:ind w:left="720"/>
+      </w:pPr>
+      <w:r>
+        <w:rPr>
+          <w:lang w:val="zh_TW" w:bidi="zh_TW"/>
+        </w:rPr>
+      </w:r>
+      <w:r>
+        <w:rPr>
+          <w:lang w:val="zh_TW" w:bidi="zh_TW"/>
+        </w:rPr>
+        <w:t>何西阿書1:1</w:t>
+      </w:r>
+    </w:p>
+    <w:p>
+      <w:pPr>
+        <w:pStyle w:val="ListBullet"/>
+        <w:spacing w:line="240" w:lineRule="auto"/>
+        <w:ind w:left="720"/>
+      </w:pPr>
+      <w:r>
+        <w:rPr>
+          <w:lang w:val="zh_TW" w:bidi="zh_TW"/>
+        </w:rPr>
+      </w:r>
+      <w:r>
+        <w:rPr>
+          <w:lang w:val="zh_TW" w:bidi="zh_TW"/>
+        </w:rPr>
+        <w:t>以賽亞書1:1</w:t>
+      </w:r>
+    </w:p>
+    <w:p>
+      <w:pPr>
+        <w:pStyle w:val="ListBullet"/>
+        <w:spacing w:line="240" w:lineRule="auto"/>
+        <w:ind w:left="720"/>
+      </w:pPr>
+      <w:r>
+        <w:rPr>
+          <w:lang w:val="zh_TW" w:bidi="zh_TW"/>
+        </w:rPr>
+      </w:r>
+      <w:r>
+        <w:rPr>
+          <w:lang w:val="zh_TW" w:bidi="zh_TW"/>
+        </w:rPr>
+        <w:t>以賽亞書7:4</w:t>
+      </w:r>
+    </w:p>
+    <w:p>
+      <w:pPr>
+        <w:pStyle w:val="ListBullet"/>
+        <w:spacing w:line="240" w:lineRule="auto"/>
+        <w:ind w:left="720"/>
+      </w:pPr>
+      <w:r>
+        <w:rPr>
+          <w:lang w:val="zh_TW" w:bidi="zh_TW"/>
+        </w:rPr>
+      </w:r>
+      <w:r>
+        <w:rPr>
+          <w:lang w:val="zh_TW" w:bidi="zh_TW"/>
+        </w:rPr>
+        <w:t>馬太福音1:9–11</w:t>
+      </w:r>
     </w:p>
     <w:p>
       <w:pPr>
@@ -8376,66 +7752,48 @@
           <w:lang w:val="zh_TW" w:bidi="zh_TW"/>
         </w:rPr>
       </w:r>
-      <w:hyperlink r:id="rId112">
-        <w:r>
-          <w:rPr>
-            <w:lang w:val="zh_TW" w:bidi="zh_TW"/>
-          </w:rPr>
-          <w:rPr>
-            <w:color w:val="0000EE"/>
-            <w:u w:val="single"/>
-          </w:rPr>
-          <w:t>但以理書9:1</w:t>
-        </w:r>
-      </w:hyperlink>
-    </w:p>
-    <w:p>
-      <w:pPr>
-        <w:pStyle w:val="ListBullet"/>
-        <w:spacing w:line="240" w:lineRule="auto"/>
-        <w:ind w:left="720"/>
-      </w:pPr>
-      <w:r>
-        <w:rPr>
-          <w:lang w:val="zh_TW" w:bidi="zh_TW"/>
-        </w:rPr>
-      </w:r>
-      <w:hyperlink r:id="rId113">
-        <w:r>
-          <w:rPr>
-            <w:lang w:val="zh_TW" w:bidi="zh_TW"/>
-          </w:rPr>
-          <w:rPr>
-            <w:color w:val="0000EE"/>
-            <w:u w:val="single"/>
-          </w:rPr>
-          <w:t>以斯帖記10:1–2</w:t>
-        </w:r>
-      </w:hyperlink>
-    </w:p>
-    <w:p>
-      <w:pPr>
-        <w:pStyle w:val="ListBullet"/>
-        <w:spacing w:line="240" w:lineRule="auto"/>
-        <w:ind w:left="720"/>
-      </w:pPr>
-      <w:r>
-        <w:rPr>
-          <w:lang w:val="zh_TW" w:bidi="zh_TW"/>
-        </w:rPr>
-      </w:r>
-      <w:hyperlink r:id="rId91">
-        <w:r>
-          <w:rPr>
-            <w:lang w:val="zh_TW" w:bidi="zh_TW"/>
-          </w:rPr>
-          <w:rPr>
-            <w:color w:val="0000EE"/>
-            <w:u w:val="single"/>
-          </w:rPr>
-          <w:t>以斯拉記4:7–8</w:t>
-        </w:r>
-      </w:hyperlink>
+      <w:r>
+        <w:rPr>
+          <w:lang w:val="zh_TW" w:bidi="zh_TW"/>
+        </w:rPr>
+        <w:t>但以理書9:1</w:t>
+      </w:r>
+    </w:p>
+    <w:p>
+      <w:pPr>
+        <w:pStyle w:val="ListBullet"/>
+        <w:spacing w:line="240" w:lineRule="auto"/>
+        <w:ind w:left="720"/>
+      </w:pPr>
+      <w:r>
+        <w:rPr>
+          <w:lang w:val="zh_TW" w:bidi="zh_TW"/>
+        </w:rPr>
+      </w:r>
+      <w:r>
+        <w:rPr>
+          <w:lang w:val="zh_TW" w:bidi="zh_TW"/>
+        </w:rPr>
+        <w:t>以斯帖記10:1–2</w:t>
+      </w:r>
+    </w:p>
+    <w:p>
+      <w:pPr>
+        <w:pStyle w:val="ListBullet"/>
+        <w:spacing w:line="240" w:lineRule="auto"/>
+        <w:ind w:left="720"/>
+      </w:pPr>
+      <w:r>
+        <w:rPr>
+          <w:lang w:val="zh_TW" w:bidi="zh_TW"/>
+        </w:rPr>
+      </w:r>
+      <w:r>
+        <w:rPr>
+          <w:lang w:val="zh_TW" w:bidi="zh_TW"/>
+        </w:rPr>
+        <w:t>以斯拉記4:7–8</w:t>
+      </w:r>
     </w:p>
     <w:p>
       <w:pPr>
@@ -8671,90 +8029,66 @@
           <w:lang w:val="zh_TW" w:bidi="zh_TW"/>
         </w:rPr>
       </w:r>
-      <w:hyperlink r:id="rId114">
-        <w:r>
-          <w:rPr>
-            <w:lang w:val="zh_TW" w:bidi="zh_TW"/>
-          </w:rPr>
-          <w:rPr>
-            <w:color w:val="0000EE"/>
-            <w:u w:val="single"/>
-          </w:rPr>
-          <w:t>列王紀上22:39–40</w:t>
-        </w:r>
-      </w:hyperlink>
-    </w:p>
-    <w:p>
-      <w:pPr>
-        <w:pStyle w:val="ListBullet"/>
-        <w:spacing w:line="240" w:lineRule="auto"/>
-        <w:ind w:left="720"/>
-      </w:pPr>
-      <w:r>
-        <w:rPr>
-          <w:lang w:val="zh_TW" w:bidi="zh_TW"/>
-        </w:rPr>
-      </w:r>
-      <w:hyperlink r:id="rId115">
-        <w:r>
-          <w:rPr>
-            <w:lang w:val="zh_TW" w:bidi="zh_TW"/>
-          </w:rPr>
-          <w:rPr>
-            <w:color w:val="0000EE"/>
-            <w:u w:val="single"/>
-          </w:rPr>
-          <w:t>歷代志下22:2</w:t>
-        </w:r>
-      </w:hyperlink>
-    </w:p>
-    <w:p>
-      <w:pPr>
-        <w:pStyle w:val="ListBullet"/>
-        <w:spacing w:line="240" w:lineRule="auto"/>
-        <w:ind w:left="720"/>
-      </w:pPr>
-      <w:r>
-        <w:rPr>
-          <w:lang w:val="zh_TW" w:bidi="zh_TW"/>
-        </w:rPr>
-      </w:r>
-      <w:hyperlink r:id="rId116">
-        <w:r>
-          <w:rPr>
-            <w:lang w:val="zh_TW" w:bidi="zh_TW"/>
-          </w:rPr>
-          <w:rPr>
-            <w:color w:val="0000EE"/>
-            <w:u w:val="single"/>
-          </w:rPr>
-          <w:t>歷代志下25:23–24</w:t>
-        </w:r>
-      </w:hyperlink>
-    </w:p>
-    <w:p>
-      <w:pPr>
-        <w:pStyle w:val="ListBullet"/>
-        <w:spacing w:line="240" w:lineRule="auto"/>
-        <w:ind w:left="720"/>
-      </w:pPr>
-      <w:r>
-        <w:rPr>
-          <w:lang w:val="zh_TW" w:bidi="zh_TW"/>
-        </w:rPr>
-      </w:r>
-      <w:hyperlink r:id="rId117">
-        <w:r>
-          <w:rPr>
-            <w:lang w:val="zh_TW" w:bidi="zh_TW"/>
-          </w:rPr>
-          <w:rPr>
-            <w:color w:val="0000EE"/>
-            <w:u w:val="single"/>
-          </w:rPr>
-          <w:t>列王記下11:2</w:t>
-        </w:r>
-      </w:hyperlink>
+      <w:r>
+        <w:rPr>
+          <w:lang w:val="zh_TW" w:bidi="zh_TW"/>
+        </w:rPr>
+        <w:t>列王紀上22:39–40</w:t>
+      </w:r>
+    </w:p>
+    <w:p>
+      <w:pPr>
+        <w:pStyle w:val="ListBullet"/>
+        <w:spacing w:line="240" w:lineRule="auto"/>
+        <w:ind w:left="720"/>
+      </w:pPr>
+      <w:r>
+        <w:rPr>
+          <w:lang w:val="zh_TW" w:bidi="zh_TW"/>
+        </w:rPr>
+      </w:r>
+      <w:r>
+        <w:rPr>
+          <w:lang w:val="zh_TW" w:bidi="zh_TW"/>
+        </w:rPr>
+        <w:t>歷代志下22:2</w:t>
+      </w:r>
+    </w:p>
+    <w:p>
+      <w:pPr>
+        <w:pStyle w:val="ListBullet"/>
+        <w:spacing w:line="240" w:lineRule="auto"/>
+        <w:ind w:left="720"/>
+      </w:pPr>
+      <w:r>
+        <w:rPr>
+          <w:lang w:val="zh_TW" w:bidi="zh_TW"/>
+        </w:rPr>
+      </w:r>
+      <w:r>
+        <w:rPr>
+          <w:lang w:val="zh_TW" w:bidi="zh_TW"/>
+        </w:rPr>
+        <w:t>歷代志下25:23–24</w:t>
+      </w:r>
+    </w:p>
+    <w:p>
+      <w:pPr>
+        <w:pStyle w:val="ListBullet"/>
+        <w:spacing w:line="240" w:lineRule="auto"/>
+        <w:ind w:left="720"/>
+      </w:pPr>
+      <w:r>
+        <w:rPr>
+          <w:lang w:val="zh_TW" w:bidi="zh_TW"/>
+        </w:rPr>
+      </w:r>
+      <w:r>
+        <w:rPr>
+          <w:lang w:val="zh_TW" w:bidi="zh_TW"/>
+        </w:rPr>
+        <w:t>列王記下11:2</w:t>
+      </w:r>
     </w:p>
     <w:p>
       <w:pPr>
@@ -9002,90 +8336,66 @@
           <w:lang w:val="zh_TW" w:bidi="zh_TW"/>
         </w:rPr>
       </w:r>
-      <w:hyperlink r:id="rId118">
-        <w:r>
-          <w:rPr>
-            <w:lang w:val="zh_TW" w:bidi="zh_TW"/>
-          </w:rPr>
-          <w:rPr>
-            <w:color w:val="0000EE"/>
-            <w:u w:val="single"/>
-          </w:rPr>
-          <w:t>哥林多前書16:19–20</w:t>
-        </w:r>
-      </w:hyperlink>
-    </w:p>
-    <w:p>
-      <w:pPr>
-        <w:pStyle w:val="ListBullet"/>
-        <w:spacing w:line="240" w:lineRule="auto"/>
-        <w:ind w:left="720"/>
-      </w:pPr>
-      <w:r>
-        <w:rPr>
-          <w:lang w:val="zh_TW" w:bidi="zh_TW"/>
-        </w:rPr>
-      </w:r>
-      <w:hyperlink r:id="rId119">
-        <w:r>
-          <w:rPr>
-            <w:lang w:val="zh_TW" w:bidi="zh_TW"/>
-          </w:rPr>
-          <w:rPr>
-            <w:color w:val="0000EE"/>
-            <w:u w:val="single"/>
-          </w:rPr>
-          <w:t>提摩太後書4:19–22</w:t>
-        </w:r>
-      </w:hyperlink>
-    </w:p>
-    <w:p>
-      <w:pPr>
-        <w:pStyle w:val="ListBullet"/>
-        <w:spacing w:line="240" w:lineRule="auto"/>
-        <w:ind w:left="720"/>
-      </w:pPr>
-      <w:r>
-        <w:rPr>
-          <w:lang w:val="zh_TW" w:bidi="zh_TW"/>
-        </w:rPr>
-      </w:r>
-      <w:hyperlink r:id="rId120">
-        <w:r>
-          <w:rPr>
-            <w:lang w:val="zh_TW" w:bidi="zh_TW"/>
-          </w:rPr>
-          <w:rPr>
-            <w:color w:val="0000EE"/>
-            <w:u w:val="single"/>
-          </w:rPr>
-          <w:t>使徒行傳18:2</w:t>
-        </w:r>
-      </w:hyperlink>
-    </w:p>
-    <w:p>
-      <w:pPr>
-        <w:pStyle w:val="ListBullet"/>
-        <w:spacing w:line="240" w:lineRule="auto"/>
-        <w:ind w:left="720"/>
-      </w:pPr>
-      <w:r>
-        <w:rPr>
-          <w:lang w:val="zh_TW" w:bidi="zh_TW"/>
-        </w:rPr>
-      </w:r>
-      <w:hyperlink r:id="rId121">
-        <w:r>
-          <w:rPr>
-            <w:lang w:val="zh_TW" w:bidi="zh_TW"/>
-          </w:rPr>
-          <w:rPr>
-            <w:color w:val="0000EE"/>
-            <w:u w:val="single"/>
-          </w:rPr>
-          <w:t>使徒行傳18:24</w:t>
-        </w:r>
-      </w:hyperlink>
+      <w:r>
+        <w:rPr>
+          <w:lang w:val="zh_TW" w:bidi="zh_TW"/>
+        </w:rPr>
+        <w:t>哥林多前書16:19–20</w:t>
+      </w:r>
+    </w:p>
+    <w:p>
+      <w:pPr>
+        <w:pStyle w:val="ListBullet"/>
+        <w:spacing w:line="240" w:lineRule="auto"/>
+        <w:ind w:left="720"/>
+      </w:pPr>
+      <w:r>
+        <w:rPr>
+          <w:lang w:val="zh_TW" w:bidi="zh_TW"/>
+        </w:rPr>
+      </w:r>
+      <w:r>
+        <w:rPr>
+          <w:lang w:val="zh_TW" w:bidi="zh_TW"/>
+        </w:rPr>
+        <w:t>提摩太後書4:19–22</w:t>
+      </w:r>
+    </w:p>
+    <w:p>
+      <w:pPr>
+        <w:pStyle w:val="ListBullet"/>
+        <w:spacing w:line="240" w:lineRule="auto"/>
+        <w:ind w:left="720"/>
+      </w:pPr>
+      <w:r>
+        <w:rPr>
+          <w:lang w:val="zh_TW" w:bidi="zh_TW"/>
+        </w:rPr>
+      </w:r>
+      <w:r>
+        <w:rPr>
+          <w:lang w:val="zh_TW" w:bidi="zh_TW"/>
+        </w:rPr>
+        <w:t>使徒行傳18:2</w:t>
+      </w:r>
+    </w:p>
+    <w:p>
+      <w:pPr>
+        <w:pStyle w:val="ListBullet"/>
+        <w:spacing w:line="240" w:lineRule="auto"/>
+        <w:ind w:left="720"/>
+      </w:pPr>
+      <w:r>
+        <w:rPr>
+          <w:lang w:val="zh_TW" w:bidi="zh_TW"/>
+        </w:rPr>
+      </w:r>
+      <w:r>
+        <w:rPr>
+          <w:lang w:val="zh_TW" w:bidi="zh_TW"/>
+        </w:rPr>
+        <w:t>使徒行傳18:24</w:t>
+      </w:r>
     </w:p>
     <w:p>
       <w:pPr>
@@ -9351,138 +8661,102 @@
           <w:lang w:val="zh_TW" w:bidi="zh_TW"/>
         </w:rPr>
       </w:r>
-      <w:hyperlink r:id="rId122">
-        <w:r>
-          <w:rPr>
-            <w:lang w:val="zh_TW" w:bidi="zh_TW"/>
-          </w:rPr>
-          <w:rPr>
-            <w:color w:val="0000EE"/>
-            <w:u w:val="single"/>
-          </w:rPr>
-          <w:t>撒母耳記上23:24–25</w:t>
-        </w:r>
-      </w:hyperlink>
-    </w:p>
-    <w:p>
-      <w:pPr>
-        <w:pStyle w:val="ListBullet"/>
-        <w:spacing w:line="240" w:lineRule="auto"/>
-        <w:ind w:left="720"/>
-      </w:pPr>
-      <w:r>
-        <w:rPr>
-          <w:lang w:val="zh_TW" w:bidi="zh_TW"/>
-        </w:rPr>
-      </w:r>
-      <w:hyperlink r:id="rId123">
-        <w:r>
-          <w:rPr>
-            <w:lang w:val="zh_TW" w:bidi="zh_TW"/>
-          </w:rPr>
-          <w:rPr>
-            <w:color w:val="0000EE"/>
-            <w:u w:val="single"/>
-          </w:rPr>
-          <w:t>列王記下25:4–5</w:t>
-        </w:r>
-      </w:hyperlink>
-    </w:p>
-    <w:p>
-      <w:pPr>
-        <w:pStyle w:val="ListBullet"/>
-        <w:spacing w:line="240" w:lineRule="auto"/>
-        <w:ind w:left="720"/>
-      </w:pPr>
-      <w:r>
-        <w:rPr>
-          <w:lang w:val="zh_TW" w:bidi="zh_TW"/>
-        </w:rPr>
-      </w:r>
-      <w:hyperlink r:id="rId124">
-        <w:r>
-          <w:rPr>
-            <w:lang w:val="zh_TW" w:bidi="zh_TW"/>
-          </w:rPr>
-          <w:rPr>
-            <w:color w:val="0000EE"/>
-            <w:u w:val="single"/>
-          </w:rPr>
-          <w:t>撒母耳記下2:29</w:t>
-        </w:r>
-      </w:hyperlink>
-    </w:p>
-    <w:p>
-      <w:pPr>
-        <w:pStyle w:val="ListBullet"/>
-        <w:spacing w:line="240" w:lineRule="auto"/>
-        <w:ind w:left="720"/>
-      </w:pPr>
-      <w:r>
-        <w:rPr>
-          <w:lang w:val="zh_TW" w:bidi="zh_TW"/>
-        </w:rPr>
-      </w:r>
-      <w:hyperlink r:id="rId125">
-        <w:r>
-          <w:rPr>
-            <w:lang w:val="zh_TW" w:bidi="zh_TW"/>
-          </w:rPr>
-          <w:rPr>
-            <w:color w:val="0000EE"/>
-            <w:u w:val="single"/>
-          </w:rPr>
-          <w:t>耶利米書2:4–6</w:t>
-        </w:r>
-      </w:hyperlink>
-    </w:p>
-    <w:p>
-      <w:pPr>
-        <w:pStyle w:val="ListBullet"/>
-        <w:spacing w:line="240" w:lineRule="auto"/>
-        <w:ind w:left="720"/>
-      </w:pPr>
-      <w:r>
-        <w:rPr>
-          <w:lang w:val="zh_TW" w:bidi="zh_TW"/>
-        </w:rPr>
-      </w:r>
-      <w:hyperlink r:id="rId126">
-        <w:r>
-          <w:rPr>
-            <w:lang w:val="zh_TW" w:bidi="zh_TW"/>
-          </w:rPr>
-          <w:rPr>
-            <w:color w:val="0000EE"/>
-            <w:u w:val="single"/>
-          </w:rPr>
-          <w:t>約伯記24:5–7</w:t>
-        </w:r>
-      </w:hyperlink>
-    </w:p>
-    <w:p>
-      <w:pPr>
-        <w:pStyle w:val="ListBullet"/>
-        <w:spacing w:line="240" w:lineRule="auto"/>
-        <w:ind w:left="720"/>
-      </w:pPr>
-      <w:r>
-        <w:rPr>
-          <w:lang w:val="zh_TW" w:bidi="zh_TW"/>
-        </w:rPr>
-      </w:r>
-      <w:hyperlink r:id="rId127">
-        <w:r>
-          <w:rPr>
-            <w:lang w:val="zh_TW" w:bidi="zh_TW"/>
-          </w:rPr>
-          <w:rPr>
-            <w:color w:val="0000EE"/>
-            <w:u w:val="single"/>
-          </w:rPr>
-          <w:t>撒迦利亞書14:10</w:t>
-        </w:r>
-      </w:hyperlink>
+      <w:r>
+        <w:rPr>
+          <w:lang w:val="zh_TW" w:bidi="zh_TW"/>
+        </w:rPr>
+        <w:t>撒母耳記上23:24–25</w:t>
+      </w:r>
+    </w:p>
+    <w:p>
+      <w:pPr>
+        <w:pStyle w:val="ListBullet"/>
+        <w:spacing w:line="240" w:lineRule="auto"/>
+        <w:ind w:left="720"/>
+      </w:pPr>
+      <w:r>
+        <w:rPr>
+          <w:lang w:val="zh_TW" w:bidi="zh_TW"/>
+        </w:rPr>
+      </w:r>
+      <w:r>
+        <w:rPr>
+          <w:lang w:val="zh_TW" w:bidi="zh_TW"/>
+        </w:rPr>
+        <w:t>列王記下25:4–5</w:t>
+      </w:r>
+    </w:p>
+    <w:p>
+      <w:pPr>
+        <w:pStyle w:val="ListBullet"/>
+        <w:spacing w:line="240" w:lineRule="auto"/>
+        <w:ind w:left="720"/>
+      </w:pPr>
+      <w:r>
+        <w:rPr>
+          <w:lang w:val="zh_TW" w:bidi="zh_TW"/>
+        </w:rPr>
+      </w:r>
+      <w:r>
+        <w:rPr>
+          <w:lang w:val="zh_TW" w:bidi="zh_TW"/>
+        </w:rPr>
+        <w:t>撒母耳記下2:29</w:t>
+      </w:r>
+    </w:p>
+    <w:p>
+      <w:pPr>
+        <w:pStyle w:val="ListBullet"/>
+        <w:spacing w:line="240" w:lineRule="auto"/>
+        <w:ind w:left="720"/>
+      </w:pPr>
+      <w:r>
+        <w:rPr>
+          <w:lang w:val="zh_TW" w:bidi="zh_TW"/>
+        </w:rPr>
+      </w:r>
+      <w:r>
+        <w:rPr>
+          <w:lang w:val="zh_TW" w:bidi="zh_TW"/>
+        </w:rPr>
+        <w:t>耶利米書2:4–6</w:t>
+      </w:r>
+    </w:p>
+    <w:p>
+      <w:pPr>
+        <w:pStyle w:val="ListBullet"/>
+        <w:spacing w:line="240" w:lineRule="auto"/>
+        <w:ind w:left="720"/>
+      </w:pPr>
+      <w:r>
+        <w:rPr>
+          <w:lang w:val="zh_TW" w:bidi="zh_TW"/>
+        </w:rPr>
+      </w:r>
+      <w:r>
+        <w:rPr>
+          <w:lang w:val="zh_TW" w:bidi="zh_TW"/>
+        </w:rPr>
+        <w:t>約伯記24:5–7</w:t>
+      </w:r>
+    </w:p>
+    <w:p>
+      <w:pPr>
+        <w:pStyle w:val="ListBullet"/>
+        <w:spacing w:line="240" w:lineRule="auto"/>
+        <w:ind w:left="720"/>
+      </w:pPr>
+      <w:r>
+        <w:rPr>
+          <w:lang w:val="zh_TW" w:bidi="zh_TW"/>
+        </w:rPr>
+      </w:r>
+      <w:r>
+        <w:rPr>
+          <w:lang w:val="zh_TW" w:bidi="zh_TW"/>
+        </w:rPr>
+        <w:t>撒迦利亞書14:10</w:t>
+      </w:r>
     </w:p>
     <w:p>
       <w:pPr>
@@ -9700,90 +8974,66 @@
           <w:lang w:val="zh_TW" w:bidi="zh_TW"/>
         </w:rPr>
       </w:r>
-      <w:hyperlink r:id="rId128">
-        <w:r>
-          <w:rPr>
-            <w:lang w:val="zh_TW" w:bidi="zh_TW"/>
-          </w:rPr>
-          <w:rPr>
-            <w:color w:val="0000EE"/>
-            <w:u w:val="single"/>
-          </w:rPr>
-          <w:t>列王記下19:35–37</w:t>
-        </w:r>
-      </w:hyperlink>
-    </w:p>
-    <w:p>
-      <w:pPr>
-        <w:pStyle w:val="ListBullet"/>
-        <w:spacing w:line="240" w:lineRule="auto"/>
-        <w:ind w:left="720"/>
-      </w:pPr>
-      <w:r>
-        <w:rPr>
-          <w:lang w:val="zh_TW" w:bidi="zh_TW"/>
-        </w:rPr>
-      </w:r>
-      <w:hyperlink r:id="rId129">
-        <w:r>
-          <w:rPr>
-            <w:lang w:val="zh_TW" w:bidi="zh_TW"/>
-          </w:rPr>
-          <w:rPr>
-            <w:color w:val="0000EE"/>
-            <w:u w:val="single"/>
-          </w:rPr>
-          <w:t>創世記8:4–5</w:t>
-        </w:r>
-      </w:hyperlink>
-    </w:p>
-    <w:p>
-      <w:pPr>
-        <w:pStyle w:val="ListBullet"/>
-        <w:spacing w:line="240" w:lineRule="auto"/>
-        <w:ind w:left="720"/>
-      </w:pPr>
-      <w:r>
-        <w:rPr>
-          <w:lang w:val="zh_TW" w:bidi="zh_TW"/>
-        </w:rPr>
-      </w:r>
-      <w:hyperlink r:id="rId130">
-        <w:r>
-          <w:rPr>
-            <w:lang w:val="zh_TW" w:bidi="zh_TW"/>
-          </w:rPr>
-          <w:rPr>
-            <w:color w:val="0000EE"/>
-            <w:u w:val="single"/>
-          </w:rPr>
-          <w:t>以賽亞書37:38</w:t>
-        </w:r>
-      </w:hyperlink>
-    </w:p>
-    <w:p>
-      <w:pPr>
-        <w:pStyle w:val="ListBullet"/>
-        <w:spacing w:line="240" w:lineRule="auto"/>
-        <w:ind w:left="720"/>
-      </w:pPr>
-      <w:r>
-        <w:rPr>
-          <w:lang w:val="zh_TW" w:bidi="zh_TW"/>
-        </w:rPr>
-      </w:r>
-      <w:hyperlink r:id="rId131">
-        <w:r>
-          <w:rPr>
-            <w:lang w:val="zh_TW" w:bidi="zh_TW"/>
-          </w:rPr>
-          <w:rPr>
-            <w:color w:val="0000EE"/>
-            <w:u w:val="single"/>
-          </w:rPr>
-          <w:t>耶利米書51:27</w:t>
-        </w:r>
-      </w:hyperlink>
+      <w:r>
+        <w:rPr>
+          <w:lang w:val="zh_TW" w:bidi="zh_TW"/>
+        </w:rPr>
+        <w:t>列王記下19:35–37</w:t>
+      </w:r>
+    </w:p>
+    <w:p>
+      <w:pPr>
+        <w:pStyle w:val="ListBullet"/>
+        <w:spacing w:line="240" w:lineRule="auto"/>
+        <w:ind w:left="720"/>
+      </w:pPr>
+      <w:r>
+        <w:rPr>
+          <w:lang w:val="zh_TW" w:bidi="zh_TW"/>
+        </w:rPr>
+      </w:r>
+      <w:r>
+        <w:rPr>
+          <w:lang w:val="zh_TW" w:bidi="zh_TW"/>
+        </w:rPr>
+        <w:t>創世記8:4–5</w:t>
+      </w:r>
+    </w:p>
+    <w:p>
+      <w:pPr>
+        <w:pStyle w:val="ListBullet"/>
+        <w:spacing w:line="240" w:lineRule="auto"/>
+        <w:ind w:left="720"/>
+      </w:pPr>
+      <w:r>
+        <w:rPr>
+          <w:lang w:val="zh_TW" w:bidi="zh_TW"/>
+        </w:rPr>
+      </w:r>
+      <w:r>
+        <w:rPr>
+          <w:lang w:val="zh_TW" w:bidi="zh_TW"/>
+        </w:rPr>
+        <w:t>以賽亞書37:38</w:t>
+      </w:r>
+    </w:p>
+    <w:p>
+      <w:pPr>
+        <w:pStyle w:val="ListBullet"/>
+        <w:spacing w:line="240" w:lineRule="auto"/>
+        <w:ind w:left="720"/>
+      </w:pPr>
+      <w:r>
+        <w:rPr>
+          <w:lang w:val="zh_TW" w:bidi="zh_TW"/>
+        </w:rPr>
+      </w:r>
+      <w:r>
+        <w:rPr>
+          <w:lang w:val="zh_TW" w:bidi="zh_TW"/>
+        </w:rPr>
+        <w:t>耶利米書51:27</w:t>
+      </w:r>
     </w:p>
     <w:p>
       <w:pPr>
@@ -10205,162 +9455,120 @@
           <w:lang w:val="zh_TW" w:bidi="zh_TW"/>
         </w:rPr>
       </w:r>
-      <w:hyperlink r:id="rId132">
-        <w:r>
-          <w:rPr>
-            <w:lang w:val="zh_TW" w:bidi="zh_TW"/>
-          </w:rPr>
-          <w:rPr>
-            <w:color w:val="0000EE"/>
-            <w:u w:val="single"/>
-          </w:rPr>
-          <w:t>歷代志上1:17–19</w:t>
-        </w:r>
-      </w:hyperlink>
-    </w:p>
-    <w:p>
-      <w:pPr>
-        <w:pStyle w:val="ListBullet"/>
-        <w:spacing w:line="240" w:lineRule="auto"/>
-        <w:ind w:left="720"/>
-      </w:pPr>
-      <w:r>
-        <w:rPr>
-          <w:lang w:val="zh_TW" w:bidi="zh_TW"/>
-        </w:rPr>
-      </w:r>
-      <w:hyperlink r:id="rId133">
-        <w:r>
-          <w:rPr>
-            <w:lang w:val="zh_TW" w:bidi="zh_TW"/>
-          </w:rPr>
-          <w:rPr>
-            <w:color w:val="0000EE"/>
-            <w:u w:val="single"/>
-          </w:rPr>
-          <w:t>撒母耳記下8:6</w:t>
-        </w:r>
-      </w:hyperlink>
-    </w:p>
-    <w:p>
-      <w:pPr>
-        <w:pStyle w:val="ListBullet"/>
-        <w:spacing w:line="240" w:lineRule="auto"/>
-        <w:ind w:left="720"/>
-      </w:pPr>
-      <w:r>
-        <w:rPr>
-          <w:lang w:val="zh_TW" w:bidi="zh_TW"/>
-        </w:rPr>
-      </w:r>
-      <w:hyperlink r:id="rId134">
-        <w:r>
-          <w:rPr>
-            <w:lang w:val="zh_TW" w:bidi="zh_TW"/>
-          </w:rPr>
-          <w:rPr>
-            <w:color w:val="0000EE"/>
-            <w:u w:val="single"/>
-          </w:rPr>
-          <w:t>阿摩司書1:5</w:t>
-        </w:r>
-      </w:hyperlink>
-    </w:p>
-    <w:p>
-      <w:pPr>
-        <w:pStyle w:val="ListBullet"/>
-        <w:spacing w:line="240" w:lineRule="auto"/>
-        <w:ind w:left="720"/>
-      </w:pPr>
-      <w:r>
-        <w:rPr>
-          <w:lang w:val="zh_TW" w:bidi="zh_TW"/>
-        </w:rPr>
-      </w:r>
-      <w:hyperlink r:id="rId135">
-        <w:r>
-          <w:rPr>
-            <w:lang w:val="zh_TW" w:bidi="zh_TW"/>
-          </w:rPr>
-          <w:rPr>
-            <w:color w:val="0000EE"/>
-            <w:u w:val="single"/>
-          </w:rPr>
-          <w:t>以西結書27:16</w:t>
-        </w:r>
-      </w:hyperlink>
-    </w:p>
-    <w:p>
-      <w:pPr>
-        <w:pStyle w:val="ListBullet"/>
-        <w:spacing w:line="240" w:lineRule="auto"/>
-        <w:ind w:left="720"/>
-      </w:pPr>
-      <w:r>
-        <w:rPr>
-          <w:lang w:val="zh_TW" w:bidi="zh_TW"/>
-        </w:rPr>
-      </w:r>
-      <w:hyperlink r:id="rId136">
-        <w:r>
-          <w:rPr>
-            <w:lang w:val="zh_TW" w:bidi="zh_TW"/>
-          </w:rPr>
-          <w:rPr>
-            <w:color w:val="0000EE"/>
-            <w:u w:val="single"/>
-          </w:rPr>
-          <w:t>創世記31:19–21</w:t>
-        </w:r>
-      </w:hyperlink>
-    </w:p>
-    <w:p>
-      <w:pPr>
-        <w:pStyle w:val="ListBullet"/>
-        <w:spacing w:line="240" w:lineRule="auto"/>
-        <w:ind w:left="720"/>
-      </w:pPr>
-      <w:r>
-        <w:rPr>
-          <w:lang w:val="zh_TW" w:bidi="zh_TW"/>
-        </w:rPr>
-      </w:r>
-      <w:hyperlink r:id="rId137">
-        <w:r>
-          <w:rPr>
-            <w:lang w:val="zh_TW" w:bidi="zh_TW"/>
-          </w:rPr>
-          <w:rPr>
-            <w:color w:val="0000EE"/>
-            <w:u w:val="single"/>
-          </w:rPr>
-          <w:t>何西阿書12:12</w:t>
-        </w:r>
-      </w:hyperlink>
-    </w:p>
-    <w:p>
-      <w:pPr>
-        <w:pStyle w:val="ListBullet"/>
-        <w:spacing w:line="240" w:lineRule="auto"/>
-        <w:ind w:left="720"/>
-      </w:pPr>
-      <w:r>
-        <w:rPr>
-          <w:lang w:val="zh_TW" w:bidi="zh_TW"/>
-        </w:rPr>
-      </w:r>
-      <w:hyperlink r:id="rId138">
-        <w:r>
-          <w:rPr>
-            <w:lang w:val="zh_TW" w:bidi="zh_TW"/>
-          </w:rPr>
-          <w:rPr>
-            <w:color w:val="0000EE"/>
-            <w:u w:val="single"/>
-          </w:rPr>
-          <w:t>詩篇60:1</w:t>
-        </w:r>
-      </w:hyperlink>
+      <w:r>
+        <w:rPr>
+          <w:lang w:val="zh_TW" w:bidi="zh_TW"/>
+        </w:rPr>
+        <w:t>歷代志上1:17–19</w:t>
+      </w:r>
+    </w:p>
+    <w:p>
+      <w:pPr>
+        <w:pStyle w:val="ListBullet"/>
+        <w:spacing w:line="240" w:lineRule="auto"/>
+        <w:ind w:left="720"/>
+      </w:pPr>
+      <w:r>
+        <w:rPr>
+          <w:lang w:val="zh_TW" w:bidi="zh_TW"/>
+        </w:rPr>
+      </w:r>
+      <w:r>
+        <w:rPr>
+          <w:lang w:val="zh_TW" w:bidi="zh_TW"/>
+        </w:rPr>
+        <w:t>撒母耳記下8:6</w:t>
+      </w:r>
+    </w:p>
+    <w:p>
+      <w:pPr>
+        <w:pStyle w:val="ListBullet"/>
+        <w:spacing w:line="240" w:lineRule="auto"/>
+        <w:ind w:left="720"/>
+      </w:pPr>
+      <w:r>
+        <w:rPr>
+          <w:lang w:val="zh_TW" w:bidi="zh_TW"/>
+        </w:rPr>
+      </w:r>
+      <w:r>
+        <w:rPr>
+          <w:lang w:val="zh_TW" w:bidi="zh_TW"/>
+        </w:rPr>
+        <w:t>阿摩司書1:5</w:t>
+      </w:r>
+    </w:p>
+    <w:p>
+      <w:pPr>
+        <w:pStyle w:val="ListBullet"/>
+        <w:spacing w:line="240" w:lineRule="auto"/>
+        <w:ind w:left="720"/>
+      </w:pPr>
+      <w:r>
+        <w:rPr>
+          <w:lang w:val="zh_TW" w:bidi="zh_TW"/>
+        </w:rPr>
+      </w:r>
+      <w:r>
+        <w:rPr>
+          <w:lang w:val="zh_TW" w:bidi="zh_TW"/>
+        </w:rPr>
+        <w:t>以西結書27:16</w:t>
+      </w:r>
+    </w:p>
+    <w:p>
+      <w:pPr>
+        <w:pStyle w:val="ListBullet"/>
+        <w:spacing w:line="240" w:lineRule="auto"/>
+        <w:ind w:left="720"/>
+      </w:pPr>
+      <w:r>
+        <w:rPr>
+          <w:lang w:val="zh_TW" w:bidi="zh_TW"/>
+        </w:rPr>
+      </w:r>
+      <w:r>
+        <w:rPr>
+          <w:lang w:val="zh_TW" w:bidi="zh_TW"/>
+        </w:rPr>
+        <w:t>創世記31:19–21</w:t>
+      </w:r>
+    </w:p>
+    <w:p>
+      <w:pPr>
+        <w:pStyle w:val="ListBullet"/>
+        <w:spacing w:line="240" w:lineRule="auto"/>
+        <w:ind w:left="720"/>
+      </w:pPr>
+      <w:r>
+        <w:rPr>
+          <w:lang w:val="zh_TW" w:bidi="zh_TW"/>
+        </w:rPr>
+      </w:r>
+      <w:r>
+        <w:rPr>
+          <w:lang w:val="zh_TW" w:bidi="zh_TW"/>
+        </w:rPr>
+        <w:t>何西阿書12:12</w:t>
+      </w:r>
+    </w:p>
+    <w:p>
+      <w:pPr>
+        <w:pStyle w:val="ListBullet"/>
+        <w:spacing w:line="240" w:lineRule="auto"/>
+        <w:ind w:left="720"/>
+      </w:pPr>
+      <w:r>
+        <w:rPr>
+          <w:lang w:val="zh_TW" w:bidi="zh_TW"/>
+        </w:rPr>
+      </w:r>
+      <w:r>
+        <w:rPr>
+          <w:lang w:val="zh_TW" w:bidi="zh_TW"/>
+        </w:rPr>
+        <w:t>詩篇60:1</w:t>
+      </w:r>
     </w:p>
     <w:p>
       <w:pPr>
@@ -10596,114 +9804,84 @@
           <w:lang w:val="zh_TW" w:bidi="zh_TW"/>
         </w:rPr>
       </w:r>
-      <w:hyperlink r:id="rId37">
-        <w:r>
-          <w:rPr>
-            <w:lang w:val="zh_TW" w:bidi="zh_TW"/>
-          </w:rPr>
-          <w:rPr>
-            <w:color w:val="0000EE"/>
-            <w:u w:val="single"/>
-          </w:rPr>
-          <w:t>使徒行傳1:12–14</w:t>
-        </w:r>
-      </w:hyperlink>
-    </w:p>
-    <w:p>
-      <w:pPr>
-        <w:pStyle w:val="ListBullet"/>
-        <w:spacing w:line="240" w:lineRule="auto"/>
-        <w:ind w:left="720"/>
-      </w:pPr>
-      <w:r>
-        <w:rPr>
-          <w:lang w:val="zh_TW" w:bidi="zh_TW"/>
-        </w:rPr>
-      </w:r>
-      <w:hyperlink r:id="rId38">
-        <w:r>
-          <w:rPr>
-            <w:lang w:val="zh_TW" w:bidi="zh_TW"/>
-          </w:rPr>
-          <w:rPr>
-            <w:color w:val="0000EE"/>
-            <w:u w:val="single"/>
-          </w:rPr>
-          <w:t>路加福音6:14–16</w:t>
-        </w:r>
-      </w:hyperlink>
-    </w:p>
-    <w:p>
-      <w:pPr>
-        <w:pStyle w:val="ListBullet"/>
-        <w:spacing w:line="240" w:lineRule="auto"/>
-        <w:ind w:left="720"/>
-      </w:pPr>
-      <w:r>
-        <w:rPr>
-          <w:lang w:val="zh_TW" w:bidi="zh_TW"/>
-        </w:rPr>
-      </w:r>
-      <w:hyperlink r:id="rId139">
-        <w:r>
-          <w:rPr>
-            <w:lang w:val="zh_TW" w:bidi="zh_TW"/>
-          </w:rPr>
-          <w:rPr>
-            <w:color w:val="0000EE"/>
-            <w:u w:val="single"/>
-          </w:rPr>
-          <w:t>馬可福音3:17–19</w:t>
-        </w:r>
-      </w:hyperlink>
-    </w:p>
-    <w:p>
-      <w:pPr>
-        <w:pStyle w:val="ListBullet"/>
-        <w:spacing w:line="240" w:lineRule="auto"/>
-        <w:ind w:left="720"/>
-      </w:pPr>
-      <w:r>
-        <w:rPr>
-          <w:lang w:val="zh_TW" w:bidi="zh_TW"/>
-        </w:rPr>
-      </w:r>
-      <w:hyperlink r:id="rId140">
-        <w:r>
-          <w:rPr>
-            <w:lang w:val="zh_TW" w:bidi="zh_TW"/>
-          </w:rPr>
-          <w:rPr>
-            <w:color w:val="0000EE"/>
-            <w:u w:val="single"/>
-          </w:rPr>
-          <w:t>馬可福音14:32–34</w:t>
-        </w:r>
-      </w:hyperlink>
-    </w:p>
-    <w:p>
-      <w:pPr>
-        <w:pStyle w:val="ListBullet"/>
-        <w:spacing w:line="240" w:lineRule="auto"/>
-        <w:ind w:left="720"/>
-      </w:pPr>
-      <w:r>
-        <w:rPr>
-          <w:lang w:val="zh_TW" w:bidi="zh_TW"/>
-        </w:rPr>
-      </w:r>
-      <w:hyperlink r:id="rId141">
-        <w:r>
-          <w:rPr>
-            <w:lang w:val="zh_TW" w:bidi="zh_TW"/>
-          </w:rPr>
-          <w:rPr>
-            <w:color w:val="0000EE"/>
-            <w:u w:val="single"/>
-          </w:rPr>
-          <w:t>馬太福音10:2–4</w:t>
-        </w:r>
-      </w:hyperlink>
+      <w:r>
+        <w:rPr>
+          <w:lang w:val="zh_TW" w:bidi="zh_TW"/>
+        </w:rPr>
+        <w:t>使徒行傳1:12–14</w:t>
+      </w:r>
+    </w:p>
+    <w:p>
+      <w:pPr>
+        <w:pStyle w:val="ListBullet"/>
+        <w:spacing w:line="240" w:lineRule="auto"/>
+        <w:ind w:left="720"/>
+      </w:pPr>
+      <w:r>
+        <w:rPr>
+          <w:lang w:val="zh_TW" w:bidi="zh_TW"/>
+        </w:rPr>
+      </w:r>
+      <w:r>
+        <w:rPr>
+          <w:lang w:val="zh_TW" w:bidi="zh_TW"/>
+        </w:rPr>
+        <w:t>路加福音6:14–16</w:t>
+      </w:r>
+    </w:p>
+    <w:p>
+      <w:pPr>
+        <w:pStyle w:val="ListBullet"/>
+        <w:spacing w:line="240" w:lineRule="auto"/>
+        <w:ind w:left="720"/>
+      </w:pPr>
+      <w:r>
+        <w:rPr>
+          <w:lang w:val="zh_TW" w:bidi="zh_TW"/>
+        </w:rPr>
+      </w:r>
+      <w:r>
+        <w:rPr>
+          <w:lang w:val="zh_TW" w:bidi="zh_TW"/>
+        </w:rPr>
+        <w:t>馬可福音3:17–19</w:t>
+      </w:r>
+    </w:p>
+    <w:p>
+      <w:pPr>
+        <w:pStyle w:val="ListBullet"/>
+        <w:spacing w:line="240" w:lineRule="auto"/>
+        <w:ind w:left="720"/>
+      </w:pPr>
+      <w:r>
+        <w:rPr>
+          <w:lang w:val="zh_TW" w:bidi="zh_TW"/>
+        </w:rPr>
+      </w:r>
+      <w:r>
+        <w:rPr>
+          <w:lang w:val="zh_TW" w:bidi="zh_TW"/>
+        </w:rPr>
+        <w:t>馬可福音14:32–34</w:t>
+      </w:r>
+    </w:p>
+    <w:p>
+      <w:pPr>
+        <w:pStyle w:val="ListBullet"/>
+        <w:spacing w:line="240" w:lineRule="auto"/>
+        <w:ind w:left="720"/>
+      </w:pPr>
+      <w:r>
+        <w:rPr>
+          <w:lang w:val="zh_TW" w:bidi="zh_TW"/>
+        </w:rPr>
+      </w:r>
+      <w:r>
+        <w:rPr>
+          <w:lang w:val="zh_TW" w:bidi="zh_TW"/>
+        </w:rPr>
+        <w:t>馬太福音10:2–4</w:t>
+      </w:r>
     </w:p>
     <w:p>
       <w:pPr>
@@ -10975,114 +10153,84 @@
           <w:lang w:val="zh_TW" w:bidi="zh_TW"/>
         </w:rPr>
       </w:r>
-      <w:hyperlink r:id="rId142">
-        <w:r>
-          <w:rPr>
-            <w:lang w:val="zh_TW" w:bidi="zh_TW"/>
-          </w:rPr>
-          <w:rPr>
-            <w:color w:val="0000EE"/>
-            <w:u w:val="single"/>
-          </w:rPr>
-          <w:t>歷代志上23:14</w:t>
-        </w:r>
-      </w:hyperlink>
-    </w:p>
-    <w:p>
-      <w:pPr>
-        <w:pStyle w:val="ListBullet"/>
-        <w:spacing w:line="240" w:lineRule="auto"/>
-        <w:ind w:left="720"/>
-      </w:pPr>
-      <w:r>
-        <w:rPr>
-          <w:lang w:val="zh_TW" w:bidi="zh_TW"/>
-        </w:rPr>
-      </w:r>
-      <w:hyperlink r:id="rId143">
-        <w:r>
-          <w:rPr>
-            <w:lang w:val="zh_TW" w:bidi="zh_TW"/>
-          </w:rPr>
-          <w:rPr>
-            <w:color w:val="0000EE"/>
-            <w:u w:val="single"/>
-          </w:rPr>
-          <w:t>使徒行傳7:38–40</w:t>
-        </w:r>
-      </w:hyperlink>
-    </w:p>
-    <w:p>
-      <w:pPr>
-        <w:pStyle w:val="ListBullet"/>
-        <w:spacing w:line="240" w:lineRule="auto"/>
-        <w:ind w:left="720"/>
-      </w:pPr>
-      <w:r>
-        <w:rPr>
-          <w:lang w:val="zh_TW" w:bidi="zh_TW"/>
-        </w:rPr>
-      </w:r>
-      <w:hyperlink r:id="rId144">
-        <w:r>
-          <w:rPr>
-            <w:lang w:val="zh_TW" w:bidi="zh_TW"/>
-          </w:rPr>
-          <w:rPr>
-            <w:color w:val="0000EE"/>
-            <w:u w:val="single"/>
-          </w:rPr>
-          <w:t>出埃及記28:1–3</w:t>
-        </w:r>
-      </w:hyperlink>
-    </w:p>
-    <w:p>
-      <w:pPr>
-        <w:pStyle w:val="ListBullet"/>
-        <w:spacing w:line="240" w:lineRule="auto"/>
-        <w:ind w:left="720"/>
-      </w:pPr>
-      <w:r>
-        <w:rPr>
-          <w:lang w:val="zh_TW" w:bidi="zh_TW"/>
-        </w:rPr>
-      </w:r>
-      <w:hyperlink r:id="rId70">
-        <w:r>
-          <w:rPr>
-            <w:lang w:val="zh_TW" w:bidi="zh_TW"/>
-          </w:rPr>
-          <w:rPr>
-            <w:color w:val="0000EE"/>
-            <w:u w:val="single"/>
-          </w:rPr>
-          <w:t>路加福音1:5</w:t>
-        </w:r>
-      </w:hyperlink>
-    </w:p>
-    <w:p>
-      <w:pPr>
-        <w:pStyle w:val="ListBullet"/>
-        <w:spacing w:line="240" w:lineRule="auto"/>
-        <w:ind w:left="720"/>
-      </w:pPr>
-      <w:r>
-        <w:rPr>
-          <w:lang w:val="zh_TW" w:bidi="zh_TW"/>
-        </w:rPr>
-      </w:r>
-      <w:hyperlink r:id="rId145">
-        <w:r>
-          <w:rPr>
-            <w:lang w:val="zh_TW" w:bidi="zh_TW"/>
-          </w:rPr>
-          <w:rPr>
-            <w:color w:val="0000EE"/>
-            <w:u w:val="single"/>
-          </w:rPr>
-          <w:t>民數記16:45</w:t>
-        </w:r>
-      </w:hyperlink>
+      <w:r>
+        <w:rPr>
+          <w:lang w:val="zh_TW" w:bidi="zh_TW"/>
+        </w:rPr>
+        <w:t>歷代志上23:14</w:t>
+      </w:r>
+    </w:p>
+    <w:p>
+      <w:pPr>
+        <w:pStyle w:val="ListBullet"/>
+        <w:spacing w:line="240" w:lineRule="auto"/>
+        <w:ind w:left="720"/>
+      </w:pPr>
+      <w:r>
+        <w:rPr>
+          <w:lang w:val="zh_TW" w:bidi="zh_TW"/>
+        </w:rPr>
+      </w:r>
+      <w:r>
+        <w:rPr>
+          <w:lang w:val="zh_TW" w:bidi="zh_TW"/>
+        </w:rPr>
+        <w:t>使徒行傳7:38–40</w:t>
+      </w:r>
+    </w:p>
+    <w:p>
+      <w:pPr>
+        <w:pStyle w:val="ListBullet"/>
+        <w:spacing w:line="240" w:lineRule="auto"/>
+        <w:ind w:left="720"/>
+      </w:pPr>
+      <w:r>
+        <w:rPr>
+          <w:lang w:val="zh_TW" w:bidi="zh_TW"/>
+        </w:rPr>
+      </w:r>
+      <w:r>
+        <w:rPr>
+          <w:lang w:val="zh_TW" w:bidi="zh_TW"/>
+        </w:rPr>
+        <w:t>出埃及記28:1–3</w:t>
+      </w:r>
+    </w:p>
+    <w:p>
+      <w:pPr>
+        <w:pStyle w:val="ListBullet"/>
+        <w:spacing w:line="240" w:lineRule="auto"/>
+        <w:ind w:left="720"/>
+      </w:pPr>
+      <w:r>
+        <w:rPr>
+          <w:lang w:val="zh_TW" w:bidi="zh_TW"/>
+        </w:rPr>
+      </w:r>
+      <w:r>
+        <w:rPr>
+          <w:lang w:val="zh_TW" w:bidi="zh_TW"/>
+        </w:rPr>
+        <w:t>路加福音1:5</w:t>
+      </w:r>
+    </w:p>
+    <w:p>
+      <w:pPr>
+        <w:pStyle w:val="ListBullet"/>
+        <w:spacing w:line="240" w:lineRule="auto"/>
+        <w:ind w:left="720"/>
+      </w:pPr>
+      <w:r>
+        <w:rPr>
+          <w:lang w:val="zh_TW" w:bidi="zh_TW"/>
+        </w:rPr>
+      </w:r>
+      <w:r>
+        <w:rPr>
+          <w:lang w:val="zh_TW" w:bidi="zh_TW"/>
+        </w:rPr>
+        <w:t>民數記16:45</w:t>
+      </w:r>
     </w:p>
     <w:p>
       <w:pPr>
@@ -11634,90 +10782,66 @@
           <w:lang w:val="zh_TW" w:bidi="zh_TW"/>
         </w:rPr>
       </w:r>
-      <w:hyperlink r:id="rId146">
-        <w:r>
-          <w:rPr>
-            <w:lang w:val="zh_TW" w:bidi="zh_TW"/>
-          </w:rPr>
-          <w:rPr>
-            <w:color w:val="0000EE"/>
-            <w:u w:val="single"/>
-          </w:rPr>
-          <w:t>歷代志上4:43</w:t>
-        </w:r>
-      </w:hyperlink>
-    </w:p>
-    <w:p>
-      <w:pPr>
-        <w:pStyle w:val="ListBullet"/>
-        <w:spacing w:line="240" w:lineRule="auto"/>
-        <w:ind w:left="720"/>
-      </w:pPr>
-      <w:r>
-        <w:rPr>
-          <w:lang w:val="zh_TW" w:bidi="zh_TW"/>
-        </w:rPr>
-      </w:r>
-      <w:hyperlink r:id="rId147">
-        <w:r>
-          <w:rPr>
-            <w:lang w:val="zh_TW" w:bidi="zh_TW"/>
-          </w:rPr>
-          <w:rPr>
-            <w:color w:val="0000EE"/>
-            <w:u w:val="single"/>
-          </w:rPr>
-          <w:t>撒母耳記下1:8</w:t>
-        </w:r>
-      </w:hyperlink>
-    </w:p>
-    <w:p>
-      <w:pPr>
-        <w:pStyle w:val="ListBullet"/>
-        <w:spacing w:line="240" w:lineRule="auto"/>
-        <w:ind w:left="720"/>
-      </w:pPr>
-      <w:r>
-        <w:rPr>
-          <w:lang w:val="zh_TW" w:bidi="zh_TW"/>
-        </w:rPr>
-      </w:r>
-      <w:hyperlink r:id="rId148">
-        <w:r>
-          <w:rPr>
-            <w:lang w:val="zh_TW" w:bidi="zh_TW"/>
-          </w:rPr>
-          <w:rPr>
-            <w:color w:val="0000EE"/>
-            <w:u w:val="single"/>
-          </w:rPr>
-          <w:t>出埃及記17:10</w:t>
-        </w:r>
-      </w:hyperlink>
-    </w:p>
-    <w:p>
-      <w:pPr>
-        <w:pStyle w:val="ListBullet"/>
-        <w:spacing w:line="240" w:lineRule="auto"/>
-        <w:ind w:left="720"/>
-      </w:pPr>
-      <w:r>
-        <w:rPr>
-          <w:lang w:val="zh_TW" w:bidi="zh_TW"/>
-        </w:rPr>
-      </w:r>
-      <w:hyperlink r:id="rId149">
-        <w:r>
-          <w:rPr>
-            <w:lang w:val="zh_TW" w:bidi="zh_TW"/>
-          </w:rPr>
-          <w:rPr>
-            <w:color w:val="0000EE"/>
-            <w:u w:val="single"/>
-          </w:rPr>
-          <w:t>民數記14:23–25</w:t>
-        </w:r>
-      </w:hyperlink>
+      <w:r>
+        <w:rPr>
+          <w:lang w:val="zh_TW" w:bidi="zh_TW"/>
+        </w:rPr>
+        <w:t>歷代志上4:43</w:t>
+      </w:r>
+    </w:p>
+    <w:p>
+      <w:pPr>
+        <w:pStyle w:val="ListBullet"/>
+        <w:spacing w:line="240" w:lineRule="auto"/>
+        <w:ind w:left="720"/>
+      </w:pPr>
+      <w:r>
+        <w:rPr>
+          <w:lang w:val="zh_TW" w:bidi="zh_TW"/>
+        </w:rPr>
+      </w:r>
+      <w:r>
+        <w:rPr>
+          <w:lang w:val="zh_TW" w:bidi="zh_TW"/>
+        </w:rPr>
+        <w:t>撒母耳記下1:8</w:t>
+      </w:r>
+    </w:p>
+    <w:p>
+      <w:pPr>
+        <w:pStyle w:val="ListBullet"/>
+        <w:spacing w:line="240" w:lineRule="auto"/>
+        <w:ind w:left="720"/>
+      </w:pPr>
+      <w:r>
+        <w:rPr>
+          <w:lang w:val="zh_TW" w:bidi="zh_TW"/>
+        </w:rPr>
+      </w:r>
+      <w:r>
+        <w:rPr>
+          <w:lang w:val="zh_TW" w:bidi="zh_TW"/>
+        </w:rPr>
+        <w:t>出埃及記17:10</w:t>
+      </w:r>
+    </w:p>
+    <w:p>
+      <w:pPr>
+        <w:pStyle w:val="ListBullet"/>
+        <w:spacing w:line="240" w:lineRule="auto"/>
+        <w:ind w:left="720"/>
+      </w:pPr>
+      <w:r>
+        <w:rPr>
+          <w:lang w:val="zh_TW" w:bidi="zh_TW"/>
+        </w:rPr>
+      </w:r>
+      <w:r>
+        <w:rPr>
+          <w:lang w:val="zh_TW" w:bidi="zh_TW"/>
+        </w:rPr>
+        <w:t>民數記14:23–25</w:t>
+      </w:r>
     </w:p>
     <w:p>
       <w:pPr>
@@ -11989,90 +11113,66 @@
           <w:lang w:val="zh_TW" w:bidi="zh_TW"/>
         </w:rPr>
       </w:r>
-      <w:hyperlink r:id="rId150">
-        <w:r>
-          <w:rPr>
-            <w:lang w:val="zh_TW" w:bidi="zh_TW"/>
-          </w:rPr>
-          <w:rPr>
-            <w:color w:val="0000EE"/>
-            <w:u w:val="single"/>
-          </w:rPr>
-          <w:t>歷代志上3:10–12</w:t>
-        </w:r>
-      </w:hyperlink>
-    </w:p>
-    <w:p>
-      <w:pPr>
-        <w:pStyle w:val="ListBullet"/>
-        <w:spacing w:line="240" w:lineRule="auto"/>
-        <w:ind w:left="720"/>
-      </w:pPr>
-      <w:r>
-        <w:rPr>
-          <w:lang w:val="zh_TW" w:bidi="zh_TW"/>
-        </w:rPr>
-      </w:r>
-      <w:hyperlink r:id="rId151">
-        <w:r>
-          <w:rPr>
-            <w:lang w:val="zh_TW" w:bidi="zh_TW"/>
-          </w:rPr>
-          <w:rPr>
-            <w:color w:val="0000EE"/>
-            <w:u w:val="single"/>
-          </w:rPr>
-          <w:t>歷代志上4:34</w:t>
-        </w:r>
-      </w:hyperlink>
-    </w:p>
-    <w:p>
-      <w:pPr>
-        <w:pStyle w:val="ListBullet"/>
-        <w:spacing w:line="240" w:lineRule="auto"/>
-        <w:ind w:left="720"/>
-      </w:pPr>
-      <w:r>
-        <w:rPr>
-          <w:lang w:val="zh_TW" w:bidi="zh_TW"/>
-        </w:rPr>
-      </w:r>
-      <w:hyperlink r:id="rId152">
-        <w:r>
-          <w:rPr>
-            <w:lang w:val="zh_TW" w:bidi="zh_TW"/>
-          </w:rPr>
-          <w:rPr>
-            <w:color w:val="0000EE"/>
-            <w:u w:val="single"/>
-          </w:rPr>
-          <w:t>歷代志下25:9–10</w:t>
-        </w:r>
-      </w:hyperlink>
-    </w:p>
-    <w:p>
-      <w:pPr>
-        <w:pStyle w:val="ListBullet"/>
-        <w:spacing w:line="240" w:lineRule="auto"/>
-        <w:ind w:left="720"/>
-      </w:pPr>
-      <w:r>
-        <w:rPr>
-          <w:lang w:val="zh_TW" w:bidi="zh_TW"/>
-        </w:rPr>
-      </w:r>
-      <w:hyperlink r:id="rId153">
-        <w:r>
-          <w:rPr>
-            <w:lang w:val="zh_TW" w:bidi="zh_TW"/>
-          </w:rPr>
-          <w:rPr>
-            <w:color w:val="0000EE"/>
-            <w:u w:val="single"/>
-          </w:rPr>
-          <w:t>列王紀下14:10</w:t>
-        </w:r>
-      </w:hyperlink>
+      <w:r>
+        <w:rPr>
+          <w:lang w:val="zh_TW" w:bidi="zh_TW"/>
+        </w:rPr>
+        <w:t>歷代志上3:10–12</w:t>
+      </w:r>
+    </w:p>
+    <w:p>
+      <w:pPr>
+        <w:pStyle w:val="ListBullet"/>
+        <w:spacing w:line="240" w:lineRule="auto"/>
+        <w:ind w:left="720"/>
+      </w:pPr>
+      <w:r>
+        <w:rPr>
+          <w:lang w:val="zh_TW" w:bidi="zh_TW"/>
+        </w:rPr>
+      </w:r>
+      <w:r>
+        <w:rPr>
+          <w:lang w:val="zh_TW" w:bidi="zh_TW"/>
+        </w:rPr>
+        <w:t>歷代志上4:34</w:t>
+      </w:r>
+    </w:p>
+    <w:p>
+      <w:pPr>
+        <w:pStyle w:val="ListBullet"/>
+        <w:spacing w:line="240" w:lineRule="auto"/>
+        <w:ind w:left="720"/>
+      </w:pPr>
+      <w:r>
+        <w:rPr>
+          <w:lang w:val="zh_TW" w:bidi="zh_TW"/>
+        </w:rPr>
+      </w:r>
+      <w:r>
+        <w:rPr>
+          <w:lang w:val="zh_TW" w:bidi="zh_TW"/>
+        </w:rPr>
+        <w:t>歷代志下25:9–10</w:t>
+      </w:r>
+    </w:p>
+    <w:p>
+      <w:pPr>
+        <w:pStyle w:val="ListBullet"/>
+        <w:spacing w:line="240" w:lineRule="auto"/>
+        <w:ind w:left="720"/>
+      </w:pPr>
+      <w:r>
+        <w:rPr>
+          <w:lang w:val="zh_TW" w:bidi="zh_TW"/>
+        </w:rPr>
+      </w:r>
+      <w:r>
+        <w:rPr>
+          <w:lang w:val="zh_TW" w:bidi="zh_TW"/>
+        </w:rPr>
+        <w:t>列王紀下14:10</w:t>
+      </w:r>
     </w:p>
     <w:p>
       <w:pPr>
@@ -12302,138 +11402,102 @@
           <w:lang w:val="zh_TW" w:bidi="zh_TW"/>
         </w:rPr>
       </w:r>
-      <w:hyperlink r:id="rId154">
-        <w:r>
-          <w:rPr>
-            <w:lang w:val="zh_TW" w:bidi="zh_TW"/>
-          </w:rPr>
-          <w:rPr>
-            <w:color w:val="0000EE"/>
-            <w:u w:val="single"/>
-          </w:rPr>
-          <w:t>歷代志上19:1–3</w:t>
-        </w:r>
-      </w:hyperlink>
-    </w:p>
-    <w:p>
-      <w:pPr>
-        <w:pStyle w:val="ListBullet"/>
-        <w:spacing w:line="240" w:lineRule="auto"/>
-        <w:ind w:left="720"/>
-      </w:pPr>
-      <w:r>
-        <w:rPr>
-          <w:lang w:val="zh_TW" w:bidi="zh_TW"/>
-        </w:rPr>
-      </w:r>
-      <w:hyperlink r:id="rId155">
-        <w:r>
-          <w:rPr>
-            <w:lang w:val="zh_TW" w:bidi="zh_TW"/>
-          </w:rPr>
-          <w:rPr>
-            <w:color w:val="0000EE"/>
-            <w:u w:val="single"/>
-          </w:rPr>
-          <w:t>以西結書25:2</w:t>
-        </w:r>
-      </w:hyperlink>
-    </w:p>
-    <w:p>
-      <w:pPr>
-        <w:pStyle w:val="ListBullet"/>
-        <w:spacing w:line="240" w:lineRule="auto"/>
-        <w:ind w:left="720"/>
-      </w:pPr>
-      <w:r>
-        <w:rPr>
-          <w:lang w:val="zh_TW" w:bidi="zh_TW"/>
-        </w:rPr>
-      </w:r>
-      <w:hyperlink r:id="rId156">
-        <w:r>
-          <w:rPr>
-            <w:lang w:val="zh_TW" w:bidi="zh_TW"/>
-          </w:rPr>
-          <w:rPr>
-            <w:color w:val="0000EE"/>
-            <w:u w:val="single"/>
-          </w:rPr>
-          <w:t>創世記19:38</w:t>
-        </w:r>
-      </w:hyperlink>
-    </w:p>
-    <w:p>
-      <w:pPr>
-        <w:pStyle w:val="ListBullet"/>
-        <w:spacing w:line="240" w:lineRule="auto"/>
-        <w:ind w:left="720"/>
-      </w:pPr>
-      <w:r>
-        <w:rPr>
-          <w:lang w:val="zh_TW" w:bidi="zh_TW"/>
-        </w:rPr>
-      </w:r>
-      <w:hyperlink r:id="rId157">
-        <w:r>
-          <w:rPr>
-            <w:lang w:val="zh_TW" w:bidi="zh_TW"/>
-          </w:rPr>
-          <w:rPr>
-            <w:color w:val="0000EE"/>
-            <w:u w:val="single"/>
-          </w:rPr>
-          <w:t>約書亞記12:1–2</w:t>
-        </w:r>
-      </w:hyperlink>
-    </w:p>
-    <w:p>
-      <w:pPr>
-        <w:pStyle w:val="ListBullet"/>
-        <w:spacing w:line="240" w:lineRule="auto"/>
-        <w:ind w:left="720"/>
-      </w:pPr>
-      <w:r>
-        <w:rPr>
-          <w:lang w:val="zh_TW" w:bidi="zh_TW"/>
-        </w:rPr>
-      </w:r>
-      <w:hyperlink r:id="rId158">
-        <w:r>
-          <w:rPr>
-            <w:lang w:val="zh_TW" w:bidi="zh_TW"/>
-          </w:rPr>
-          <w:rPr>
-            <w:color w:val="0000EE"/>
-            <w:u w:val="single"/>
-          </w:rPr>
-          <w:t>士師記11:27</w:t>
-        </w:r>
-      </w:hyperlink>
-    </w:p>
-    <w:p>
-      <w:pPr>
-        <w:pStyle w:val="ListBullet"/>
-        <w:spacing w:line="240" w:lineRule="auto"/>
-        <w:ind w:left="720"/>
-      </w:pPr>
-      <w:r>
-        <w:rPr>
-          <w:lang w:val="zh_TW" w:bidi="zh_TW"/>
-        </w:rPr>
-      </w:r>
-      <w:hyperlink r:id="rId159">
-        <w:r>
-          <w:rPr>
-            <w:lang w:val="zh_TW" w:bidi="zh_TW"/>
-          </w:rPr>
-          <w:rPr>
-            <w:color w:val="0000EE"/>
-            <w:u w:val="single"/>
-          </w:rPr>
-          <w:t>西番雅書2:8</w:t>
-        </w:r>
-      </w:hyperlink>
+      <w:r>
+        <w:rPr>
+          <w:lang w:val="zh_TW" w:bidi="zh_TW"/>
+        </w:rPr>
+        <w:t>歷代志上19:1–3</w:t>
+      </w:r>
+    </w:p>
+    <w:p>
+      <w:pPr>
+        <w:pStyle w:val="ListBullet"/>
+        <w:spacing w:line="240" w:lineRule="auto"/>
+        <w:ind w:left="720"/>
+      </w:pPr>
+      <w:r>
+        <w:rPr>
+          <w:lang w:val="zh_TW" w:bidi="zh_TW"/>
+        </w:rPr>
+      </w:r>
+      <w:r>
+        <w:rPr>
+          <w:lang w:val="zh_TW" w:bidi="zh_TW"/>
+        </w:rPr>
+        <w:t>以西結書25:2</w:t>
+      </w:r>
+    </w:p>
+    <w:p>
+      <w:pPr>
+        <w:pStyle w:val="ListBullet"/>
+        <w:spacing w:line="240" w:lineRule="auto"/>
+        <w:ind w:left="720"/>
+      </w:pPr>
+      <w:r>
+        <w:rPr>
+          <w:lang w:val="zh_TW" w:bidi="zh_TW"/>
+        </w:rPr>
+      </w:r>
+      <w:r>
+        <w:rPr>
+          <w:lang w:val="zh_TW" w:bidi="zh_TW"/>
+        </w:rPr>
+        <w:t>創世記19:38</w:t>
+      </w:r>
+    </w:p>
+    <w:p>
+      <w:pPr>
+        <w:pStyle w:val="ListBullet"/>
+        <w:spacing w:line="240" w:lineRule="auto"/>
+        <w:ind w:left="720"/>
+      </w:pPr>
+      <w:r>
+        <w:rPr>
+          <w:lang w:val="zh_TW" w:bidi="zh_TW"/>
+        </w:rPr>
+      </w:r>
+      <w:r>
+        <w:rPr>
+          <w:lang w:val="zh_TW" w:bidi="zh_TW"/>
+        </w:rPr>
+        <w:t>約書亞記12:1–2</w:t>
+      </w:r>
+    </w:p>
+    <w:p>
+      <w:pPr>
+        <w:pStyle w:val="ListBullet"/>
+        <w:spacing w:line="240" w:lineRule="auto"/>
+        <w:ind w:left="720"/>
+      </w:pPr>
+      <w:r>
+        <w:rPr>
+          <w:lang w:val="zh_TW" w:bidi="zh_TW"/>
+        </w:rPr>
+      </w:r>
+      <w:r>
+        <w:rPr>
+          <w:lang w:val="zh_TW" w:bidi="zh_TW"/>
+        </w:rPr>
+        <w:t>士師記11:27</w:t>
+      </w:r>
+    </w:p>
+    <w:p>
+      <w:pPr>
+        <w:pStyle w:val="ListBullet"/>
+        <w:spacing w:line="240" w:lineRule="auto"/>
+        <w:ind w:left="720"/>
+      </w:pPr>
+      <w:r>
+        <w:rPr>
+          <w:lang w:val="zh_TW" w:bidi="zh_TW"/>
+        </w:rPr>
+      </w:r>
+      <w:r>
+        <w:rPr>
+          <w:lang w:val="zh_TW" w:bidi="zh_TW"/>
+        </w:rPr>
+        <w:t>西番雅書2:8</w:t>
+      </w:r>
     </w:p>
     <w:p>
       <w:pPr>
@@ -12635,114 +11699,84 @@
           <w:lang w:val="zh_TW" w:bidi="zh_TW"/>
         </w:rPr>
       </w:r>
-      <w:hyperlink r:id="rId160">
-        <w:r>
-          <w:rPr>
-            <w:lang w:val="zh_TW" w:bidi="zh_TW"/>
-          </w:rPr>
-          <w:rPr>
-            <w:color w:val="0000EE"/>
-            <w:u w:val="single"/>
-          </w:rPr>
-          <w:t>阿摩司書2:9</w:t>
-        </w:r>
-      </w:hyperlink>
-    </w:p>
-    <w:p>
-      <w:pPr>
-        <w:pStyle w:val="ListBullet"/>
-        <w:spacing w:line="240" w:lineRule="auto"/>
-        <w:ind w:left="720"/>
-      </w:pPr>
-      <w:r>
-        <w:rPr>
-          <w:lang w:val="zh_TW" w:bidi="zh_TW"/>
-        </w:rPr>
-      </w:r>
-      <w:hyperlink r:id="rId161">
-        <w:r>
-          <w:rPr>
-            <w:lang w:val="zh_TW" w:bidi="zh_TW"/>
-          </w:rPr>
-          <w:rPr>
-            <w:color w:val="0000EE"/>
-            <w:u w:val="single"/>
-          </w:rPr>
-          <w:t>以西結書16:3</w:t>
-        </w:r>
-      </w:hyperlink>
-    </w:p>
-    <w:p>
-      <w:pPr>
-        <w:pStyle w:val="ListBullet"/>
-        <w:spacing w:line="240" w:lineRule="auto"/>
-        <w:ind w:left="720"/>
-      </w:pPr>
-      <w:r>
-        <w:rPr>
-          <w:lang w:val="zh_TW" w:bidi="zh_TW"/>
-        </w:rPr>
-      </w:r>
-      <w:hyperlink r:id="rId162">
-        <w:r>
-          <w:rPr>
-            <w:lang w:val="zh_TW" w:bidi="zh_TW"/>
-          </w:rPr>
-          <w:rPr>
-            <w:color w:val="0000EE"/>
-            <w:u w:val="single"/>
-          </w:rPr>
-          <w:t>創世記10:16</w:t>
-        </w:r>
-      </w:hyperlink>
-    </w:p>
-    <w:p>
-      <w:pPr>
-        <w:pStyle w:val="ListBullet"/>
-        <w:spacing w:line="240" w:lineRule="auto"/>
-        <w:ind w:left="720"/>
-      </w:pPr>
-      <w:r>
-        <w:rPr>
-          <w:lang w:val="zh_TW" w:bidi="zh_TW"/>
-        </w:rPr>
-      </w:r>
-      <w:hyperlink r:id="rId163">
-        <w:r>
-          <w:rPr>
-            <w:lang w:val="zh_TW" w:bidi="zh_TW"/>
-          </w:rPr>
-          <w:rPr>
-            <w:color w:val="0000EE"/>
-            <w:u w:val="single"/>
-          </w:rPr>
-          <w:t>創世記15:14–16</w:t>
-        </w:r>
-      </w:hyperlink>
-    </w:p>
-    <w:p>
-      <w:pPr>
-        <w:pStyle w:val="ListBullet"/>
-        <w:spacing w:line="240" w:lineRule="auto"/>
-        <w:ind w:left="720"/>
-      </w:pPr>
-      <w:r>
-        <w:rPr>
-          <w:lang w:val="zh_TW" w:bidi="zh_TW"/>
-        </w:rPr>
-      </w:r>
-      <w:hyperlink r:id="rId164">
-        <w:r>
-          <w:rPr>
-            <w:lang w:val="zh_TW" w:bidi="zh_TW"/>
-          </w:rPr>
-          <w:rPr>
-            <w:color w:val="0000EE"/>
-            <w:u w:val="single"/>
-          </w:rPr>
-          <w:t>約書亞記9:10</w:t>
-        </w:r>
-      </w:hyperlink>
+      <w:r>
+        <w:rPr>
+          <w:lang w:val="zh_TW" w:bidi="zh_TW"/>
+        </w:rPr>
+        <w:t>阿摩司書2:9</w:t>
+      </w:r>
+    </w:p>
+    <w:p>
+      <w:pPr>
+        <w:pStyle w:val="ListBullet"/>
+        <w:spacing w:line="240" w:lineRule="auto"/>
+        <w:ind w:left="720"/>
+      </w:pPr>
+      <w:r>
+        <w:rPr>
+          <w:lang w:val="zh_TW" w:bidi="zh_TW"/>
+        </w:rPr>
+      </w:r>
+      <w:r>
+        <w:rPr>
+          <w:lang w:val="zh_TW" w:bidi="zh_TW"/>
+        </w:rPr>
+        <w:t>以西結書16:3</w:t>
+      </w:r>
+    </w:p>
+    <w:p>
+      <w:pPr>
+        <w:pStyle w:val="ListBullet"/>
+        <w:spacing w:line="240" w:lineRule="auto"/>
+        <w:ind w:left="720"/>
+      </w:pPr>
+      <w:r>
+        <w:rPr>
+          <w:lang w:val="zh_TW" w:bidi="zh_TW"/>
+        </w:rPr>
+      </w:r>
+      <w:r>
+        <w:rPr>
+          <w:lang w:val="zh_TW" w:bidi="zh_TW"/>
+        </w:rPr>
+        <w:t>創世記10:16</w:t>
+      </w:r>
+    </w:p>
+    <w:p>
+      <w:pPr>
+        <w:pStyle w:val="ListBullet"/>
+        <w:spacing w:line="240" w:lineRule="auto"/>
+        <w:ind w:left="720"/>
+      </w:pPr>
+      <w:r>
+        <w:rPr>
+          <w:lang w:val="zh_TW" w:bidi="zh_TW"/>
+        </w:rPr>
+      </w:r>
+      <w:r>
+        <w:rPr>
+          <w:lang w:val="zh_TW" w:bidi="zh_TW"/>
+        </w:rPr>
+        <w:t>創世記15:14–16</w:t>
+      </w:r>
+    </w:p>
+    <w:p>
+      <w:pPr>
+        <w:pStyle w:val="ListBullet"/>
+        <w:spacing w:line="240" w:lineRule="auto"/>
+        <w:ind w:left="720"/>
+      </w:pPr>
+      <w:r>
+        <w:rPr>
+          <w:lang w:val="zh_TW" w:bidi="zh_TW"/>
+        </w:rPr>
+      </w:r>
+      <w:r>
+        <w:rPr>
+          <w:lang w:val="zh_TW" w:bidi="zh_TW"/>
+        </w:rPr>
+        <w:t>約書亞記9:10</w:t>
+      </w:r>
     </w:p>
     <w:p>
       <w:pPr>
@@ -13154,66 +12188,48 @@
           <w:lang w:val="zh_TW" w:bidi="zh_TW"/>
         </w:rPr>
       </w:r>
-      <w:hyperlink r:id="rId165">
-        <w:r>
-          <w:rPr>
-            <w:lang w:val="zh_TW" w:bidi="zh_TW"/>
-          </w:rPr>
-          <w:rPr>
-            <w:color w:val="0000EE"/>
-            <w:u w:val="single"/>
-          </w:rPr>
-          <w:t>列王紀下19:2</w:t>
-        </w:r>
-      </w:hyperlink>
-    </w:p>
-    <w:p>
-      <w:pPr>
-        <w:pStyle w:val="ListBullet"/>
-        <w:spacing w:line="240" w:lineRule="auto"/>
-        <w:ind w:left="720"/>
-      </w:pPr>
-      <w:r>
-        <w:rPr>
-          <w:lang w:val="zh_TW" w:bidi="zh_TW"/>
-        </w:rPr>
-      </w:r>
-      <w:hyperlink r:id="rId166">
-        <w:r>
-          <w:rPr>
-            <w:lang w:val="zh_TW" w:bidi="zh_TW"/>
-          </w:rPr>
-          <w:rPr>
-            <w:color w:val="0000EE"/>
-            <w:u w:val="single"/>
-          </w:rPr>
-          <w:t>以賽亞書37:1–2</w:t>
-        </w:r>
-      </w:hyperlink>
-    </w:p>
-    <w:p>
-      <w:pPr>
-        <w:pStyle w:val="ListBullet"/>
-        <w:spacing w:line="240" w:lineRule="auto"/>
-        <w:ind w:left="720"/>
-      </w:pPr>
-      <w:r>
-        <w:rPr>
-          <w:lang w:val="zh_TW" w:bidi="zh_TW"/>
-        </w:rPr>
-      </w:r>
-      <w:hyperlink r:id="rId167">
-        <w:r>
-          <w:rPr>
-            <w:lang w:val="zh_TW" w:bidi="zh_TW"/>
-          </w:rPr>
-          <w:rPr>
-            <w:color w:val="0000EE"/>
-            <w:u w:val="single"/>
-          </w:rPr>
-          <w:t>以賽亞書37:21–23</w:t>
-        </w:r>
-      </w:hyperlink>
+      <w:r>
+        <w:rPr>
+          <w:lang w:val="zh_TW" w:bidi="zh_TW"/>
+        </w:rPr>
+        <w:t>列王紀下19:2</w:t>
+      </w:r>
+    </w:p>
+    <w:p>
+      <w:pPr>
+        <w:pStyle w:val="ListBullet"/>
+        <w:spacing w:line="240" w:lineRule="auto"/>
+        <w:ind w:left="720"/>
+      </w:pPr>
+      <w:r>
+        <w:rPr>
+          <w:lang w:val="zh_TW" w:bidi="zh_TW"/>
+        </w:rPr>
+      </w:r>
+      <w:r>
+        <w:rPr>
+          <w:lang w:val="zh_TW" w:bidi="zh_TW"/>
+        </w:rPr>
+        <w:t>以賽亞書37:1–2</w:t>
+      </w:r>
+    </w:p>
+    <w:p>
+      <w:pPr>
+        <w:pStyle w:val="ListBullet"/>
+        <w:spacing w:line="240" w:lineRule="auto"/>
+        <w:ind w:left="720"/>
+      </w:pPr>
+      <w:r>
+        <w:rPr>
+          <w:lang w:val="zh_TW" w:bidi="zh_TW"/>
+        </w:rPr>
+      </w:r>
+      <w:r>
+        <w:rPr>
+          <w:lang w:val="zh_TW" w:bidi="zh_TW"/>
+        </w:rPr>
+        <w:t>以賽亞書37:21–23</w:t>
+      </w:r>
     </w:p>
     <w:p>
       <w:pPr>
@@ -13431,66 +12447,48 @@
           <w:lang w:val="zh_TW" w:bidi="zh_TW"/>
         </w:rPr>
       </w:r>
-      <w:hyperlink r:id="rId168">
-        <w:r>
-          <w:rPr>
-            <w:lang w:val="zh_TW" w:bidi="zh_TW"/>
-          </w:rPr>
-          <w:rPr>
-            <w:color w:val="0000EE"/>
-            <w:u w:val="single"/>
-          </w:rPr>
-          <w:t>使徒行傳4:5–7</w:t>
-        </w:r>
-      </w:hyperlink>
-    </w:p>
-    <w:p>
-      <w:pPr>
-        <w:pStyle w:val="ListBullet"/>
-        <w:spacing w:line="240" w:lineRule="auto"/>
-        <w:ind w:left="720"/>
-      </w:pPr>
-      <w:r>
-        <w:rPr>
-          <w:lang w:val="zh_TW" w:bidi="zh_TW"/>
-        </w:rPr>
-      </w:r>
-      <w:hyperlink r:id="rId169">
-        <w:r>
-          <w:rPr>
-            <w:lang w:val="zh_TW" w:bidi="zh_TW"/>
-          </w:rPr>
-          <w:rPr>
-            <w:color w:val="0000EE"/>
-            <w:u w:val="single"/>
-          </w:rPr>
-          <w:t>約翰福音18:22–24</w:t>
-        </w:r>
-      </w:hyperlink>
-    </w:p>
-    <w:p>
-      <w:pPr>
-        <w:pStyle w:val="ListBullet"/>
-        <w:spacing w:line="240" w:lineRule="auto"/>
-        <w:ind w:left="720"/>
-      </w:pPr>
-      <w:r>
-        <w:rPr>
-          <w:lang w:val="zh_TW" w:bidi="zh_TW"/>
-        </w:rPr>
-      </w:r>
-      <w:hyperlink r:id="rId170">
-        <w:r>
-          <w:rPr>
-            <w:lang w:val="zh_TW" w:bidi="zh_TW"/>
-          </w:rPr>
-          <w:rPr>
-            <w:color w:val="0000EE"/>
-            <w:u w:val="single"/>
-          </w:rPr>
-          <w:t>路加福音3:2</w:t>
-        </w:r>
-      </w:hyperlink>
+      <w:r>
+        <w:rPr>
+          <w:lang w:val="zh_TW" w:bidi="zh_TW"/>
+        </w:rPr>
+        <w:t>使徒行傳4:5–7</w:t>
+      </w:r>
+    </w:p>
+    <w:p>
+      <w:pPr>
+        <w:pStyle w:val="ListBullet"/>
+        <w:spacing w:line="240" w:lineRule="auto"/>
+        <w:ind w:left="720"/>
+      </w:pPr>
+      <w:r>
+        <w:rPr>
+          <w:lang w:val="zh_TW" w:bidi="zh_TW"/>
+        </w:rPr>
+      </w:r>
+      <w:r>
+        <w:rPr>
+          <w:lang w:val="zh_TW" w:bidi="zh_TW"/>
+        </w:rPr>
+        <w:t>約翰福音18:22–24</w:t>
+      </w:r>
+    </w:p>
+    <w:p>
+      <w:pPr>
+        <w:pStyle w:val="ListBullet"/>
+        <w:spacing w:line="240" w:lineRule="auto"/>
+        <w:ind w:left="720"/>
+      </w:pPr>
+      <w:r>
+        <w:rPr>
+          <w:lang w:val="zh_TW" w:bidi="zh_TW"/>
+        </w:rPr>
+      </w:r>
+      <w:r>
+        <w:rPr>
+          <w:lang w:val="zh_TW" w:bidi="zh_TW"/>
+        </w:rPr>
+        <w:t>路加福音3:2</w:t>
+      </w:r>
     </w:p>
     <w:p>
       <w:pPr>
@@ -13882,114 +12880,84 @@
           <w:lang w:val="zh_TW" w:bidi="zh_TW"/>
         </w:rPr>
       </w:r>
-      <w:hyperlink r:id="rId171">
-        <w:r>
-          <w:rPr>
-            <w:lang w:val="zh_TW" w:bidi="zh_TW"/>
-          </w:rPr>
-          <w:rPr>
-            <w:color w:val="0000EE"/>
-            <w:u w:val="single"/>
-          </w:rPr>
-          <w:t>歷代志上9:14–16</w:t>
-        </w:r>
-      </w:hyperlink>
-    </w:p>
-    <w:p>
-      <w:pPr>
-        <w:pStyle w:val="ListBullet"/>
-        <w:spacing w:line="240" w:lineRule="auto"/>
-        <w:ind w:left="720"/>
-      </w:pPr>
-      <w:r>
-        <w:rPr>
-          <w:lang w:val="zh_TW" w:bidi="zh_TW"/>
-        </w:rPr>
-      </w:r>
-      <w:hyperlink r:id="rId172">
-        <w:r>
-          <w:rPr>
-            <w:lang w:val="zh_TW" w:bidi="zh_TW"/>
-          </w:rPr>
-          <w:rPr>
-            <w:color w:val="0000EE"/>
-            <w:u w:val="single"/>
-          </w:rPr>
-          <w:t>列王紀上15:7–8</w:t>
-        </w:r>
-      </w:hyperlink>
-    </w:p>
-    <w:p>
-      <w:pPr>
-        <w:pStyle w:val="ListBullet"/>
-        <w:spacing w:line="240" w:lineRule="auto"/>
-        <w:ind w:left="720"/>
-      </w:pPr>
-      <w:r>
-        <w:rPr>
-          <w:lang w:val="zh_TW" w:bidi="zh_TW"/>
-        </w:rPr>
-      </w:r>
-      <w:hyperlink r:id="rId173">
-        <w:r>
-          <w:rPr>
-            <w:lang w:val="zh_TW" w:bidi="zh_TW"/>
-          </w:rPr>
-          <w:rPr>
-            <w:color w:val="0000EE"/>
-            <w:u w:val="single"/>
-          </w:rPr>
-          <w:t>歷代志下14:3</w:t>
-        </w:r>
-      </w:hyperlink>
-    </w:p>
-    <w:p>
-      <w:pPr>
-        <w:pStyle w:val="ListBullet"/>
-        <w:spacing w:line="240" w:lineRule="auto"/>
-        <w:ind w:left="720"/>
-      </w:pPr>
-      <w:r>
-        <w:rPr>
-          <w:lang w:val="zh_TW" w:bidi="zh_TW"/>
-        </w:rPr>
-      </w:r>
-      <w:hyperlink r:id="rId174">
-        <w:r>
-          <w:rPr>
-            <w:lang w:val="zh_TW" w:bidi="zh_TW"/>
-          </w:rPr>
-          <w:rPr>
-            <w:color w:val="0000EE"/>
-            <w:u w:val="single"/>
-          </w:rPr>
-          <w:t>耶利米書41:9</w:t>
-        </w:r>
-      </w:hyperlink>
-    </w:p>
-    <w:p>
-      <w:pPr>
-        <w:pStyle w:val="ListBullet"/>
-        <w:spacing w:line="240" w:lineRule="auto"/>
-        <w:ind w:left="720"/>
-      </w:pPr>
-      <w:r>
-        <w:rPr>
-          <w:lang w:val="zh_TW" w:bidi="zh_TW"/>
-        </w:rPr>
-      </w:r>
-      <w:hyperlink r:id="rId175">
-        <w:r>
-          <w:rPr>
-            <w:lang w:val="zh_TW" w:bidi="zh_TW"/>
-          </w:rPr>
-          <w:rPr>
-            <w:color w:val="0000EE"/>
-            <w:u w:val="single"/>
-          </w:rPr>
-          <w:t>馬太福音1:7</w:t>
-        </w:r>
-      </w:hyperlink>
+      <w:r>
+        <w:rPr>
+          <w:lang w:val="zh_TW" w:bidi="zh_TW"/>
+        </w:rPr>
+        <w:t>歷代志上9:14–16</w:t>
+      </w:r>
+    </w:p>
+    <w:p>
+      <w:pPr>
+        <w:pStyle w:val="ListBullet"/>
+        <w:spacing w:line="240" w:lineRule="auto"/>
+        <w:ind w:left="720"/>
+      </w:pPr>
+      <w:r>
+        <w:rPr>
+          <w:lang w:val="zh_TW" w:bidi="zh_TW"/>
+        </w:rPr>
+      </w:r>
+      <w:r>
+        <w:rPr>
+          <w:lang w:val="zh_TW" w:bidi="zh_TW"/>
+        </w:rPr>
+        <w:t>列王紀上15:7–8</w:t>
+      </w:r>
+    </w:p>
+    <w:p>
+      <w:pPr>
+        <w:pStyle w:val="ListBullet"/>
+        <w:spacing w:line="240" w:lineRule="auto"/>
+        <w:ind w:left="720"/>
+      </w:pPr>
+      <w:r>
+        <w:rPr>
+          <w:lang w:val="zh_TW" w:bidi="zh_TW"/>
+        </w:rPr>
+      </w:r>
+      <w:r>
+        <w:rPr>
+          <w:lang w:val="zh_TW" w:bidi="zh_TW"/>
+        </w:rPr>
+        <w:t>歷代志下14:3</w:t>
+      </w:r>
+    </w:p>
+    <w:p>
+      <w:pPr>
+        <w:pStyle w:val="ListBullet"/>
+        <w:spacing w:line="240" w:lineRule="auto"/>
+        <w:ind w:left="720"/>
+      </w:pPr>
+      <w:r>
+        <w:rPr>
+          <w:lang w:val="zh_TW" w:bidi="zh_TW"/>
+        </w:rPr>
+      </w:r>
+      <w:r>
+        <w:rPr>
+          <w:lang w:val="zh_TW" w:bidi="zh_TW"/>
+        </w:rPr>
+        <w:t>耶利米書41:9</w:t>
+      </w:r>
+    </w:p>
+    <w:p>
+      <w:pPr>
+        <w:pStyle w:val="ListBullet"/>
+        <w:spacing w:line="240" w:lineRule="auto"/>
+        <w:ind w:left="720"/>
+      </w:pPr>
+      <w:r>
+        <w:rPr>
+          <w:lang w:val="zh_TW" w:bidi="zh_TW"/>
+        </w:rPr>
+      </w:r>
+      <w:r>
+        <w:rPr>
+          <w:lang w:val="zh_TW" w:bidi="zh_TW"/>
+        </w:rPr>
+        <w:t>馬太福音1:7</w:t>
+      </w:r>
     </w:p>
     <w:p>
       <w:pPr>
@@ -14273,114 +13241,84 @@
           <w:lang w:val="zh_TW" w:bidi="zh_TW"/>
         </w:rPr>
       </w:r>
-      <w:hyperlink r:id="rId176">
-        <w:r>
-          <w:rPr>
-            <w:lang w:val="zh_TW" w:bidi="zh_TW"/>
-          </w:rPr>
-          <w:rPr>
-            <w:color w:val="0000EE"/>
-            <w:u w:val="single"/>
-          </w:rPr>
-          <w:t>歷代志上2:38</w:t>
-        </w:r>
-      </w:hyperlink>
-    </w:p>
-    <w:p>
-      <w:pPr>
-        <w:pStyle w:val="ListBullet"/>
-        <w:spacing w:line="240" w:lineRule="auto"/>
-        <w:ind w:left="720"/>
-      </w:pPr>
-      <w:r>
-        <w:rPr>
-          <w:lang w:val="zh_TW" w:bidi="zh_TW"/>
-        </w:rPr>
-      </w:r>
-      <w:hyperlink r:id="rId177">
-        <w:r>
-          <w:rPr>
-            <w:lang w:val="zh_TW" w:bidi="zh_TW"/>
-          </w:rPr>
-          <w:rPr>
-            <w:color w:val="0000EE"/>
-            <w:u w:val="single"/>
-          </w:rPr>
-          <w:t>列王紀上4:2</w:t>
-        </w:r>
-      </w:hyperlink>
-    </w:p>
-    <w:p>
-      <w:pPr>
-        <w:pStyle w:val="ListBullet"/>
-        <w:spacing w:line="240" w:lineRule="auto"/>
-        <w:ind w:left="720"/>
-      </w:pPr>
-      <w:r>
-        <w:rPr>
-          <w:lang w:val="zh_TW" w:bidi="zh_TW"/>
-        </w:rPr>
-      </w:r>
-      <w:hyperlink r:id="rId178">
-        <w:r>
-          <w:rPr>
-            <w:lang w:val="zh_TW" w:bidi="zh_TW"/>
-          </w:rPr>
-          <w:rPr>
-            <w:color w:val="0000EE"/>
-            <w:u w:val="single"/>
-          </w:rPr>
-          <w:t>歷代志下15:1</w:t>
-        </w:r>
-      </w:hyperlink>
-    </w:p>
-    <w:p>
-      <w:pPr>
-        <w:pStyle w:val="ListBullet"/>
-        <w:spacing w:line="240" w:lineRule="auto"/>
-        <w:ind w:left="720"/>
-      </w:pPr>
-      <w:r>
-        <w:rPr>
-          <w:lang w:val="zh_TW" w:bidi="zh_TW"/>
-        </w:rPr>
-      </w:r>
-      <w:hyperlink r:id="rId179">
-        <w:r>
-          <w:rPr>
-            <w:lang w:val="zh_TW" w:bidi="zh_TW"/>
-          </w:rPr>
-          <w:rPr>
-            <w:color w:val="0000EE"/>
-            <w:u w:val="single"/>
-          </w:rPr>
-          <w:t>但以理書1:6–7</w:t>
-        </w:r>
-      </w:hyperlink>
-    </w:p>
-    <w:p>
-      <w:pPr>
-        <w:pStyle w:val="ListBullet"/>
-        <w:spacing w:line="240" w:lineRule="auto"/>
-        <w:ind w:left="720"/>
-      </w:pPr>
-      <w:r>
-        <w:rPr>
-          <w:lang w:val="zh_TW" w:bidi="zh_TW"/>
-        </w:rPr>
-      </w:r>
-      <w:hyperlink r:id="rId180">
-        <w:r>
-          <w:rPr>
-            <w:lang w:val="zh_TW" w:bidi="zh_TW"/>
-          </w:rPr>
-          <w:rPr>
-            <w:color w:val="0000EE"/>
-            <w:u w:val="single"/>
-          </w:rPr>
-          <w:t>耶利米書43:2</w:t>
-        </w:r>
-      </w:hyperlink>
+      <w:r>
+        <w:rPr>
+          <w:lang w:val="zh_TW" w:bidi="zh_TW"/>
+        </w:rPr>
+        <w:t>歷代志上2:38</w:t>
+      </w:r>
+    </w:p>
+    <w:p>
+      <w:pPr>
+        <w:pStyle w:val="ListBullet"/>
+        <w:spacing w:line="240" w:lineRule="auto"/>
+        <w:ind w:left="720"/>
+      </w:pPr>
+      <w:r>
+        <w:rPr>
+          <w:lang w:val="zh_TW" w:bidi="zh_TW"/>
+        </w:rPr>
+      </w:r>
+      <w:r>
+        <w:rPr>
+          <w:lang w:val="zh_TW" w:bidi="zh_TW"/>
+        </w:rPr>
+        <w:t>列王紀上4:2</w:t>
+      </w:r>
+    </w:p>
+    <w:p>
+      <w:pPr>
+        <w:pStyle w:val="ListBullet"/>
+        <w:spacing w:line="240" w:lineRule="auto"/>
+        <w:ind w:left="720"/>
+      </w:pPr>
+      <w:r>
+        <w:rPr>
+          <w:lang w:val="zh_TW" w:bidi="zh_TW"/>
+        </w:rPr>
+      </w:r>
+      <w:r>
+        <w:rPr>
+          <w:lang w:val="zh_TW" w:bidi="zh_TW"/>
+        </w:rPr>
+        <w:t>歷代志下15:1</w:t>
+      </w:r>
+    </w:p>
+    <w:p>
+      <w:pPr>
+        <w:pStyle w:val="ListBullet"/>
+        <w:spacing w:line="240" w:lineRule="auto"/>
+        <w:ind w:left="720"/>
+      </w:pPr>
+      <w:r>
+        <w:rPr>
+          <w:lang w:val="zh_TW" w:bidi="zh_TW"/>
+        </w:rPr>
+      </w:r>
+      <w:r>
+        <w:rPr>
+          <w:lang w:val="zh_TW" w:bidi="zh_TW"/>
+        </w:rPr>
+        <w:t>但以理書1:6–7</w:t>
+      </w:r>
+    </w:p>
+    <w:p>
+      <w:pPr>
+        <w:pStyle w:val="ListBullet"/>
+        <w:spacing w:line="240" w:lineRule="auto"/>
+        <w:ind w:left="720"/>
+      </w:pPr>
+      <w:r>
+        <w:rPr>
+          <w:lang w:val="zh_TW" w:bidi="zh_TW"/>
+        </w:rPr>
+      </w:r>
+      <w:r>
+        <w:rPr>
+          <w:lang w:val="zh_TW" w:bidi="zh_TW"/>
+        </w:rPr>
+        <w:t>耶利米書43:2</w:t>
+      </w:r>
     </w:p>
     <w:p>
       <w:pPr>
@@ -14664,90 +13602,66 @@
           <w:lang w:val="zh_TW" w:bidi="zh_TW"/>
         </w:rPr>
       </w:r>
-      <w:hyperlink r:id="rId181">
-        <w:r>
-          <w:rPr>
-            <w:lang w:val="zh_TW" w:bidi="zh_TW"/>
-          </w:rPr>
-          <w:rPr>
-            <w:color w:val="0000EE"/>
-            <w:u w:val="single"/>
-          </w:rPr>
-          <w:t>歷代志上6:39–43</w:t>
-        </w:r>
-      </w:hyperlink>
-    </w:p>
-    <w:p>
-      <w:pPr>
-        <w:pStyle w:val="ListBullet"/>
-        <w:spacing w:line="240" w:lineRule="auto"/>
-        <w:ind w:left="720"/>
-      </w:pPr>
-      <w:r>
-        <w:rPr>
-          <w:lang w:val="zh_TW" w:bidi="zh_TW"/>
-        </w:rPr>
-      </w:r>
-      <w:hyperlink r:id="rId182">
-        <w:r>
-          <w:rPr>
-            <w:lang w:val="zh_TW" w:bidi="zh_TW"/>
-          </w:rPr>
-          <w:rPr>
-            <w:color w:val="0000EE"/>
-            <w:u w:val="single"/>
-          </w:rPr>
-          <w:t>歷代志下35:15</w:t>
-        </w:r>
-      </w:hyperlink>
-    </w:p>
-    <w:p>
-      <w:pPr>
-        <w:pStyle w:val="ListBullet"/>
-        <w:spacing w:line="240" w:lineRule="auto"/>
-        <w:ind w:left="720"/>
-      </w:pPr>
-      <w:r>
-        <w:rPr>
-          <w:lang w:val="zh_TW" w:bidi="zh_TW"/>
-        </w:rPr>
-      </w:r>
-      <w:hyperlink r:id="rId183">
-        <w:r>
-          <w:rPr>
-            <w:lang w:val="zh_TW" w:bidi="zh_TW"/>
-          </w:rPr>
-          <w:rPr>
-            <w:color w:val="0000EE"/>
-            <w:u w:val="single"/>
-          </w:rPr>
-          <w:t>尼希米記2:8</w:t>
-        </w:r>
-      </w:hyperlink>
-    </w:p>
-    <w:p>
-      <w:pPr>
-        <w:pStyle w:val="ListBullet"/>
-        <w:spacing w:line="240" w:lineRule="auto"/>
-        <w:ind w:left="720"/>
-      </w:pPr>
-      <w:r>
-        <w:rPr>
-          <w:lang w:val="zh_TW" w:bidi="zh_TW"/>
-        </w:rPr>
-      </w:r>
-      <w:hyperlink r:id="rId184">
-        <w:r>
-          <w:rPr>
-            <w:lang w:val="zh_TW" w:bidi="zh_TW"/>
-          </w:rPr>
-          <w:rPr>
-            <w:color w:val="0000EE"/>
-            <w:u w:val="single"/>
-          </w:rPr>
-          <w:t>詩篇50:1–2</w:t>
-        </w:r>
-      </w:hyperlink>
+      <w:r>
+        <w:rPr>
+          <w:lang w:val="zh_TW" w:bidi="zh_TW"/>
+        </w:rPr>
+        <w:t>歷代志上6:39–43</w:t>
+      </w:r>
+    </w:p>
+    <w:p>
+      <w:pPr>
+        <w:pStyle w:val="ListBullet"/>
+        <w:spacing w:line="240" w:lineRule="auto"/>
+        <w:ind w:left="720"/>
+      </w:pPr>
+      <w:r>
+        <w:rPr>
+          <w:lang w:val="zh_TW" w:bidi="zh_TW"/>
+        </w:rPr>
+      </w:r>
+      <w:r>
+        <w:rPr>
+          <w:lang w:val="zh_TW" w:bidi="zh_TW"/>
+        </w:rPr>
+        <w:t>歷代志下35:15</w:t>
+      </w:r>
+    </w:p>
+    <w:p>
+      <w:pPr>
+        <w:pStyle w:val="ListBullet"/>
+        <w:spacing w:line="240" w:lineRule="auto"/>
+        <w:ind w:left="720"/>
+      </w:pPr>
+      <w:r>
+        <w:rPr>
+          <w:lang w:val="zh_TW" w:bidi="zh_TW"/>
+        </w:rPr>
+      </w:r>
+      <w:r>
+        <w:rPr>
+          <w:lang w:val="zh_TW" w:bidi="zh_TW"/>
+        </w:rPr>
+        <w:t>尼希米記2:8</w:t>
+      </w:r>
+    </w:p>
+    <w:p>
+      <w:pPr>
+        <w:pStyle w:val="ListBullet"/>
+        <w:spacing w:line="240" w:lineRule="auto"/>
+        <w:ind w:left="720"/>
+      </w:pPr>
+      <w:r>
+        <w:rPr>
+          <w:lang w:val="zh_TW" w:bidi="zh_TW"/>
+        </w:rPr>
+      </w:r>
+      <w:r>
+        <w:rPr>
+          <w:lang w:val="zh_TW" w:bidi="zh_TW"/>
+        </w:rPr>
+        <w:t>詩篇50:1–2</w:t>
+      </w:r>
     </w:p>
     <w:p>
       <w:pPr>
@@ -15023,114 +13937,84 @@
           <w:lang w:val="zh_TW" w:bidi="zh_TW"/>
         </w:rPr>
       </w:r>
-      <w:hyperlink r:id="rId185">
-        <w:r>
-          <w:rPr>
-            <w:lang w:val="zh_TW" w:bidi="zh_TW"/>
-          </w:rPr>
-          <w:rPr>
-            <w:color w:val="0000EE"/>
-            <w:u w:val="single"/>
-          </w:rPr>
-          <w:t>列王記下18:4</w:t>
-        </w:r>
-      </w:hyperlink>
-    </w:p>
-    <w:p>
-      <w:pPr>
-        <w:pStyle w:val="ListBullet"/>
-        <w:spacing w:line="240" w:lineRule="auto"/>
-        <w:ind w:left="720"/>
-      </w:pPr>
-      <w:r>
-        <w:rPr>
-          <w:lang w:val="zh_TW" w:bidi="zh_TW"/>
-        </w:rPr>
-      </w:r>
-      <w:hyperlink r:id="rId186">
-        <w:r>
-          <w:rPr>
-            <w:lang w:val="zh_TW" w:bidi="zh_TW"/>
-          </w:rPr>
-          <w:rPr>
-            <w:color w:val="0000EE"/>
-            <w:u w:val="single"/>
-          </w:rPr>
-          <w:t>列王記下21:3</w:t>
-        </w:r>
-      </w:hyperlink>
-    </w:p>
-    <w:p>
-      <w:pPr>
-        <w:pStyle w:val="ListBullet"/>
-        <w:spacing w:line="240" w:lineRule="auto"/>
-        <w:ind w:left="720"/>
-      </w:pPr>
-      <w:r>
-        <w:rPr>
-          <w:lang w:val="zh_TW" w:bidi="zh_TW"/>
-        </w:rPr>
-      </w:r>
-      <w:hyperlink r:id="rId187">
-        <w:r>
-          <w:rPr>
-            <w:lang w:val="zh_TW" w:bidi="zh_TW"/>
-          </w:rPr>
-          <w:rPr>
-            <w:color w:val="0000EE"/>
-            <w:u w:val="single"/>
-          </w:rPr>
-          <w:t>以賽亞書27:9</w:t>
-        </w:r>
-      </w:hyperlink>
-    </w:p>
-    <w:p>
-      <w:pPr>
-        <w:pStyle w:val="ListBullet"/>
-        <w:spacing w:line="240" w:lineRule="auto"/>
-        <w:ind w:left="720"/>
-      </w:pPr>
-      <w:r>
-        <w:rPr>
-          <w:lang w:val="zh_TW" w:bidi="zh_TW"/>
-        </w:rPr>
-      </w:r>
-      <w:hyperlink r:id="rId188">
-        <w:r>
-          <w:rPr>
-            <w:lang w:val="zh_TW" w:bidi="zh_TW"/>
-          </w:rPr>
-          <w:rPr>
-            <w:color w:val="0000EE"/>
-            <w:u w:val="single"/>
-          </w:rPr>
-          <w:t>士師記3:7–8</w:t>
-        </w:r>
-      </w:hyperlink>
-    </w:p>
-    <w:p>
-      <w:pPr>
-        <w:pStyle w:val="ListBullet"/>
-        <w:spacing w:line="240" w:lineRule="auto"/>
-        <w:ind w:left="720"/>
-      </w:pPr>
-      <w:r>
-        <w:rPr>
-          <w:lang w:val="zh_TW" w:bidi="zh_TW"/>
-        </w:rPr>
-      </w:r>
-      <w:hyperlink r:id="rId189">
-        <w:r>
-          <w:rPr>
-            <w:lang w:val="zh_TW" w:bidi="zh_TW"/>
-          </w:rPr>
-          <w:rPr>
-            <w:color w:val="0000EE"/>
-            <w:u w:val="single"/>
-          </w:rPr>
-          <w:t>彌迦書5:14</w:t>
-        </w:r>
-      </w:hyperlink>
+      <w:r>
+        <w:rPr>
+          <w:lang w:val="zh_TW" w:bidi="zh_TW"/>
+        </w:rPr>
+        <w:t>列王記下18:4</w:t>
+      </w:r>
+    </w:p>
+    <w:p>
+      <w:pPr>
+        <w:pStyle w:val="ListBullet"/>
+        <w:spacing w:line="240" w:lineRule="auto"/>
+        <w:ind w:left="720"/>
+      </w:pPr>
+      <w:r>
+        <w:rPr>
+          <w:lang w:val="zh_TW" w:bidi="zh_TW"/>
+        </w:rPr>
+      </w:r>
+      <w:r>
+        <w:rPr>
+          <w:lang w:val="zh_TW" w:bidi="zh_TW"/>
+        </w:rPr>
+        <w:t>列王記下21:3</w:t>
+      </w:r>
+    </w:p>
+    <w:p>
+      <w:pPr>
+        <w:pStyle w:val="ListBullet"/>
+        <w:spacing w:line="240" w:lineRule="auto"/>
+        <w:ind w:left="720"/>
+      </w:pPr>
+      <w:r>
+        <w:rPr>
+          <w:lang w:val="zh_TW" w:bidi="zh_TW"/>
+        </w:rPr>
+      </w:r>
+      <w:r>
+        <w:rPr>
+          <w:lang w:val="zh_TW" w:bidi="zh_TW"/>
+        </w:rPr>
+        <w:t>以賽亞書27:9</w:t>
+      </w:r>
+    </w:p>
+    <w:p>
+      <w:pPr>
+        <w:pStyle w:val="ListBullet"/>
+        <w:spacing w:line="240" w:lineRule="auto"/>
+        <w:ind w:left="720"/>
+      </w:pPr>
+      <w:r>
+        <w:rPr>
+          <w:lang w:val="zh_TW" w:bidi="zh_TW"/>
+        </w:rPr>
+      </w:r>
+      <w:r>
+        <w:rPr>
+          <w:lang w:val="zh_TW" w:bidi="zh_TW"/>
+        </w:rPr>
+        <w:t>士師記3:7–8</w:t>
+      </w:r>
+    </w:p>
+    <w:p>
+      <w:pPr>
+        <w:pStyle w:val="ListBullet"/>
+        <w:spacing w:line="240" w:lineRule="auto"/>
+        <w:ind w:left="720"/>
+      </w:pPr>
+      <w:r>
+        <w:rPr>
+          <w:lang w:val="zh_TW" w:bidi="zh_TW"/>
+        </w:rPr>
+      </w:r>
+      <w:r>
+        <w:rPr>
+          <w:lang w:val="zh_TW" w:bidi="zh_TW"/>
+        </w:rPr>
+        <w:t>彌迦書5:14</w:t>
+      </w:r>
     </w:p>
     <w:p>
       <w:pPr>
@@ -15360,114 +14244,84 @@
           <w:lang w:val="zh_TW" w:bidi="zh_TW"/>
         </w:rPr>
       </w:r>
-      <w:hyperlink r:id="rId190">
-        <w:r>
-          <w:rPr>
-            <w:lang w:val="zh_TW" w:bidi="zh_TW"/>
-          </w:rPr>
-          <w:rPr>
-            <w:color w:val="0000EE"/>
-            <w:u w:val="single"/>
-          </w:rPr>
-          <w:t>創世記30:13</w:t>
-        </w:r>
-      </w:hyperlink>
-    </w:p>
-    <w:p>
-      <w:pPr>
-        <w:pStyle w:val="ListBullet"/>
-        <w:spacing w:line="240" w:lineRule="auto"/>
-        <w:ind w:left="720"/>
-      </w:pPr>
-      <w:r>
-        <w:rPr>
-          <w:lang w:val="zh_TW" w:bidi="zh_TW"/>
-        </w:rPr>
-      </w:r>
-      <w:hyperlink r:id="rId191">
-        <w:r>
-          <w:rPr>
-            <w:lang w:val="zh_TW" w:bidi="zh_TW"/>
-          </w:rPr>
-          <w:rPr>
-            <w:color w:val="0000EE"/>
-            <w:u w:val="single"/>
-          </w:rPr>
-          <w:t>歷代志上2:1–2</w:t>
-        </w:r>
-      </w:hyperlink>
-    </w:p>
-    <w:p>
-      <w:pPr>
-        <w:pStyle w:val="ListBullet"/>
-        <w:spacing w:line="240" w:lineRule="auto"/>
-        <w:ind w:left="720"/>
-      </w:pPr>
-      <w:r>
-        <w:rPr>
-          <w:lang w:val="zh_TW" w:bidi="zh_TW"/>
-        </w:rPr>
-      </w:r>
-      <w:hyperlink r:id="rId192">
-        <w:r>
-          <w:rPr>
-            <w:lang w:val="zh_TW" w:bidi="zh_TW"/>
-          </w:rPr>
-          <w:rPr>
-            <w:color w:val="0000EE"/>
-            <w:u w:val="single"/>
-          </w:rPr>
-          <w:t>列王紀上4:16</w:t>
-        </w:r>
-      </w:hyperlink>
-    </w:p>
-    <w:p>
-      <w:pPr>
-        <w:pStyle w:val="ListBullet"/>
-        <w:spacing w:line="240" w:lineRule="auto"/>
-        <w:ind w:left="720"/>
-      </w:pPr>
-      <w:r>
-        <w:rPr>
-          <w:lang w:val="zh_TW" w:bidi="zh_TW"/>
-        </w:rPr>
-      </w:r>
-      <w:hyperlink r:id="rId193">
-        <w:r>
-          <w:rPr>
-            <w:lang w:val="zh_TW" w:bidi="zh_TW"/>
-          </w:rPr>
-          <w:rPr>
-            <w:color w:val="0000EE"/>
-            <w:u w:val="single"/>
-          </w:rPr>
-          <w:t>以西結書48:1–3</w:t>
-        </w:r>
-      </w:hyperlink>
-    </w:p>
-    <w:p>
-      <w:pPr>
-        <w:pStyle w:val="ListBullet"/>
-        <w:spacing w:line="240" w:lineRule="auto"/>
-        <w:ind w:left="720"/>
-      </w:pPr>
-      <w:r>
-        <w:rPr>
-          <w:lang w:val="zh_TW" w:bidi="zh_TW"/>
-        </w:rPr>
-      </w:r>
-      <w:hyperlink r:id="rId194">
-        <w:r>
-          <w:rPr>
-            <w:lang w:val="zh_TW" w:bidi="zh_TW"/>
-          </w:rPr>
-          <w:rPr>
-            <w:color w:val="0000EE"/>
-            <w:u w:val="single"/>
-          </w:rPr>
-          <w:t>路加福音2:36–38</w:t>
-        </w:r>
-      </w:hyperlink>
+      <w:r>
+        <w:rPr>
+          <w:lang w:val="zh_TW" w:bidi="zh_TW"/>
+        </w:rPr>
+        <w:t>創世記30:13</w:t>
+      </w:r>
+    </w:p>
+    <w:p>
+      <w:pPr>
+        <w:pStyle w:val="ListBullet"/>
+        <w:spacing w:line="240" w:lineRule="auto"/>
+        <w:ind w:left="720"/>
+      </w:pPr>
+      <w:r>
+        <w:rPr>
+          <w:lang w:val="zh_TW" w:bidi="zh_TW"/>
+        </w:rPr>
+      </w:r>
+      <w:r>
+        <w:rPr>
+          <w:lang w:val="zh_TW" w:bidi="zh_TW"/>
+        </w:rPr>
+        <w:t>歷代志上2:1–2</w:t>
+      </w:r>
+    </w:p>
+    <w:p>
+      <w:pPr>
+        <w:pStyle w:val="ListBullet"/>
+        <w:spacing w:line="240" w:lineRule="auto"/>
+        <w:ind w:left="720"/>
+      </w:pPr>
+      <w:r>
+        <w:rPr>
+          <w:lang w:val="zh_TW" w:bidi="zh_TW"/>
+        </w:rPr>
+      </w:r>
+      <w:r>
+        <w:rPr>
+          <w:lang w:val="zh_TW" w:bidi="zh_TW"/>
+        </w:rPr>
+        <w:t>列王紀上4:16</w:t>
+      </w:r>
+    </w:p>
+    <w:p>
+      <w:pPr>
+        <w:pStyle w:val="ListBullet"/>
+        <w:spacing w:line="240" w:lineRule="auto"/>
+        <w:ind w:left="720"/>
+      </w:pPr>
+      <w:r>
+        <w:rPr>
+          <w:lang w:val="zh_TW" w:bidi="zh_TW"/>
+        </w:rPr>
+      </w:r>
+      <w:r>
+        <w:rPr>
+          <w:lang w:val="zh_TW" w:bidi="zh_TW"/>
+        </w:rPr>
+        <w:t>以西結書48:1–3</w:t>
+      </w:r>
+    </w:p>
+    <w:p>
+      <w:pPr>
+        <w:pStyle w:val="ListBullet"/>
+        <w:spacing w:line="240" w:lineRule="auto"/>
+        <w:ind w:left="720"/>
+      </w:pPr>
+      <w:r>
+        <w:rPr>
+          <w:lang w:val="zh_TW" w:bidi="zh_TW"/>
+        </w:rPr>
+      </w:r>
+      <w:r>
+        <w:rPr>
+          <w:lang w:val="zh_TW" w:bidi="zh_TW"/>
+        </w:rPr>
+        <w:t>路加福音2:36–38</w:t>
+      </w:r>
     </w:p>
     <w:p>
       <w:pPr>
@@ -15745,138 +14599,102 @@
           <w:lang w:val="zh_TW" w:bidi="zh_TW"/>
         </w:rPr>
       </w:r>
-      <w:hyperlink r:id="rId195">
-        <w:r>
-          <w:rPr>
-            <w:lang w:val="zh_TW" w:bidi="zh_TW"/>
-          </w:rPr>
-          <w:rPr>
-            <w:color w:val="0000EE"/>
-            <w:u w:val="single"/>
-          </w:rPr>
-          <w:t>撒母耳記上6:17–18</w:t>
-        </w:r>
-      </w:hyperlink>
-    </w:p>
-    <w:p>
-      <w:pPr>
-        <w:pStyle w:val="ListBullet"/>
-        <w:spacing w:line="240" w:lineRule="auto"/>
-        <w:ind w:left="720"/>
-      </w:pPr>
-      <w:r>
-        <w:rPr>
-          <w:lang w:val="zh_TW" w:bidi="zh_TW"/>
-        </w:rPr>
-      </w:r>
-      <w:hyperlink r:id="rId196">
-        <w:r>
-          <w:rPr>
-            <w:lang w:val="zh_TW" w:bidi="zh_TW"/>
-          </w:rPr>
-          <w:rPr>
-            <w:color w:val="0000EE"/>
-            <w:u w:val="single"/>
-          </w:rPr>
-          <w:t>阿摩司書1:8</w:t>
-        </w:r>
-      </w:hyperlink>
-    </w:p>
-    <w:p>
-      <w:pPr>
-        <w:pStyle w:val="ListBullet"/>
-        <w:spacing w:line="240" w:lineRule="auto"/>
-        <w:ind w:left="720"/>
-      </w:pPr>
-      <w:r>
-        <w:rPr>
-          <w:lang w:val="zh_TW" w:bidi="zh_TW"/>
-        </w:rPr>
-      </w:r>
-      <w:hyperlink r:id="rId197">
-        <w:r>
-          <w:rPr>
-            <w:lang w:val="zh_TW" w:bidi="zh_TW"/>
-          </w:rPr>
-          <w:rPr>
-            <w:color w:val="0000EE"/>
-            <w:u w:val="single"/>
-          </w:rPr>
-          <w:t>耶利米書25:19–21</w:t>
-        </w:r>
-      </w:hyperlink>
-    </w:p>
-    <w:p>
-      <w:pPr>
-        <w:pStyle w:val="ListBullet"/>
-        <w:spacing w:line="240" w:lineRule="auto"/>
-        <w:ind w:left="720"/>
-      </w:pPr>
-      <w:r>
-        <w:rPr>
-          <w:lang w:val="zh_TW" w:bidi="zh_TW"/>
-        </w:rPr>
-      </w:r>
-      <w:hyperlink r:id="rId198">
-        <w:r>
-          <w:rPr>
-            <w:lang w:val="zh_TW" w:bidi="zh_TW"/>
-          </w:rPr>
-          <w:rPr>
-            <w:color w:val="0000EE"/>
-            <w:u w:val="single"/>
-          </w:rPr>
-          <w:t>約書亞記13:2–3</w:t>
-        </w:r>
-      </w:hyperlink>
-    </w:p>
-    <w:p>
-      <w:pPr>
-        <w:pStyle w:val="ListBullet"/>
-        <w:spacing w:line="240" w:lineRule="auto"/>
-        <w:ind w:left="720"/>
-      </w:pPr>
-      <w:r>
-        <w:rPr>
-          <w:lang w:val="zh_TW" w:bidi="zh_TW"/>
-        </w:rPr>
-      </w:r>
-      <w:hyperlink r:id="rId199">
-        <w:r>
-          <w:rPr>
-            <w:lang w:val="zh_TW" w:bidi="zh_TW"/>
-          </w:rPr>
-          <w:rPr>
-            <w:color w:val="0000EE"/>
-            <w:u w:val="single"/>
-          </w:rPr>
-          <w:t>士師記1:18–19</w:t>
-        </w:r>
-      </w:hyperlink>
-    </w:p>
-    <w:p>
-      <w:pPr>
-        <w:pStyle w:val="ListBullet"/>
-        <w:spacing w:line="240" w:lineRule="auto"/>
-        <w:ind w:left="720"/>
-      </w:pPr>
-      <w:r>
-        <w:rPr>
-          <w:lang w:val="zh_TW" w:bidi="zh_TW"/>
-        </w:rPr>
-      </w:r>
-      <w:hyperlink r:id="rId200">
-        <w:r>
-          <w:rPr>
-            <w:lang w:val="zh_TW" w:bidi="zh_TW"/>
-          </w:rPr>
-          <w:rPr>
-            <w:color w:val="0000EE"/>
-            <w:u w:val="single"/>
-          </w:rPr>
-          <w:t>撒迦利亞書9:5</w:t>
-        </w:r>
-      </w:hyperlink>
+      <w:r>
+        <w:rPr>
+          <w:lang w:val="zh_TW" w:bidi="zh_TW"/>
+        </w:rPr>
+        <w:t>撒母耳記上6:17–18</w:t>
+      </w:r>
+    </w:p>
+    <w:p>
+      <w:pPr>
+        <w:pStyle w:val="ListBullet"/>
+        <w:spacing w:line="240" w:lineRule="auto"/>
+        <w:ind w:left="720"/>
+      </w:pPr>
+      <w:r>
+        <w:rPr>
+          <w:lang w:val="zh_TW" w:bidi="zh_TW"/>
+        </w:rPr>
+      </w:r>
+      <w:r>
+        <w:rPr>
+          <w:lang w:val="zh_TW" w:bidi="zh_TW"/>
+        </w:rPr>
+        <w:t>阿摩司書1:8</w:t>
+      </w:r>
+    </w:p>
+    <w:p>
+      <w:pPr>
+        <w:pStyle w:val="ListBullet"/>
+        <w:spacing w:line="240" w:lineRule="auto"/>
+        <w:ind w:left="720"/>
+      </w:pPr>
+      <w:r>
+        <w:rPr>
+          <w:lang w:val="zh_TW" w:bidi="zh_TW"/>
+        </w:rPr>
+      </w:r>
+      <w:r>
+        <w:rPr>
+          <w:lang w:val="zh_TW" w:bidi="zh_TW"/>
+        </w:rPr>
+        <w:t>耶利米書25:19–21</w:t>
+      </w:r>
+    </w:p>
+    <w:p>
+      <w:pPr>
+        <w:pStyle w:val="ListBullet"/>
+        <w:spacing w:line="240" w:lineRule="auto"/>
+        <w:ind w:left="720"/>
+      </w:pPr>
+      <w:r>
+        <w:rPr>
+          <w:lang w:val="zh_TW" w:bidi="zh_TW"/>
+        </w:rPr>
+      </w:r>
+      <w:r>
+        <w:rPr>
+          <w:lang w:val="zh_TW" w:bidi="zh_TW"/>
+        </w:rPr>
+        <w:t>約書亞記13:2–3</w:t>
+      </w:r>
+    </w:p>
+    <w:p>
+      <w:pPr>
+        <w:pStyle w:val="ListBullet"/>
+        <w:spacing w:line="240" w:lineRule="auto"/>
+        <w:ind w:left="720"/>
+      </w:pPr>
+      <w:r>
+        <w:rPr>
+          <w:lang w:val="zh_TW" w:bidi="zh_TW"/>
+        </w:rPr>
+      </w:r>
+      <w:r>
+        <w:rPr>
+          <w:lang w:val="zh_TW" w:bidi="zh_TW"/>
+        </w:rPr>
+        <w:t>士師記1:18–19</w:t>
+      </w:r>
+    </w:p>
+    <w:p>
+      <w:pPr>
+        <w:pStyle w:val="ListBullet"/>
+        <w:spacing w:line="240" w:lineRule="auto"/>
+        <w:ind w:left="720"/>
+      </w:pPr>
+      <w:r>
+        <w:rPr>
+          <w:lang w:val="zh_TW" w:bidi="zh_TW"/>
+        </w:rPr>
+      </w:r>
+      <w:r>
+        <w:rPr>
+          <w:lang w:val="zh_TW" w:bidi="zh_TW"/>
+        </w:rPr>
+        <w:t>撒迦利亞書9:5</w:t>
+      </w:r>
     </w:p>
     <w:p>
       <w:pPr>
@@ -16142,114 +14960,84 @@
           <w:lang w:val="zh_TW" w:bidi="zh_TW"/>
         </w:rPr>
       </w:r>
-      <w:hyperlink r:id="rId201">
-        <w:r>
-          <w:rPr>
-            <w:lang w:val="zh_TW" w:bidi="zh_TW"/>
-          </w:rPr>
-          <w:rPr>
-            <w:color w:val="0000EE"/>
-            <w:u w:val="single"/>
-          </w:rPr>
-          <w:t>撒母耳記上5:1–3</w:t>
-        </w:r>
-      </w:hyperlink>
-    </w:p>
-    <w:p>
-      <w:pPr>
-        <w:pStyle w:val="ListBullet"/>
-        <w:spacing w:line="240" w:lineRule="auto"/>
-        <w:ind w:left="720"/>
-      </w:pPr>
-      <w:r>
-        <w:rPr>
-          <w:lang w:val="zh_TW" w:bidi="zh_TW"/>
-        </w:rPr>
-      </w:r>
-      <w:hyperlink r:id="rId202">
-        <w:r>
-          <w:rPr>
-            <w:lang w:val="zh_TW" w:bidi="zh_TW"/>
-          </w:rPr>
-          <w:rPr>
-            <w:color w:val="0000EE"/>
-            <w:u w:val="single"/>
-          </w:rPr>
-          <w:t>使徒行傳8:40</w:t>
-        </w:r>
-      </w:hyperlink>
-    </w:p>
-    <w:p>
-      <w:pPr>
-        <w:pStyle w:val="ListBullet"/>
-        <w:spacing w:line="240" w:lineRule="auto"/>
-        <w:ind w:left="720"/>
-      </w:pPr>
-      <w:r>
-        <w:rPr>
-          <w:lang w:val="zh_TW" w:bidi="zh_TW"/>
-        </w:rPr>
-      </w:r>
-      <w:hyperlink r:id="rId196">
-        <w:r>
-          <w:rPr>
-            <w:lang w:val="zh_TW" w:bidi="zh_TW"/>
-          </w:rPr>
-          <w:rPr>
-            <w:color w:val="0000EE"/>
-            <w:u w:val="single"/>
-          </w:rPr>
-          <w:t>阿摩司書1:8</w:t>
-        </w:r>
-      </w:hyperlink>
-    </w:p>
-    <w:p>
-      <w:pPr>
-        <w:pStyle w:val="ListBullet"/>
-        <w:spacing w:line="240" w:lineRule="auto"/>
-        <w:ind w:left="720"/>
-      </w:pPr>
-      <w:r>
-        <w:rPr>
-          <w:lang w:val="zh_TW" w:bidi="zh_TW"/>
-        </w:rPr>
-      </w:r>
-      <w:hyperlink r:id="rId203">
-        <w:r>
-          <w:rPr>
-            <w:lang w:val="zh_TW" w:bidi="zh_TW"/>
-          </w:rPr>
-          <w:rPr>
-            <w:color w:val="0000EE"/>
-            <w:u w:val="single"/>
-          </w:rPr>
-          <w:t>經書亞記15:45–47</w:t>
-        </w:r>
-      </w:hyperlink>
-    </w:p>
-    <w:p>
-      <w:pPr>
-        <w:pStyle w:val="ListBullet"/>
-        <w:spacing w:line="240" w:lineRule="auto"/>
-        <w:ind w:left="720"/>
-      </w:pPr>
-      <w:r>
-        <w:rPr>
-          <w:lang w:val="zh_TW" w:bidi="zh_TW"/>
-        </w:rPr>
-      </w:r>
-      <w:hyperlink r:id="rId204">
-        <w:r>
-          <w:rPr>
-            <w:lang w:val="zh_TW" w:bidi="zh_TW"/>
-          </w:rPr>
-          <w:rPr>
-            <w:color w:val="0000EE"/>
-            <w:u w:val="single"/>
-          </w:rPr>
-          <w:t>撒迦利亞書9:6</w:t>
-        </w:r>
-      </w:hyperlink>
+      <w:r>
+        <w:rPr>
+          <w:lang w:val="zh_TW" w:bidi="zh_TW"/>
+        </w:rPr>
+        <w:t>撒母耳記上5:1–3</w:t>
+      </w:r>
+    </w:p>
+    <w:p>
+      <w:pPr>
+        <w:pStyle w:val="ListBullet"/>
+        <w:spacing w:line="240" w:lineRule="auto"/>
+        <w:ind w:left="720"/>
+      </w:pPr>
+      <w:r>
+        <w:rPr>
+          <w:lang w:val="zh_TW" w:bidi="zh_TW"/>
+        </w:rPr>
+      </w:r>
+      <w:r>
+        <w:rPr>
+          <w:lang w:val="zh_TW" w:bidi="zh_TW"/>
+        </w:rPr>
+        <w:t>使徒行傳8:40</w:t>
+      </w:r>
+    </w:p>
+    <w:p>
+      <w:pPr>
+        <w:pStyle w:val="ListBullet"/>
+        <w:spacing w:line="240" w:lineRule="auto"/>
+        <w:ind w:left="720"/>
+      </w:pPr>
+      <w:r>
+        <w:rPr>
+          <w:lang w:val="zh_TW" w:bidi="zh_TW"/>
+        </w:rPr>
+      </w:r>
+      <w:r>
+        <w:rPr>
+          <w:lang w:val="zh_TW" w:bidi="zh_TW"/>
+        </w:rPr>
+        <w:t>阿摩司書1:8</w:t>
+      </w:r>
+    </w:p>
+    <w:p>
+      <w:pPr>
+        <w:pStyle w:val="ListBullet"/>
+        <w:spacing w:line="240" w:lineRule="auto"/>
+        <w:ind w:left="720"/>
+      </w:pPr>
+      <w:r>
+        <w:rPr>
+          <w:lang w:val="zh_TW" w:bidi="zh_TW"/>
+        </w:rPr>
+      </w:r>
+      <w:r>
+        <w:rPr>
+          <w:lang w:val="zh_TW" w:bidi="zh_TW"/>
+        </w:rPr>
+        <w:t>經書亞記15:45–47</w:t>
+      </w:r>
+    </w:p>
+    <w:p>
+      <w:pPr>
+        <w:pStyle w:val="ListBullet"/>
+        <w:spacing w:line="240" w:lineRule="auto"/>
+        <w:ind w:left="720"/>
+      </w:pPr>
+      <w:r>
+        <w:rPr>
+          <w:lang w:val="zh_TW" w:bidi="zh_TW"/>
+        </w:rPr>
+      </w:r>
+      <w:r>
+        <w:rPr>
+          <w:lang w:val="zh_TW" w:bidi="zh_TW"/>
+        </w:rPr>
+        <w:t>撒迦利亞書9:6</w:t>
+      </w:r>
     </w:p>
     <w:p>
       <w:pPr>
@@ -16459,114 +15247,84 @@
           <w:lang w:val="zh_TW" w:bidi="zh_TW"/>
         </w:rPr>
       </w:r>
-      <w:hyperlink r:id="rId205">
-        <w:r>
-          <w:rPr>
-            <w:lang w:val="zh_TW" w:bidi="zh_TW"/>
-          </w:rPr>
-          <w:rPr>
-            <w:color w:val="0000EE"/>
-            <w:u w:val="single"/>
-          </w:rPr>
-          <w:t>創世記10:11</w:t>
-        </w:r>
-      </w:hyperlink>
-    </w:p>
-    <w:p>
-      <w:pPr>
-        <w:pStyle w:val="ListBullet"/>
-        <w:spacing w:line="240" w:lineRule="auto"/>
-        <w:ind w:left="720"/>
-      </w:pPr>
-      <w:r>
-        <w:rPr>
-          <w:lang w:val="zh_TW" w:bidi="zh_TW"/>
-        </w:rPr>
-      </w:r>
-      <w:hyperlink r:id="rId206">
-        <w:r>
-          <w:rPr>
-            <w:lang w:val="zh_TW" w:bidi="zh_TW"/>
-          </w:rPr>
-          <w:rPr>
-            <w:color w:val="0000EE"/>
-            <w:u w:val="single"/>
-          </w:rPr>
-          <w:t>創世記25:17–18</w:t>
-        </w:r>
-      </w:hyperlink>
-    </w:p>
-    <w:p>
-      <w:pPr>
-        <w:pStyle w:val="ListBullet"/>
-        <w:spacing w:line="240" w:lineRule="auto"/>
-        <w:ind w:left="720"/>
-      </w:pPr>
-      <w:r>
-        <w:rPr>
-          <w:lang w:val="zh_TW" w:bidi="zh_TW"/>
-        </w:rPr>
-      </w:r>
-      <w:hyperlink r:id="rId207">
-        <w:r>
-          <w:rPr>
-            <w:lang w:val="zh_TW" w:bidi="zh_TW"/>
-          </w:rPr>
-          <w:rPr>
-            <w:color w:val="0000EE"/>
-            <w:u w:val="single"/>
-          </w:rPr>
-          <w:t>以賽亞書7:16–17</w:t>
-        </w:r>
-      </w:hyperlink>
-    </w:p>
-    <w:p>
-      <w:pPr>
-        <w:pStyle w:val="ListBullet"/>
-        <w:spacing w:line="240" w:lineRule="auto"/>
-        <w:ind w:left="720"/>
-      </w:pPr>
-      <w:r>
-        <w:rPr>
-          <w:lang w:val="zh_TW" w:bidi="zh_TW"/>
-        </w:rPr>
-      </w:r>
-      <w:hyperlink r:id="rId208">
-        <w:r>
-          <w:rPr>
-            <w:lang w:val="zh_TW" w:bidi="zh_TW"/>
-          </w:rPr>
-          <w:rPr>
-            <w:color w:val="0000EE"/>
-            <w:u w:val="single"/>
-          </w:rPr>
-          <w:t>耶利米書50:17</w:t>
-        </w:r>
-      </w:hyperlink>
-    </w:p>
-    <w:p>
-      <w:pPr>
-        <w:pStyle w:val="ListBullet"/>
-        <w:spacing w:line="240" w:lineRule="auto"/>
-        <w:ind w:left="720"/>
-      </w:pPr>
-      <w:r>
-        <w:rPr>
-          <w:lang w:val="zh_TW" w:bidi="zh_TW"/>
-        </w:rPr>
-      </w:r>
-      <w:hyperlink r:id="rId209">
-        <w:r>
-          <w:rPr>
-            <w:lang w:val="zh_TW" w:bidi="zh_TW"/>
-          </w:rPr>
-          <w:rPr>
-            <w:color w:val="0000EE"/>
-            <w:u w:val="single"/>
-          </w:rPr>
-          <w:t>彌迦書7:11–13</w:t>
-        </w:r>
-      </w:hyperlink>
+      <w:r>
+        <w:rPr>
+          <w:lang w:val="zh_TW" w:bidi="zh_TW"/>
+        </w:rPr>
+        <w:t>創世記10:11</w:t>
+      </w:r>
+    </w:p>
+    <w:p>
+      <w:pPr>
+        <w:pStyle w:val="ListBullet"/>
+        <w:spacing w:line="240" w:lineRule="auto"/>
+        <w:ind w:left="720"/>
+      </w:pPr>
+      <w:r>
+        <w:rPr>
+          <w:lang w:val="zh_TW" w:bidi="zh_TW"/>
+        </w:rPr>
+      </w:r>
+      <w:r>
+        <w:rPr>
+          <w:lang w:val="zh_TW" w:bidi="zh_TW"/>
+        </w:rPr>
+        <w:t>創世記25:17–18</w:t>
+      </w:r>
+    </w:p>
+    <w:p>
+      <w:pPr>
+        <w:pStyle w:val="ListBullet"/>
+        <w:spacing w:line="240" w:lineRule="auto"/>
+        <w:ind w:left="720"/>
+      </w:pPr>
+      <w:r>
+        <w:rPr>
+          <w:lang w:val="zh_TW" w:bidi="zh_TW"/>
+        </w:rPr>
+      </w:r>
+      <w:r>
+        <w:rPr>
+          <w:lang w:val="zh_TW" w:bidi="zh_TW"/>
+        </w:rPr>
+        <w:t>以賽亞書7:16–17</w:t>
+      </w:r>
+    </w:p>
+    <w:p>
+      <w:pPr>
+        <w:pStyle w:val="ListBullet"/>
+        <w:spacing w:line="240" w:lineRule="auto"/>
+        <w:ind w:left="720"/>
+      </w:pPr>
+      <w:r>
+        <w:rPr>
+          <w:lang w:val="zh_TW" w:bidi="zh_TW"/>
+        </w:rPr>
+      </w:r>
+      <w:r>
+        <w:rPr>
+          <w:lang w:val="zh_TW" w:bidi="zh_TW"/>
+        </w:rPr>
+        <w:t>耶利米書50:17</w:t>
+      </w:r>
+    </w:p>
+    <w:p>
+      <w:pPr>
+        <w:pStyle w:val="ListBullet"/>
+        <w:spacing w:line="240" w:lineRule="auto"/>
+        <w:ind w:left="720"/>
+      </w:pPr>
+      <w:r>
+        <w:rPr>
+          <w:lang w:val="zh_TW" w:bidi="zh_TW"/>
+        </w:rPr>
+      </w:r>
+      <w:r>
+        <w:rPr>
+          <w:lang w:val="zh_TW" w:bidi="zh_TW"/>
+        </w:rPr>
+        <w:t>彌迦書7:11–13</w:t>
+      </w:r>
     </w:p>
     <w:p>
       <w:pPr>
@@ -16970,66 +15728,48 @@
           <w:lang w:val="zh_TW" w:bidi="zh_TW"/>
         </w:rPr>
       </w:r>
-      <w:hyperlink r:id="rId115">
-        <w:r>
-          <w:rPr>
-            <w:lang w:val="zh_TW" w:bidi="zh_TW"/>
-          </w:rPr>
-          <w:rPr>
-            <w:color w:val="0000EE"/>
-            <w:u w:val="single"/>
-          </w:rPr>
-          <w:t>歷代志下22:2</w:t>
-        </w:r>
-      </w:hyperlink>
-    </w:p>
-    <w:p>
-      <w:pPr>
-        <w:pStyle w:val="ListBullet"/>
-        <w:spacing w:line="240" w:lineRule="auto"/>
-        <w:ind w:left="720"/>
-      </w:pPr>
-      <w:r>
-        <w:rPr>
-          <w:lang w:val="zh_TW" w:bidi="zh_TW"/>
-        </w:rPr>
-      </w:r>
-      <w:hyperlink r:id="rId210">
-        <w:r>
-          <w:rPr>
-            <w:lang w:val="zh_TW" w:bidi="zh_TW"/>
-          </w:rPr>
-          <w:rPr>
-            <w:color w:val="0000EE"/>
-            <w:u w:val="single"/>
-          </w:rPr>
-          <w:t>歷代志下24:6–7</w:t>
-        </w:r>
-      </w:hyperlink>
-    </w:p>
-    <w:p>
-      <w:pPr>
-        <w:pStyle w:val="ListBullet"/>
-        <w:spacing w:line="240" w:lineRule="auto"/>
-        <w:ind w:left="720"/>
-      </w:pPr>
-      <w:r>
-        <w:rPr>
-          <w:lang w:val="zh_TW" w:bidi="zh_TW"/>
-        </w:rPr>
-      </w:r>
-      <w:hyperlink r:id="rId211">
-        <w:r>
-          <w:rPr>
-            <w:lang w:val="zh_TW" w:bidi="zh_TW"/>
-          </w:rPr>
-          <w:rPr>
-            <w:color w:val="0000EE"/>
-            <w:u w:val="single"/>
-          </w:rPr>
-          <w:t>列王記下11:3</w:t>
-        </w:r>
-      </w:hyperlink>
+      <w:r>
+        <w:rPr>
+          <w:lang w:val="zh_TW" w:bidi="zh_TW"/>
+        </w:rPr>
+        <w:t>歷代志下22:2</w:t>
+      </w:r>
+    </w:p>
+    <w:p>
+      <w:pPr>
+        <w:pStyle w:val="ListBullet"/>
+        <w:spacing w:line="240" w:lineRule="auto"/>
+        <w:ind w:left="720"/>
+      </w:pPr>
+      <w:r>
+        <w:rPr>
+          <w:lang w:val="zh_TW" w:bidi="zh_TW"/>
+        </w:rPr>
+      </w:r>
+      <w:r>
+        <w:rPr>
+          <w:lang w:val="zh_TW" w:bidi="zh_TW"/>
+        </w:rPr>
+        <w:t>歷代志下24:6–7</w:t>
+      </w:r>
+    </w:p>
+    <w:p>
+      <w:pPr>
+        <w:pStyle w:val="ListBullet"/>
+        <w:spacing w:line="240" w:lineRule="auto"/>
+        <w:ind w:left="720"/>
+      </w:pPr>
+      <w:r>
+        <w:rPr>
+          <w:lang w:val="zh_TW" w:bidi="zh_TW"/>
+        </w:rPr>
+      </w:r>
+      <w:r>
+        <w:rPr>
+          <w:lang w:val="zh_TW" w:bidi="zh_TW"/>
+        </w:rPr>
+        <w:t>列王記下11:3</w:t>
+      </w:r>
     </w:p>
     <w:p>
       <w:pPr>
@@ -17277,90 +16017,66 @@
           <w:lang w:val="zh_TW" w:bidi="zh_TW"/>
         </w:rPr>
       </w:r>
-      <w:hyperlink r:id="rId212">
-        <w:r>
-          <w:rPr>
-            <w:lang w:val="zh_TW" w:bidi="zh_TW"/>
-          </w:rPr>
-          <w:rPr>
-            <w:color w:val="0000EE"/>
-            <w:u w:val="single"/>
-          </w:rPr>
-          <w:t>列王紀上15:27–28</w:t>
-        </w:r>
-      </w:hyperlink>
-    </w:p>
-    <w:p>
-      <w:pPr>
-        <w:pStyle w:val="ListBullet"/>
-        <w:spacing w:line="240" w:lineRule="auto"/>
-        <w:ind w:left="720"/>
-      </w:pPr>
-      <w:r>
-        <w:rPr>
-          <w:lang w:val="zh_TW" w:bidi="zh_TW"/>
-        </w:rPr>
-      </w:r>
-      <w:hyperlink r:id="rId213">
-        <w:r>
-          <w:rPr>
-            <w:lang w:val="zh_TW" w:bidi="zh_TW"/>
-          </w:rPr>
-          <w:rPr>
-            <w:color w:val="0000EE"/>
-            <w:u w:val="single"/>
-          </w:rPr>
-          <w:t>列王紀上21:21–22</w:t>
-        </w:r>
-      </w:hyperlink>
-    </w:p>
-    <w:p>
-      <w:pPr>
-        <w:pStyle w:val="ListBullet"/>
-        <w:spacing w:line="240" w:lineRule="auto"/>
-        <w:ind w:left="720"/>
-      </w:pPr>
-      <w:r>
-        <w:rPr>
-          <w:lang w:val="zh_TW" w:bidi="zh_TW"/>
-        </w:rPr>
-      </w:r>
-      <w:hyperlink r:id="rId214">
-        <w:r>
-          <w:rPr>
-            <w:lang w:val="zh_TW" w:bidi="zh_TW"/>
-          </w:rPr>
-          <w:rPr>
-            <w:color w:val="0000EE"/>
-            <w:u w:val="single"/>
-          </w:rPr>
-          <w:t>撒母耳記上14:19</w:t>
-        </w:r>
-      </w:hyperlink>
-    </w:p>
-    <w:p>
-      <w:pPr>
-        <w:pStyle w:val="ListBullet"/>
-        <w:spacing w:line="240" w:lineRule="auto"/>
-        <w:ind w:left="720"/>
-      </w:pPr>
-      <w:r>
-        <w:rPr>
-          <w:lang w:val="zh_TW" w:bidi="zh_TW"/>
-        </w:rPr>
-      </w:r>
-      <w:hyperlink r:id="rId215">
-        <w:r>
-          <w:rPr>
-            <w:lang w:val="zh_TW" w:bidi="zh_TW"/>
-          </w:rPr>
-          <w:rPr>
-            <w:color w:val="0000EE"/>
-            <w:u w:val="single"/>
-          </w:rPr>
-          <w:t>歷代志下10:15</w:t>
-        </w:r>
-      </w:hyperlink>
+      <w:r>
+        <w:rPr>
+          <w:lang w:val="zh_TW" w:bidi="zh_TW"/>
+        </w:rPr>
+        <w:t>列王紀上15:27–28</w:t>
+      </w:r>
+    </w:p>
+    <w:p>
+      <w:pPr>
+        <w:pStyle w:val="ListBullet"/>
+        <w:spacing w:line="240" w:lineRule="auto"/>
+        <w:ind w:left="720"/>
+      </w:pPr>
+      <w:r>
+        <w:rPr>
+          <w:lang w:val="zh_TW" w:bidi="zh_TW"/>
+        </w:rPr>
+      </w:r>
+      <w:r>
+        <w:rPr>
+          <w:lang w:val="zh_TW" w:bidi="zh_TW"/>
+        </w:rPr>
+        <w:t>列王紀上21:21–22</w:t>
+      </w:r>
+    </w:p>
+    <w:p>
+      <w:pPr>
+        <w:pStyle w:val="ListBullet"/>
+        <w:spacing w:line="240" w:lineRule="auto"/>
+        <w:ind w:left="720"/>
+      </w:pPr>
+      <w:r>
+        <w:rPr>
+          <w:lang w:val="zh_TW" w:bidi="zh_TW"/>
+        </w:rPr>
+      </w:r>
+      <w:r>
+        <w:rPr>
+          <w:lang w:val="zh_TW" w:bidi="zh_TW"/>
+        </w:rPr>
+        <w:t>撒母耳記上14:19</w:t>
+      </w:r>
+    </w:p>
+    <w:p>
+      <w:pPr>
+        <w:pStyle w:val="ListBullet"/>
+        <w:spacing w:line="240" w:lineRule="auto"/>
+        <w:ind w:left="720"/>
+      </w:pPr>
+      <w:r>
+        <w:rPr>
+          <w:lang w:val="zh_TW" w:bidi="zh_TW"/>
+        </w:rPr>
+      </w:r>
+      <w:r>
+        <w:rPr>
+          <w:lang w:val="zh_TW" w:bidi="zh_TW"/>
+        </w:rPr>
+        <w:t>歷代志下10:15</w:t>
+      </w:r>
     </w:p>
     <w:p>
       <w:pPr>
@@ -17590,186 +16306,138 @@
           <w:lang w:val="zh_TW" w:bidi="zh_TW"/>
         </w:rPr>
       </w:r>
-      <w:hyperlink r:id="rId118">
-        <w:r>
-          <w:rPr>
-            <w:lang w:val="zh_TW" w:bidi="zh_TW"/>
-          </w:rPr>
-          <w:rPr>
-            <w:color w:val="0000EE"/>
-            <w:u w:val="single"/>
-          </w:rPr>
-          <w:t>哥林多前書16:19–20</w:t>
-        </w:r>
-      </w:hyperlink>
-    </w:p>
-    <w:p>
-      <w:pPr>
-        <w:pStyle w:val="ListBullet"/>
-        <w:spacing w:line="240" w:lineRule="auto"/>
-        <w:ind w:left="720"/>
-      </w:pPr>
-      <w:r>
-        <w:rPr>
-          <w:lang w:val="zh_TW" w:bidi="zh_TW"/>
-        </w:rPr>
-      </w:r>
-      <w:hyperlink r:id="rId216">
-        <w:r>
-          <w:rPr>
-            <w:lang w:val="zh_TW" w:bidi="zh_TW"/>
-          </w:rPr>
-          <w:rPr>
-            <w:color w:val="0000EE"/>
-            <w:u w:val="single"/>
-          </w:rPr>
-          <w:t>彼得前書1:1–2</w:t>
-        </w:r>
-      </w:hyperlink>
-    </w:p>
-    <w:p>
-      <w:pPr>
-        <w:pStyle w:val="ListBullet"/>
-        <w:spacing w:line="240" w:lineRule="auto"/>
-        <w:ind w:left="720"/>
-      </w:pPr>
-      <w:r>
-        <w:rPr>
-          <w:lang w:val="zh_TW" w:bidi="zh_TW"/>
-        </w:rPr>
-      </w:r>
-      <w:hyperlink r:id="rId217">
-        <w:r>
-          <w:rPr>
-            <w:lang w:val="zh_TW" w:bidi="zh_TW"/>
-          </w:rPr>
-          <w:rPr>
-            <w:color w:val="0000EE"/>
-            <w:u w:val="single"/>
-          </w:rPr>
-          <w:t>提摩太後書1:15–18</w:t>
-        </w:r>
-      </w:hyperlink>
-    </w:p>
-    <w:p>
-      <w:pPr>
-        <w:pStyle w:val="ListBullet"/>
-        <w:spacing w:line="240" w:lineRule="auto"/>
-        <w:ind w:left="720"/>
-      </w:pPr>
-      <w:r>
-        <w:rPr>
-          <w:lang w:val="zh_TW" w:bidi="zh_TW"/>
-        </w:rPr>
-      </w:r>
-      <w:hyperlink r:id="rId218">
-        <w:r>
-          <w:rPr>
-            <w:lang w:val="zh_TW" w:bidi="zh_TW"/>
-          </w:rPr>
-          <w:rPr>
-            <w:color w:val="0000EE"/>
-            <w:u w:val="single"/>
-          </w:rPr>
-          <w:t>使徒行傳6:8–9</w:t>
-        </w:r>
-      </w:hyperlink>
-    </w:p>
-    <w:p>
-      <w:pPr>
-        <w:pStyle w:val="ListBullet"/>
-        <w:spacing w:line="240" w:lineRule="auto"/>
-        <w:ind w:left="720"/>
-      </w:pPr>
-      <w:r>
-        <w:rPr>
-          <w:lang w:val="zh_TW" w:bidi="zh_TW"/>
-        </w:rPr>
-      </w:r>
-      <w:hyperlink r:id="rId219">
-        <w:r>
-          <w:rPr>
-            <w:lang w:val="zh_TW" w:bidi="zh_TW"/>
-          </w:rPr>
-          <w:rPr>
-            <w:color w:val="0000EE"/>
-            <w:u w:val="single"/>
-          </w:rPr>
-          <w:t>使徒行傳16:7</w:t>
-        </w:r>
-      </w:hyperlink>
-    </w:p>
-    <w:p>
-      <w:pPr>
-        <w:pStyle w:val="ListBullet"/>
-        <w:spacing w:line="240" w:lineRule="auto"/>
-        <w:ind w:left="720"/>
-      </w:pPr>
-      <w:r>
-        <w:rPr>
-          <w:lang w:val="zh_TW" w:bidi="zh_TW"/>
-        </w:rPr>
-      </w:r>
-      <w:hyperlink r:id="rId220">
-        <w:r>
-          <w:rPr>
-            <w:lang w:val="zh_TW" w:bidi="zh_TW"/>
-          </w:rPr>
-          <w:rPr>
-            <w:color w:val="0000EE"/>
-            <w:u w:val="single"/>
-          </w:rPr>
-          <w:t>使徒行傳27:1–2</w:t>
-        </w:r>
-      </w:hyperlink>
-    </w:p>
-    <w:p>
-      <w:pPr>
-        <w:pStyle w:val="ListBullet"/>
-        <w:spacing w:line="240" w:lineRule="auto"/>
-        <w:ind w:left="720"/>
-      </w:pPr>
-      <w:r>
-        <w:rPr>
-          <w:lang w:val="zh_TW" w:bidi="zh_TW"/>
-        </w:rPr>
-      </w:r>
-      <w:hyperlink r:id="rId221">
-        <w:r>
-          <w:rPr>
-            <w:lang w:val="zh_TW" w:bidi="zh_TW"/>
-          </w:rPr>
-          <w:rPr>
-            <w:color w:val="0000EE"/>
-            <w:u w:val="single"/>
-          </w:rPr>
-          <w:t>啟示錄1:4–6</w:t>
-        </w:r>
-      </w:hyperlink>
-    </w:p>
-    <w:p>
-      <w:pPr>
-        <w:pStyle w:val="ListBullet"/>
-        <w:spacing w:line="240" w:lineRule="auto"/>
-        <w:ind w:left="720"/>
-      </w:pPr>
-      <w:r>
-        <w:rPr>
-          <w:lang w:val="zh_TW" w:bidi="zh_TW"/>
-        </w:rPr>
-      </w:r>
-      <w:hyperlink r:id="rId222">
-        <w:r>
-          <w:rPr>
-            <w:lang w:val="zh_TW" w:bidi="zh_TW"/>
-          </w:rPr>
-          <w:rPr>
-            <w:color w:val="0000EE"/>
-            <w:u w:val="single"/>
-          </w:rPr>
-          <w:t>羅馬書16:5</w:t>
-        </w:r>
-      </w:hyperlink>
+      <w:r>
+        <w:rPr>
+          <w:lang w:val="zh_TW" w:bidi="zh_TW"/>
+        </w:rPr>
+        <w:t>哥林多前書16:19–20</w:t>
+      </w:r>
+    </w:p>
+    <w:p>
+      <w:pPr>
+        <w:pStyle w:val="ListBullet"/>
+        <w:spacing w:line="240" w:lineRule="auto"/>
+        <w:ind w:left="720"/>
+      </w:pPr>
+      <w:r>
+        <w:rPr>
+          <w:lang w:val="zh_TW" w:bidi="zh_TW"/>
+        </w:rPr>
+      </w:r>
+      <w:r>
+        <w:rPr>
+          <w:lang w:val="zh_TW" w:bidi="zh_TW"/>
+        </w:rPr>
+        <w:t>彼得前書1:1–2</w:t>
+      </w:r>
+    </w:p>
+    <w:p>
+      <w:pPr>
+        <w:pStyle w:val="ListBullet"/>
+        <w:spacing w:line="240" w:lineRule="auto"/>
+        <w:ind w:left="720"/>
+      </w:pPr>
+      <w:r>
+        <w:rPr>
+          <w:lang w:val="zh_TW" w:bidi="zh_TW"/>
+        </w:rPr>
+      </w:r>
+      <w:r>
+        <w:rPr>
+          <w:lang w:val="zh_TW" w:bidi="zh_TW"/>
+        </w:rPr>
+        <w:t>提摩太後書1:15–18</w:t>
+      </w:r>
+    </w:p>
+    <w:p>
+      <w:pPr>
+        <w:pStyle w:val="ListBullet"/>
+        <w:spacing w:line="240" w:lineRule="auto"/>
+        <w:ind w:left="720"/>
+      </w:pPr>
+      <w:r>
+        <w:rPr>
+          <w:lang w:val="zh_TW" w:bidi="zh_TW"/>
+        </w:rPr>
+      </w:r>
+      <w:r>
+        <w:rPr>
+          <w:lang w:val="zh_TW" w:bidi="zh_TW"/>
+        </w:rPr>
+        <w:t>使徒行傳6:8–9</w:t>
+      </w:r>
+    </w:p>
+    <w:p>
+      <w:pPr>
+        <w:pStyle w:val="ListBullet"/>
+        <w:spacing w:line="240" w:lineRule="auto"/>
+        <w:ind w:left="720"/>
+      </w:pPr>
+      <w:r>
+        <w:rPr>
+          <w:lang w:val="zh_TW" w:bidi="zh_TW"/>
+        </w:rPr>
+      </w:r>
+      <w:r>
+        <w:rPr>
+          <w:lang w:val="zh_TW" w:bidi="zh_TW"/>
+        </w:rPr>
+        <w:t>使徒行傳16:7</w:t>
+      </w:r>
+    </w:p>
+    <w:p>
+      <w:pPr>
+        <w:pStyle w:val="ListBullet"/>
+        <w:spacing w:line="240" w:lineRule="auto"/>
+        <w:ind w:left="720"/>
+      </w:pPr>
+      <w:r>
+        <w:rPr>
+          <w:lang w:val="zh_TW" w:bidi="zh_TW"/>
+        </w:rPr>
+      </w:r>
+      <w:r>
+        <w:rPr>
+          <w:lang w:val="zh_TW" w:bidi="zh_TW"/>
+        </w:rPr>
+        <w:t>使徒行傳27:1–2</w:t>
+      </w:r>
+    </w:p>
+    <w:p>
+      <w:pPr>
+        <w:pStyle w:val="ListBullet"/>
+        <w:spacing w:line="240" w:lineRule="auto"/>
+        <w:ind w:left="720"/>
+      </w:pPr>
+      <w:r>
+        <w:rPr>
+          <w:lang w:val="zh_TW" w:bidi="zh_TW"/>
+        </w:rPr>
+      </w:r>
+      <w:r>
+        <w:rPr>
+          <w:lang w:val="zh_TW" w:bidi="zh_TW"/>
+        </w:rPr>
+        <w:t>啟示錄1:4–6</w:t>
+      </w:r>
+    </w:p>
+    <w:p>
+      <w:pPr>
+        <w:pStyle w:val="ListBullet"/>
+        <w:spacing w:line="240" w:lineRule="auto"/>
+        <w:ind w:left="720"/>
+      </w:pPr>
+      <w:r>
+        <w:rPr>
+          <w:lang w:val="zh_TW" w:bidi="zh_TW"/>
+        </w:rPr>
+      </w:r>
+      <w:r>
+        <w:rPr>
+          <w:lang w:val="zh_TW" w:bidi="zh_TW"/>
+        </w:rPr>
+        <w:t>羅馬書16:5</w:t>
+      </w:r>
     </w:p>
     <w:p>
       <w:pPr>
